--- a/40_DOCS/Supervisor_Drafts/Draft Picks, Prospects, and the Remaining Trade Model.docx
+++ b/40_DOCS/Supervisor_Drafts/Draft Picks, Prospects, and the Remaining Trade Model.docx
@@ -5,773 +5,1158 @@
     <w:p>
       <w:pPr>
         <w:pStyle w:val="Title"/>
+      </w:pPr>
+      <w:r>
+        <w:t>Draft Picks, Prospects, and the Remaining Trade Model</w:t>
+      </w:r>
+    </w:p>
+    <w:p>
+      <w:pPr/>
+      <w:r>
+        <w:t>This document accompanies the first version of the player model (xNPV 0) and prices draft picks with the same price of a win. It explains how the project values draft picks, what remains to be built for non-roster prospects, and what the trade comparison still needs.</w:t>
+      </w:r>
+    </w:p>
+    <w:p>
+      <w:pPr>
+        <w:pStyle w:val="Heading1"/>
+      </w:pPr>
+      <w:r>
+        <w:t>1. The Problem: Three Assets on One Scale</w:t>
+      </w:r>
+    </w:p>
+    <w:p>
+      <w:pPr/>
+      <w:r>
+        <w:t>An NHL trade can exchange a rostered player for a draft pick and a prospect. To ask whether one side got the better of the deal, all three must be valued in one currency. The project's currency is expected surplus in dollars, which is the market value of a player's NHL production minus the cost of obtaining it. The player model already values contracts this way.</w:t>
+      </w:r>
+    </w:p>
+    <w:p>
+      <w:pPr/>
+      <w:r>
+        <w:t>The other two assets are at different stages.</w:t>
+      </w:r>
+    </w:p>
+    <w:p>
+      <w:pPr>
+        <w:pStyle w:val="ListParagraph"/>
+        <w:numPr>
+          <w:ilvl w:val="0"/>
+          <w:numId w:val="1"/>
+        </w:numPr>
+      </w:pPr>
+      <w:r>
+        <w:t>Draft picks. The project has linked each pick to the NHL career that followed and measured the historical return by draft position (Sections 2 to 4). Turning those returns into values on past trade dates is partly built (Section 5).</w:t>
+      </w:r>
+    </w:p>
+    <w:p>
+      <w:pPr>
+        <w:pStyle w:val="ListParagraph"/>
+        <w:numPr>
+          <w:ilvl w:val="0"/>
+          <w:numId w:val="1"/>
+        </w:numPr>
+      </w:pPr>
+      <w:r>
+        <w:t>Non-roster prospects. The inputs are gathered, and the model is not built (Section 6).</w:t>
+      </w:r>
+    </w:p>
+    <w:p>
+      <w:pPr>
+        <w:pStyle w:val="ListParagraph"/>
+        <w:numPr>
+          <w:ilvl w:val="0"/>
+          <w:numId w:val="1"/>
+        </w:numPr>
+      </w:pPr>
+      <w:r>
+        <w:t>The trade comparison. It needs the two valuations above plus three pieces of trade accounting (Section 7).</w:t>
+      </w:r>
+    </w:p>
+    <w:p>
+      <w:pPr>
+        <w:pStyle w:val="Heading1"/>
+      </w:pPr>
+      <w:r>
+        <w:t>2. Measuring the Return from a Draft Pick</w:t>
+      </w:r>
+    </w:p>
+    <w:p>
+      <w:pPr>
+        <w:pStyle w:val="Heading2"/>
+      </w:pPr>
+      <w:r>
+        <w:t>The idea</w:t>
+      </w:r>
+    </w:p>
+    <w:p>
+      <w:pPr/>
+      <w:r>
+        <w:t>The draft curve asks how much surplus a pick at each draft position has produced in the past. It follows each pick from the 2007-2017 drafts through the nine seasons after the draft, prices each NHL season the player produced, and averages the totals by draft position. The average is the expected return from making a pick in that range.</w:t>
+      </w:r>
+    </w:p>
+    <w:p>
+      <w:pPr>
+        <w:pStyle w:val="Heading2"/>
+      </w:pPr>
+      <w:r>
+        <w:t>The window</w:t>
+      </w:r>
+    </w:p>
+    <w:p>
+      <w:pPr/>
+      <w:r>
+        <w:t>Each pick is followed for nine seasons, starting with the season after the draft. For the 2017 class, that is 2017-18 through 2025-26. Nine seasons give college and European players time to arrive, and the same window for each class keeps the follow-up equal. The classes stop at 2017 because a later class has not yet had nine seasons, and they start at 2007 because the WAR data begin in 2007-08. Production after year nine is excluded, so the curve does not measure full career value.</w:t>
+      </w:r>
+    </w:p>
+    <w:p>
+      <w:pPr>
+        <w:pStyle w:val="Heading2"/>
+      </w:pPr>
+      <w:r>
+        <w:t>Each pick counts</w:t>
+      </w:r>
+    </w:p>
+    <w:p>
+      <w:pPr/>
+      <w:r>
+        <w:t>Picks who never played in the NHL stay in the average. Counting only players who reached the league would overstate the return from making a pick. This makes accurate career matching essential, because a player whose record fails to match gets zero production, the same as a player who never arrives.</w:t>
+      </w:r>
+    </w:p>
+    <w:p>
+      <w:pPr/>
+      <w:r>
+        <w:t>The matching first uses NHL player identifiers and checks that the names agree. Some identifiers in the WAR data point to the wrong person (one career carries a brother's identifier), so an identifier match counts only when the name agrees as well. Where identifiers are missing, the matching uses exact names with three safeguards. It rejects a career that began before the draft, it does not resolve a name drafted twice by name alone, and it uses a hand-checked list of name variants instead of fuzzy matching. Fuzzy matching was tried and matched brothers and near-namesakes. Names that the WAR data merge across two different players are excluded until they can be separated.</w:t>
+      </w:r>
+    </w:p>
+    <w:p>
+      <w:pPr>
+        <w:pStyle w:val="Heading2"/>
+      </w:pPr>
+      <w:r>
+        <w:t>From NHL seasons to dollars</w:t>
+      </w:r>
+    </w:p>
+    <w:p>
+      <w:pPr/>
+      <w:r>
+        <w:t>The model prices each NHL season in the window with the player model's price line. A skater season is worth 1.325% of the cap plus 2.123% per win for a forward or 2.410% for a defenceman, and goaltenders use the goaltender line. Production in the shortened 2012-13, 2019-20, and 2020-21 seasons is scaled to 82 games. A skater season is raised to the league minimum if the line prices it lower. The model then subtracts an estimated cost (Section 3).</w:t>
+      </w:r>
+    </w:p>
+    <w:p>
+      <w:pPr/>
+      <w:r>
+        <w:t>The model divides each season's surplus by that season's salary cap and adds the cap shares across the nine seasons. Adding cap shares is the model's discounting, not an omission of it. The model grows the cap at 3% a year and discounts at 3% a year, so 1% of the cap in any future season is worth 1% of today's cap. The totals are averaged within draft-position bands and multiplied by the 2025-26 cap of $95.5 million. For example, a total surplus of 0.10 of the cap becomes $9.55 million. The result is a total return over the nine seasons, not an annual salary.</w:t>
+      </w:r>
+    </w:p>
+    <w:p>
+      <w:pPr/>
+      <w:r>
+        <w:t>The curve uses realized careers and historical caps. It describes what picks returned after the outcomes were known. It does not reconstruct what a club knew when it made or traded the pick. A single fixed curve, estimated on all eleven classes, is a deliberate exception to the rule that a valuation uses only information available at the time. Draft returns follow a stable institutional pattern, and clubs value picks with fixed pick-value tables in the same way.</w:t>
+      </w:r>
+    </w:p>
+    <w:p>
+      <w:pPr>
+        <w:pStyle w:val="Heading1"/>
+      </w:pPr>
+      <w:r>
+        <w:t>3. Estimating What a Drafted Player Cost</w:t>
+      </w:r>
+    </w:p>
+    <w:p>
+      <w:pPr>
+        <w:pStyle w:val="Heading2"/>
+      </w:pPr>
+      <w:r>
+        <w:t>Rule A, the main rule</w:t>
+      </w:r>
+    </w:p>
+    <w:p>
+      <w:pPr/>
+      <w:r>
+        <w:t>Contract records do not cover each drafted player, so the curve observes production but has to approximate its cost. The main rule, Rule A, counts surplus only during the player's estimated entry-level years. After those years it sets the cost equal to the market price of that season's production, so value and cost cancel and surplus is zero. This rests on the finding that one price line fits restricted and unrestricted free agents alike (see the pricing document). A player paid the going rate produces no expected surplus. The curve under Rule A is, therefore, a curve of entry-level surplus.</w:t>
+      </w:r>
+    </w:p>
+    <w:p>
+      <w:pPr/>
+      <w:r>
+        <w:t>The cost of that choice is clear. Rule A leaves out any surplus a successful pick produces on later contracts. If that surplus is positive, Rule A understates the pick's return. It can also change the curve's shape, because early and late picks need not produce the same later surplus.</w:t>
+      </w:r>
+    </w:p>
+    <w:p>
+      <w:pPr>
+        <w:pStyle w:val="Heading2"/>
+      </w:pPr>
+      <w:r>
+        <w:t>The entry-level years</w:t>
+      </w:r>
+    </w:p>
+    <w:p>
+      <w:pPr/>
+      <w:r>
+        <w:t>The model charges the entry-level maximum for the player's draft class rather than his actual salary: $875,000 for 2007-08, $900,000 for 2009-10, and $925,000 for 2011 through 2021. It sets the length of the entry-level contract from the player's age on September 15 of his first season with at least ten NHL games. The length is three years if he is 21 or younger, two years at 22 or 23, and one year at 24 or older. These are the collective agreement's signing-age bands. Missing age information defaults to three years. The age rule matters. A flat three-year rule priced late arrivers' large second contracts at the entry-level salary, and Kirill Kaprizov ranked above Connor McDavid until the rule was added.</w:t>
+      </w:r>
+    </w:p>
+    <w:p>
+      <w:pPr/>
+      <w:r>
+        <w:t>Arrival age stands in for signing age, and the ten-game threshold stands in for when a contract year is used. These rules cannot reproduce each signing date or contract slide, and they still need comparison with actual contracts, especially for late arrivers.</w:t>
+      </w:r>
+    </w:p>
+    <w:p>
+      <w:pPr/>
+      <w:r>
+        <w:t>Before the entry-level years run out, a season with fewer than ten NHL games does not use up a year. Its cost is prorated by games played divided by 82, and so is the league-minimum floor. The price line's intercept is not prorated, so a brief appearance can carry substantial value against a small cost. A season with no NHL games contributes neither value nor cost. After the entry-level years, Rule A assigns zero surplus whatever the games played.</w:t>
+      </w:r>
+    </w:p>
+    <w:p>
+      <w:pPr/>
+      <w:r>
+        <w:t>Two cost assumptions push in opposite directions. Charging the entry-level maximum lowers surplus for players who signed below it. Leaving out bonuses raises surplus where bonuses were paid. The curve, therefore, cannot be called uniformly conservative.</w:t>
+      </w:r>
+    </w:p>
+    <w:p>
+      <w:pPr>
+        <w:pStyle w:val="Heading2"/>
+      </w:pPr>
+      <w:r>
+        <w:t>Rule B, an alternative cost rule</w:t>
+      </w:r>
+    </w:p>
+    <w:p>
+      <w:pPr/>
+      <w:r>
+        <w:t>Rule B asks what happens if later costs follow past production instead of current production. For a skater with a usable trailing record, it prices his salary from his trailing production (60% of the previous season and 40% of the one before). It then subtracts that salary from the price of what he produced. Goaltenders, and skaters without a usable trailing record, keep zero surplus after their entry-level years.</w:t>
+      </w:r>
+    </w:p>
+    <w:p>
+      <w:pPr/>
+      <w:r>
+        <w:t>The source of Rule B surplus is easy to see. For a forward away from the floor, one trailing win followed by two realized wins produces surplus equal to the price of the extra win. If trailing and realized production are both two wins, the prices cancel.</w:t>
+      </w:r>
+    </w:p>
+    <w:p>
+      <w:pPr/>
+      <w:r>
+        <w:t>The code does not make that comparison consistently for defencemen. It prices realized production with the defence rate but prices the trailing salary with the forward rate. A defenceman can show surplus when his production has not changed. Rule B must be fixed and rerun before its difference from Rule A can be read as the effect of the alternative cost assumption. Rule A is unaffected.</w:t>
+      </w:r>
+    </w:p>
+    <w:p>
+      <w:pPr>
+        <w:pStyle w:val="Heading1"/>
+      </w:pPr>
+      <w:r>
+        <w:t>4. Reading the Curve</w:t>
+      </w:r>
+    </w:p>
+    <w:p>
+      <w:pPr>
+        <w:pStyle w:val="Heading2"/>
+      </w:pPr>
+      <w:r>
+        <w:t>Averages and typical outcomes</w:t>
+      </w:r>
+    </w:p>
+    <w:p>
+      <w:pPr/>
+      <w:r>
+        <w:t>The mean answers what a selection returns on average across all outcomes. It can be positive even when most picks produce nothing in the NHL, because a few successful careers raise it. For picks 151 to 224, only 26.5% have any NHL appearance within the window, and the median surplus is zero. A club that makes many selections can still care about the average, even though a single late pick most often contributes nothing.</w:t>
+      </w:r>
+    </w:p>
+    <w:p>
+      <w:pPr>
+        <w:keepNext/>
+      </w:pPr>
+      <w:r>
         <w:rPr>
-          <w:rFonts w:asciiTheme="minorHAnsi" w:hAnsiTheme="minorHAnsi" w:cstheme="minorHAnsi"/>
+          <w:b/>
         </w:rPr>
-      </w:pPr>
-      <w:r>
-        <w:rPr>
-          <w:rFonts w:asciiTheme="minorHAnsi" w:hAnsiTheme="minorHAnsi" w:cstheme="minorHAnsi"/>
-        </w:rPr>
-        <w:t>Draft Picks, Prospects, and the Remaining Trade Model</w:t>
-      </w:r>
-    </w:p>
-    <w:p>
-      <w:pPr>
-        <w:rPr>
-          <w:rFonts w:asciiTheme="minorHAnsi" w:hAnsiTheme="minorHAnsi" w:cstheme="minorHAnsi"/>
-        </w:rPr>
-      </w:pPr>
-      <w:r>
-        <w:rPr>
-          <w:rFonts w:asciiTheme="minorHAnsi" w:hAnsiTheme="minorHAnsi" w:cstheme="minorHAnsi"/>
-        </w:rPr>
-        <w:t>The project values players, draft picks, and non-roster prospects in expected surplus dollars: the value of NHL production less the cost of obtaining it. The player model already produces contract values. For draft picks, the project has linked selections to NHL careers and calculated their historical returns. Turning those returns into values at past trade dates is unfinished. The prospect model and the combined trade back-test are also still to be built.</w:t>
+        <w:t>Table 1.</w:t>
+      </w:r>
+      <w:r>
+        <w:t xml:space="preserve"> Mean surplus per pick under Rule A, at the 2025-26 cap (2007-2017 drafts, nine seasons each)</w:t>
+      </w:r>
+    </w:p>
+    <w:tbl>
+      <w:tblPr>
+        <w:tblW w:type="auto" w:w="0"/>
+        <w:jc w:val="center"/>
+        <w:tblBorders>
+          <w:top w:val="single" w:sz="4" w:space="0" w:color="808080"/>
+          <w:left w:val="single" w:sz="4" w:space="0" w:color="808080"/>
+          <w:bottom w:val="single" w:sz="4" w:space="0" w:color="808080"/>
+          <w:right w:val="single" w:sz="4" w:space="0" w:color="808080"/>
+          <w:insideH w:val="single" w:sz="4" w:space="0" w:color="808080"/>
+          <w:insideV w:val="single" w:sz="4" w:space="0" w:color="808080"/>
+        </w:tblBorders>
+        <w:tblLayout w:type="fixed"/>
+        <w:tblLook w:firstColumn="1" w:firstRow="1" w:lastColumn="0" w:lastRow="0" w:noHBand="0" w:noVBand="1" w:val="04A0"/>
+      </w:tblPr>
+      <w:tblGrid>
+        <w:gridCol w:w="3120"/>
+        <w:gridCol w:w="3120"/>
+        <w:gridCol w:w="3120"/>
+      </w:tblGrid>
+      <w:tr>
+        <w:trPr>
+          <w:tblHeader w:val="true"/>
+        </w:trPr>
+        <w:tc>
+          <w:tcPr>
+            <w:tcW w:type="dxa" w:w="3047"/>
+            <w:shd w:val="clear" w:color="auto" w:fill="D9E2F3"/>
+          </w:tcPr>
+          <w:p>
+            <w:pPr>
+              <w:spacing w:after="0" w:before="0"/>
+            </w:pPr>
+            <w:r>
+              <w:rPr>
+                <w:b/>
+                <w:sz w:val="19"/>
+              </w:rPr>
+              <w:t>Draft position</w:t>
+            </w:r>
+          </w:p>
+        </w:tc>
+        <w:tc>
+          <w:tcPr>
+            <w:tcW w:type="dxa" w:w="2612"/>
+            <w:shd w:val="clear" w:color="auto" w:fill="D9E2F3"/>
+          </w:tcPr>
+          <w:p>
+            <w:pPr>
+              <w:spacing w:after="0" w:before="0"/>
+              <w:jc w:val="center"/>
+            </w:pPr>
+            <w:r>
+              <w:rPr>
+                <w:b/>
+                <w:sz w:val="19"/>
+              </w:rPr>
+              <w:t>Mean surplus</w:t>
+            </w:r>
+          </w:p>
+        </w:tc>
+        <w:tc>
+          <w:tcPr>
+            <w:tcW w:type="dxa" w:w="3700"/>
+            <w:shd w:val="clear" w:color="auto" w:fill="D9E2F3"/>
+          </w:tcPr>
+          <w:p>
+            <w:pPr>
+              <w:spacing w:after="0" w:before="0"/>
+              <w:jc w:val="center"/>
+            </w:pPr>
+            <w:r>
+              <w:rPr>
+                <w:b/>
+                <w:sz w:val="19"/>
+              </w:rPr>
+              <w:t>95% interval</w:t>
+            </w:r>
+          </w:p>
+        </w:tc>
+      </w:tr>
+      <w:tr>
+        <w:tc>
+          <w:tcPr>
+            <w:tcW w:type="dxa" w:w="3047"/>
+          </w:tcPr>
+          <w:p>
+            <w:pPr>
+              <w:spacing w:after="0" w:before="0"/>
+            </w:pPr>
+            <w:r>
+              <w:rPr>
+                <w:sz w:val="19"/>
+              </w:rPr>
+              <w:t>1</w:t>
+            </w:r>
+          </w:p>
+        </w:tc>
+        <w:tc>
+          <w:tcPr>
+            <w:tcW w:type="dxa" w:w="2612"/>
+          </w:tcPr>
+          <w:p>
+            <w:pPr>
+              <w:spacing w:after="0" w:before="0"/>
+              <w:jc w:val="center"/>
+            </w:pPr>
+            <w:r>
+              <w:rPr>
+                <w:sz w:val="19"/>
+              </w:rPr>
+              <w:t>$13.65M</w:t>
+            </w:r>
+          </w:p>
+        </w:tc>
+        <w:tc>
+          <w:tcPr>
+            <w:tcW w:type="dxa" w:w="3700"/>
+          </w:tcPr>
+          <w:p>
+            <w:pPr>
+              <w:spacing w:after="0" w:before="0"/>
+              <w:jc w:val="center"/>
+            </w:pPr>
+            <w:r>
+              <w:rPr>
+                <w:sz w:val="19"/>
+              </w:rPr>
+              <w:t>$9.24M to $18.61M</w:t>
+            </w:r>
+          </w:p>
+        </w:tc>
+      </w:tr>
+      <w:tr>
+        <w:tc>
+          <w:tcPr>
+            <w:tcW w:type="dxa" w:w="3047"/>
+          </w:tcPr>
+          <w:p>
+            <w:pPr>
+              <w:spacing w:after="0" w:before="0"/>
+            </w:pPr>
+            <w:r>
+              <w:rPr>
+                <w:sz w:val="19"/>
+              </w:rPr>
+              <w:t>2</w:t>
+            </w:r>
+          </w:p>
+        </w:tc>
+        <w:tc>
+          <w:tcPr>
+            <w:tcW w:type="dxa" w:w="2612"/>
+          </w:tcPr>
+          <w:p>
+            <w:pPr>
+              <w:spacing w:after="0" w:before="0"/>
+              <w:jc w:val="center"/>
+            </w:pPr>
+            <w:r>
+              <w:rPr>
+                <w:sz w:val="19"/>
+              </w:rPr>
+              <w:t>$8.33M</w:t>
+            </w:r>
+          </w:p>
+        </w:tc>
+        <w:tc>
+          <w:tcPr>
+            <w:tcW w:type="dxa" w:w="3700"/>
+          </w:tcPr>
+          <w:p>
+            <w:pPr>
+              <w:spacing w:after="0" w:before="0"/>
+              <w:jc w:val="center"/>
+            </w:pPr>
+            <w:r>
+              <w:rPr>
+                <w:sz w:val="19"/>
+              </w:rPr>
+              <w:t>$5.63M to $10.96M</w:t>
+            </w:r>
+          </w:p>
+        </w:tc>
+      </w:tr>
+      <w:tr>
+        <w:tc>
+          <w:tcPr>
+            <w:tcW w:type="dxa" w:w="3047"/>
+          </w:tcPr>
+          <w:p>
+            <w:pPr>
+              <w:spacing w:after="0" w:before="0"/>
+            </w:pPr>
+            <w:r>
+              <w:rPr>
+                <w:sz w:val="19"/>
+              </w:rPr>
+              <w:t>3-5</w:t>
+            </w:r>
+          </w:p>
+        </w:tc>
+        <w:tc>
+          <w:tcPr>
+            <w:tcW w:type="dxa" w:w="2612"/>
+          </w:tcPr>
+          <w:p>
+            <w:pPr>
+              <w:spacing w:after="0" w:before="0"/>
+              <w:jc w:val="center"/>
+            </w:pPr>
+            <w:r>
+              <w:rPr>
+                <w:sz w:val="19"/>
+              </w:rPr>
+              <w:t>$6.83M</w:t>
+            </w:r>
+          </w:p>
+        </w:tc>
+        <w:tc>
+          <w:tcPr>
+            <w:tcW w:type="dxa" w:w="3700"/>
+          </w:tcPr>
+          <w:p>
+            <w:pPr>
+              <w:spacing w:after="0" w:before="0"/>
+              <w:jc w:val="center"/>
+            </w:pPr>
+            <w:r>
+              <w:rPr>
+                <w:sz w:val="19"/>
+              </w:rPr>
+              <w:t>$4.75M to $9.19M</w:t>
+            </w:r>
+          </w:p>
+        </w:tc>
+      </w:tr>
+      <w:tr>
+        <w:tc>
+          <w:tcPr>
+            <w:tcW w:type="dxa" w:w="3047"/>
+          </w:tcPr>
+          <w:p>
+            <w:pPr>
+              <w:spacing w:after="0" w:before="0"/>
+            </w:pPr>
+            <w:r>
+              <w:rPr>
+                <w:sz w:val="19"/>
+              </w:rPr>
+              <w:t>6-10</w:t>
+            </w:r>
+          </w:p>
+        </w:tc>
+        <w:tc>
+          <w:tcPr>
+            <w:tcW w:type="dxa" w:w="2612"/>
+          </w:tcPr>
+          <w:p>
+            <w:pPr>
+              <w:spacing w:after="0" w:before="0"/>
+              <w:jc w:val="center"/>
+            </w:pPr>
+            <w:r>
+              <w:rPr>
+                <w:sz w:val="19"/>
+              </w:rPr>
+              <w:t>$5.75M</w:t>
+            </w:r>
+          </w:p>
+        </w:tc>
+        <w:tc>
+          <w:tcPr>
+            <w:tcW w:type="dxa" w:w="3700"/>
+          </w:tcPr>
+          <w:p>
+            <w:pPr>
+              <w:spacing w:after="0" w:before="0"/>
+              <w:jc w:val="center"/>
+            </w:pPr>
+            <w:r>
+              <w:rPr>
+                <w:sz w:val="19"/>
+              </w:rPr>
+              <w:t>$4.54M to $7.03M</w:t>
+            </w:r>
+          </w:p>
+        </w:tc>
+      </w:tr>
+      <w:tr>
+        <w:tc>
+          <w:tcPr>
+            <w:tcW w:type="dxa" w:w="3047"/>
+          </w:tcPr>
+          <w:p>
+            <w:pPr>
+              <w:spacing w:after="0" w:before="0"/>
+            </w:pPr>
+            <w:r>
+              <w:rPr>
+                <w:sz w:val="19"/>
+              </w:rPr>
+              <w:t>11-20</w:t>
+            </w:r>
+          </w:p>
+        </w:tc>
+        <w:tc>
+          <w:tcPr>
+            <w:tcW w:type="dxa" w:w="2612"/>
+          </w:tcPr>
+          <w:p>
+            <w:pPr>
+              <w:spacing w:after="0" w:before="0"/>
+              <w:jc w:val="center"/>
+            </w:pPr>
+            <w:r>
+              <w:rPr>
+                <w:sz w:val="19"/>
+              </w:rPr>
+              <w:t>$4.30M</w:t>
+            </w:r>
+          </w:p>
+        </w:tc>
+        <w:tc>
+          <w:tcPr>
+            <w:tcW w:type="dxa" w:w="3700"/>
+          </w:tcPr>
+          <w:p>
+            <w:pPr>
+              <w:spacing w:after="0" w:before="0"/>
+              <w:jc w:val="center"/>
+            </w:pPr>
+            <w:r>
+              <w:rPr>
+                <w:sz w:val="19"/>
+              </w:rPr>
+              <w:t>$3.46M to $5.15M</w:t>
+            </w:r>
+          </w:p>
+        </w:tc>
+      </w:tr>
+      <w:tr>
+        <w:tc>
+          <w:tcPr>
+            <w:tcW w:type="dxa" w:w="3047"/>
+          </w:tcPr>
+          <w:p>
+            <w:pPr>
+              <w:spacing w:after="0" w:before="0"/>
+            </w:pPr>
+            <w:r>
+              <w:rPr>
+                <w:sz w:val="19"/>
+              </w:rPr>
+              <w:t>21-32</w:t>
+            </w:r>
+          </w:p>
+        </w:tc>
+        <w:tc>
+          <w:tcPr>
+            <w:tcW w:type="dxa" w:w="2612"/>
+          </w:tcPr>
+          <w:p>
+            <w:pPr>
+              <w:spacing w:after="0" w:before="0"/>
+              <w:jc w:val="center"/>
+            </w:pPr>
+            <w:r>
+              <w:rPr>
+                <w:sz w:val="19"/>
+              </w:rPr>
+              <w:t>$3.20M</w:t>
+            </w:r>
+          </w:p>
+        </w:tc>
+        <w:tc>
+          <w:tcPr>
+            <w:tcW w:type="dxa" w:w="3700"/>
+          </w:tcPr>
+          <w:p>
+            <w:pPr>
+              <w:spacing w:after="0" w:before="0"/>
+              <w:jc w:val="center"/>
+            </w:pPr>
+            <w:r>
+              <w:rPr>
+                <w:sz w:val="19"/>
+              </w:rPr>
+              <w:t>$2.65M to $3.80M</w:t>
+            </w:r>
+          </w:p>
+        </w:tc>
+      </w:tr>
+      <w:tr>
+        <w:tc>
+          <w:tcPr>
+            <w:tcW w:type="dxa" w:w="3047"/>
+          </w:tcPr>
+          <w:p>
+            <w:pPr>
+              <w:spacing w:after="0" w:before="0"/>
+            </w:pPr>
+            <w:r>
+              <w:rPr>
+                <w:sz w:val="19"/>
+              </w:rPr>
+              <w:t>33-50</w:t>
+            </w:r>
+          </w:p>
+        </w:tc>
+        <w:tc>
+          <w:tcPr>
+            <w:tcW w:type="dxa" w:w="2612"/>
+          </w:tcPr>
+          <w:p>
+            <w:pPr>
+              <w:spacing w:after="0" w:before="0"/>
+              <w:jc w:val="center"/>
+            </w:pPr>
+            <w:r>
+              <w:rPr>
+                <w:sz w:val="19"/>
+              </w:rPr>
+              <w:t>$2.44M</w:t>
+            </w:r>
+          </w:p>
+        </w:tc>
+        <w:tc>
+          <w:tcPr>
+            <w:tcW w:type="dxa" w:w="3700"/>
+          </w:tcPr>
+          <w:p>
+            <w:pPr>
+              <w:spacing w:after="0" w:before="0"/>
+              <w:jc w:val="center"/>
+            </w:pPr>
+            <w:r>
+              <w:rPr>
+                <w:sz w:val="19"/>
+              </w:rPr>
+              <w:t>$1.95M to $2.98M</w:t>
+            </w:r>
+          </w:p>
+        </w:tc>
+      </w:tr>
+      <w:tr>
+        <w:tc>
+          <w:tcPr>
+            <w:tcW w:type="dxa" w:w="3047"/>
+          </w:tcPr>
+          <w:p>
+            <w:pPr>
+              <w:spacing w:after="0" w:before="0"/>
+            </w:pPr>
+            <w:r>
+              <w:rPr>
+                <w:sz w:val="19"/>
+              </w:rPr>
+              <w:t>51-100</w:t>
+            </w:r>
+          </w:p>
+        </w:tc>
+        <w:tc>
+          <w:tcPr>
+            <w:tcW w:type="dxa" w:w="2612"/>
+          </w:tcPr>
+          <w:p>
+            <w:pPr>
+              <w:spacing w:after="0" w:before="0"/>
+              <w:jc w:val="center"/>
+            </w:pPr>
+            <w:r>
+              <w:rPr>
+                <w:sz w:val="19"/>
+              </w:rPr>
+              <w:t>$1.54M</w:t>
+            </w:r>
+          </w:p>
+        </w:tc>
+        <w:tc>
+          <w:tcPr>
+            <w:tcW w:type="dxa" w:w="3700"/>
+          </w:tcPr>
+          <w:p>
+            <w:pPr>
+              <w:spacing w:after="0" w:before="0"/>
+              <w:jc w:val="center"/>
+            </w:pPr>
+            <w:r>
+              <w:rPr>
+                <w:sz w:val="19"/>
+              </w:rPr>
+              <w:t>$1.31M to $1.78M</w:t>
+            </w:r>
+          </w:p>
+        </w:tc>
+      </w:tr>
+      <w:tr>
+        <w:tc>
+          <w:tcPr>
+            <w:tcW w:type="dxa" w:w="3047"/>
+          </w:tcPr>
+          <w:p>
+            <w:pPr>
+              <w:spacing w:after="0" w:before="0"/>
+            </w:pPr>
+            <w:r>
+              <w:rPr>
+                <w:sz w:val="19"/>
+              </w:rPr>
+              <w:t>101-150</w:t>
+            </w:r>
+          </w:p>
+        </w:tc>
+        <w:tc>
+          <w:tcPr>
+            <w:tcW w:type="dxa" w:w="2612"/>
+          </w:tcPr>
+          <w:p>
+            <w:pPr>
+              <w:spacing w:after="0" w:before="0"/>
+              <w:jc w:val="center"/>
+            </w:pPr>
+            <w:r>
+              <w:rPr>
+                <w:sz w:val="19"/>
+              </w:rPr>
+              <w:t>$1.09M</w:t>
+            </w:r>
+          </w:p>
+        </w:tc>
+        <w:tc>
+          <w:tcPr>
+            <w:tcW w:type="dxa" w:w="3700"/>
+          </w:tcPr>
+          <w:p>
+            <w:pPr>
+              <w:spacing w:after="0" w:before="0"/>
+              <w:jc w:val="center"/>
+            </w:pPr>
+            <w:r>
+              <w:rPr>
+                <w:sz w:val="19"/>
+              </w:rPr>
+              <w:t>$0.88M to $1.31M</w:t>
+            </w:r>
+          </w:p>
+        </w:tc>
+      </w:tr>
+      <w:tr>
+        <w:tc>
+          <w:tcPr>
+            <w:tcW w:type="dxa" w:w="3047"/>
+          </w:tcPr>
+          <w:p>
+            <w:pPr>
+              <w:spacing w:after="0" w:before="0"/>
+            </w:pPr>
+            <w:r>
+              <w:rPr>
+                <w:sz w:val="19"/>
+              </w:rPr>
+              <w:t>151-224</w:t>
+            </w:r>
+          </w:p>
+        </w:tc>
+        <w:tc>
+          <w:tcPr>
+            <w:tcW w:type="dxa" w:w="2612"/>
+          </w:tcPr>
+          <w:p>
+            <w:pPr>
+              <w:spacing w:after="0" w:before="0"/>
+              <w:jc w:val="center"/>
+            </w:pPr>
+            <w:r>
+              <w:rPr>
+                <w:sz w:val="19"/>
+              </w:rPr>
+              <w:t>$0.61M</w:t>
+            </w:r>
+          </w:p>
+        </w:tc>
+        <w:tc>
+          <w:tcPr>
+            <w:tcW w:type="dxa" w:w="3700"/>
+          </w:tcPr>
+          <w:p>
+            <w:pPr>
+              <w:spacing w:after="0" w:before="0"/>
+              <w:jc w:val="center"/>
+            </w:pPr>
+            <w:r>
+              <w:rPr>
+                <w:sz w:val="19"/>
+              </w:rPr>
+              <w:t>$0.50M to $0.73M</w:t>
+            </w:r>
+          </w:p>
+        </w:tc>
+      </w:tr>
+    </w:tbl>
+    <w:p>
+      <w:pPr/>
+    </w:p>
+    <w:p>
+      <w:pPr/>
+      <w:r>
+        <w:t>These are returns per selection over the nine-season window, not guaranteed returns or annual salaries.</w:t>
+      </w:r>
+    </w:p>
+    <w:p>
+      <w:pPr>
+        <w:pStyle w:val="Heading2"/>
+      </w:pPr>
+      <w:r>
+        <w:t>How precise the averages are</w:t>
+      </w:r>
+    </w:p>
+    <w:p>
+      <w:pPr/>
+      <w:r>
+        <w:t>The early positions rest on few picks. Eleven drafts give only eleven first-overall picks. The model measures the uncertainty in each band's mean with a bootstrap. It draws a new sample of the same size from the band's picks, allowing a pick to appear more than once, and recalculates the mean. It repeats this 2,000 times. The spread of those means is the bootstrap standard error. For first overall it is 0.02412 of the cap, or about $2.30 million.</w:t>
+      </w:r>
+    </w:p>
+    <w:p>
+      <w:pPr/>
+      <w:r>
+        <w:t>The intervals in Table 1 come from a separate review that used 10,000 resamples per band. They are wider above the mean than below it at the top of the draft, so symmetric error bars would misstate first overall. The gap between first and second overall is $5.29 million, with a 95% interval from $0.18 million to $10.82 million. These intervals measure variation among the observed picks while holding the price line and the cost rules fixed. They do not measure uncertainty in those choices, and they cannot capture rare outcomes absent from the eleven drafts.</w:t>
+      </w:r>
+    </w:p>
+    <w:p>
+      <w:pPr>
+        <w:pStyle w:val="Heading2"/>
+      </w:pPr>
+      <w:r>
+        <w:t>The bands, and their replacement</w:t>
+      </w:r>
+    </w:p>
+    <w:p>
+      <w:pPr/>
+      <w:r>
+        <w:t>Grouping nearby positions adds observations, but it also gives each pick in a band the same value. Picks 51 and 100 are worth the same, so a trade between them appears to cost nothing, and crossing a band boundary creates a jump. This caused a real failure. A trade down within the 51-100 band priced at exactly zero and pushed an estimate of how clubs discount future picks to nonsense. The 151 boundary also splits the fifth round in two.</w:t>
+      </w:r>
+    </w:p>
+    <w:p>
+      <w:pPr/>
+      <w:r>
+        <w:t>The bands will be replaced. A structural-break test, which asks where an average steps from one level to another, will find the pick numbers where expected surplus drops to a new tier. The unit of evidence is the draft class, not the pick. The number of breaks will be chosen by leaving one class out at a time, and intervals on the break points will come from resampling whole classes. An earlier pick will never be worth less than a later one. Any step curve still prices a trade down within one step at zero. The break test will, therefore, be compared with a smooth curve that only decreases, on the same held-out classes, before one is chosen. A single formula for the whole draft was tried and overstated first overall by 112%.</w:t>
       </w:r>
     </w:p>
     <w:p>
       <w:pPr>
         <w:pStyle w:val="Heading1"/>
-        <w:rPr>
-          <w:rFonts w:asciiTheme="minorHAnsi" w:hAnsiTheme="minorHAnsi" w:cstheme="minorHAnsi"/>
-        </w:rPr>
-      </w:pPr>
-      <w:r>
-        <w:rPr>
-          <w:rFonts w:asciiTheme="minorHAnsi" w:hAnsiTheme="minorHAnsi" w:cstheme="minorHAnsi"/>
-        </w:rPr>
-        <w:t>1. Measuring the Historical Return from a Draft Pick</w:t>
-      </w:r>
-    </w:p>
-    <w:p>
-      <w:pPr>
-        <w:rPr>
-          <w:rFonts w:asciiTheme="minorHAnsi" w:hAnsiTheme="minorHAnsi" w:cstheme="minorHAnsi"/>
-        </w:rPr>
-      </w:pPr>
-      <w:r>
-        <w:rPr>
-          <w:rFonts w:asciiTheme="minorHAnsi" w:hAnsiTheme="minorHAnsi" w:cstheme="minorHAnsi"/>
-        </w:rPr>
-        <w:t>The draft curve asks how much surplus selections at different draft positions have produced. It uses the 2007-2017 draft classes and follows each for nine seasons. For the 2017 class, the window is 2017-18 through 2025-26. This gives college and European players time to arrive while keeping follow-up equal across classes. Production after year nine is excluded, so the curve does not measure full career value.</w:t>
-      </w:r>
-    </w:p>
-    <w:p>
-      <w:pPr>
-        <w:rPr>
-          <w:rFonts w:asciiTheme="minorHAnsi" w:hAnsiTheme="minorHAnsi" w:cstheme="minorHAnsi"/>
-        </w:rPr>
-      </w:pPr>
-      <w:r>
-        <w:rPr>
-          <w:rFonts w:asciiTheme="minorHAnsi" w:hAnsiTheme="minorHAnsi" w:cstheme="minorHAnsi"/>
-        </w:rPr>
-        <w:t>Every selection enters the average, including picks with no NHL production. Counting only players who reached the NHL would overstate the expected return from making a pick. This also makes accurate career matching essential: a player whose record fails to match is assigned zero production, just like a player who never reaches the league.</w:t>
-      </w:r>
-    </w:p>
-    <w:p>
-      <w:pPr>
-        <w:rPr>
-          <w:rFonts w:asciiTheme="minorHAnsi" w:hAnsiTheme="minorHAnsi" w:cstheme="minorHAnsi"/>
-        </w:rPr>
-      </w:pPr>
-      <w:r>
-        <w:rPr>
-          <w:rFonts w:asciiTheme="minorHAnsi" w:hAnsiTheme="minorHAnsi" w:cstheme="minorHAnsi"/>
-        </w:rPr>
-        <w:t>The linkage first matches NHL identifiers and checks that names agree. Where identifiers are missing, it uses exact names with safeguards and a hand-checked alias list. It rejects a career that began before the relevant draft and does not resolve ambiguous repeated names by name alone. This recovers older careers without identifiers while avoiding matches between brothers or unrelated players with similar names. Unmatched records and known contaminated names remain distinct from confirmed career matches so they can be reviewed.</w:t>
+      </w:pPr>
+      <w:r>
+        <w:t>5. Valuing a Pick on a Trade Date</w:t>
       </w:r>
     </w:p>
     <w:p>
       <w:pPr>
         <w:pStyle w:val="Heading2"/>
-        <w:rPr>
-          <w:rFonts w:asciiTheme="minorHAnsi" w:hAnsiTheme="minorHAnsi" w:cstheme="minorHAnsi"/>
-        </w:rPr>
-      </w:pPr>
-      <w:r>
-        <w:rPr>
-          <w:rFonts w:asciiTheme="minorHAnsi" w:hAnsiTheme="minorHAnsi" w:cstheme="minorHAnsi"/>
-        </w:rPr>
-        <w:t>From NHL production to a common dollar scale</w:t>
-      </w:r>
-    </w:p>
-    <w:p>
-      <w:pPr>
-        <w:rPr>
-          <w:rFonts w:asciiTheme="minorHAnsi" w:hAnsiTheme="minorHAnsi" w:cstheme="minorHAnsi"/>
-        </w:rPr>
-      </w:pPr>
-      <w:r>
-        <w:rPr>
-          <w:rFonts w:asciiTheme="minorHAnsi" w:hAnsiTheme="minorHAnsi" w:cstheme="minorHAnsi"/>
-        </w:rPr>
-        <w:t>For each matched player, the calculation combines production recorded for different teams in the same season and prices it using the skater or goalie equation. It adjusts production in the shortened 2012-13, 2019-20, and 2020-21 seasons to an 82-game basis. It then subtracts an estimated contract cost, using the rules explained in Section 2.</w:t>
-      </w:r>
-    </w:p>
-    <w:p>
-      <w:pPr>
-        <w:rPr>
-          <w:rFonts w:asciiTheme="minorHAnsi" w:hAnsiTheme="minorHAnsi" w:cstheme="minorHAnsi"/>
-        </w:rPr>
-      </w:pPr>
-      <w:r>
-        <w:rPr>
-          <w:rFonts w:asciiTheme="minorHAnsi" w:hAnsiTheme="minorHAnsi" w:cstheme="minorHAnsi"/>
-        </w:rPr>
-        <w:t>Each season's surplus is divided by that season's historical salary cap. These cap shares are added across the nine-year window, then averaged across selections in the same draft-position band. Multiplying the average by the 2025-26 cap of $95.5 million expresses the result in comparable dollars. For example, a total surplus of 0.10 of the cap becomes $9.55 million at that cap level. It is a total return over the observation window, not an annual salary.</w:t>
-      </w:r>
-    </w:p>
-    <w:p>
-      <w:pPr>
-        <w:rPr>
-          <w:rFonts w:asciiTheme="minorHAnsi" w:hAnsiTheme="minorHAnsi" w:cstheme="minorHAnsi"/>
-        </w:rPr>
-      </w:pPr>
-      <w:r>
-        <w:rPr>
-          <w:rFonts w:asciiTheme="minorHAnsi" w:hAnsiTheme="minorHAnsi" w:cstheme="minorHAnsi"/>
-        </w:rPr>
-        <w:t xml:space="preserve">Adding cap shares follows the model's assumption that cap growth and discounting occur at the same rate. Under that assumption, receiving 1% of the cap in a future year is worth 1% of the valuation-date cap. The historical curve nevertheless uses realized production and actual historical caps. It describes </w:t>
-      </w:r>
-      <w:r>
-        <w:rPr>
-          <w:rFonts w:asciiTheme="minorHAnsi" w:hAnsiTheme="minorHAnsi" w:cstheme="minorHAnsi"/>
-        </w:rPr>
-        <w:lastRenderedPageBreak/>
-        <w:t>modeled returns after the outcomes are known; it does not reconstruct what a club knew when drafting or trading the pick.</w:t>
+      </w:pPr>
+      <w:r>
+        <w:t>A future pick has no known position</w:t>
+      </w:r>
+    </w:p>
+    <w:p>
+      <w:pPr/>
+      <w:r>
+        <w:t>Valuing a pick before its draft needs an estimate of where it will land. Using its eventual position from the historical record would give the model information clubs did not have on the trade date.</w:t>
+      </w:r>
+    </w:p>
+    <w:p>
+      <w:pPr/>
+      <w:r>
+        <w:t>The model assumes a pick lands where its original team picked in the most recent draft held before the trade. A team that picked 20th in 2025 and trades its 2026 first-round pick gives up an assumed 20th pick. The team's first-round position is applied to each round. The original team comes from the NHL's record of each pick's ownership. This matters most in the first round, where the curve is steep. A pick's actual number is used only from three days before its draft, when the order is set. Outside that window the trade data's recorded position is never read, because it was filled in later with a number nobody knew on the day. The rule is a convention, untested against how clubs forecast picks. An alternative reading, the team's position in the standings on the trade date, remains open.</w:t>
+      </w:r>
+    </w:p>
+    <w:p>
+      <w:pPr/>
+      <w:r>
+        <w:t>Conditional picks are valued as if their conditions are met, so each pick conveys as described in its conditional form. Of 1,112 pick rows in the trade data, 161 carry condition text that must still be coded by hand into a round and a year.</w:t>
+      </w:r>
+    </w:p>
+    <w:p>
+      <w:pPr>
+        <w:pStyle w:val="Heading2"/>
+      </w:pPr>
+      <w:r>
+        <w:t>Is a later pick worth less?</w:t>
+      </w:r>
+    </w:p>
+    <w:p>
+      <w:pPr/>
+      <w:r>
+        <w:t>A pick in next year's draft may be worth less on the trade date than the same pick this year, because the player arrives a year later and the club is less sure where the pick will land. The historical curve already includes the chance that a pick never reaches the NHL. Any further discount must, therefore, cover only the wait and the uncertainty about position. Reducing the average again for failure would count that risk twice.</w:t>
+      </w:r>
+    </w:p>
+    <w:p>
+      <w:pPr/>
+      <w:r>
+        <w:t>Trades of picks for picks were the first place to look. The trade data hold 119 such trades, and 56 involve picks from more than one draft. Of those 56, 39 are one-for-one swaps, 35 of them within the same round, and those carry almost no information. That leaves 17 bundle trades as the whole sample. Clubs cannot trade cash, so the smallest unit they can add is a late pick. A trade that closes a gap smaller than that pick gives an inequality, not a price. The 17 trades can support only bounds on the discount, not a single estimate. The estimates rebuilt from these trades do not yet reproduce earlier recorded results, and they will be re-examined on the new curve before anything is read into them.</w:t>
+      </w:r>
+    </w:p>
+    <w:p>
+      <w:pPr/>
+      <w:r>
+        <w:t>A second source is the same pick traded more than once. The trade data record 241 picks traded more than once, 163 of them at different times before the draft. Following one pick holds its identity fixed, so the position convention drops out. Only 4 of the 163, however, have each trade inside pick-for-pick deals. Valuing the others needs prices for the players and prospects in those packages.</w:t>
+      </w:r>
+    </w:p>
+    <w:p>
+      <w:pPr/>
+      <w:r>
+        <w:t>Neither source isolates the price of waiting cleanly. Between trades, beliefs about the original team, the draft class, and the eventual position can change, and protection terms also affect value. A late pick can also close a deal as a small addition rather than as a statement of its standalone worth. The project has not yet chosen among three options: no premium beyond the model's own discounting, bounds from the pick-for-pick trades, or the repeated-trade estimate once prospects are priced.</w:t>
       </w:r>
     </w:p>
     <w:p>
       <w:pPr>
         <w:pStyle w:val="Heading1"/>
-        <w:rPr>
-          <w:rFonts w:asciiTheme="minorHAnsi" w:hAnsiTheme="minorHAnsi" w:cstheme="minorHAnsi"/>
-        </w:rPr>
-      </w:pPr>
-      <w:r>
-        <w:rPr>
-          <w:rFonts w:asciiTheme="minorHAnsi" w:hAnsiTheme="minorHAnsi" w:cstheme="minorHAnsi"/>
-        </w:rPr>
-        <w:t>2. Estimating Contract Costs</w:t>
-      </w:r>
-    </w:p>
-    <w:p>
-      <w:pPr>
-        <w:rPr>
-          <w:rFonts w:asciiTheme="minorHAnsi" w:hAnsiTheme="minorHAnsi" w:cstheme="minorHAnsi"/>
-        </w:rPr>
-      </w:pPr>
-      <w:r>
-        <w:rPr>
-          <w:rFonts w:asciiTheme="minorHAnsi" w:hAnsiTheme="minorHAnsi" w:cstheme="minorHAnsi"/>
-        </w:rPr>
-        <w:t>Historical contract coverage is insufficient to reconstruct every drafted player's agreements. The curve therefore observes production but approximates its cost. The main calculation, called Rule A, counts surplus during estimated entry-level years and assigns zero surplus afterward. After those years, it sets cost equal to the market price of that season's production, making value and cost cancel.</w:t>
-      </w:r>
-    </w:p>
-    <w:p>
-      <w:pPr>
-        <w:rPr>
-          <w:rFonts w:asciiTheme="minorHAnsi" w:hAnsiTheme="minorHAnsi" w:cstheme="minorHAnsi"/>
-        </w:rPr>
-      </w:pPr>
-      <w:r>
-        <w:rPr>
-          <w:rFonts w:asciiTheme="minorHAnsi" w:hAnsiTheme="minorHAnsi" w:cstheme="minorHAnsi"/>
-        </w:rPr>
-        <w:t>This excludes any surplus a successful pick creates on later contracts. If that omitted surplus is positive, Rule A understates the pick's return. The omission can also change the curve's shape because early and late selections need not generate the same amount of later surplus.</w:t>
+      </w:pPr>
+      <w:r>
+        <w:t>6. Building the Non-Roster Prospect Model</w:t>
       </w:r>
     </w:p>
     <w:p>
       <w:pPr>
         <w:pStyle w:val="Heading2"/>
-        <w:rPr>
-          <w:rFonts w:asciiTheme="minorHAnsi" w:hAnsiTheme="minorHAnsi" w:cstheme="minorHAnsi"/>
-        </w:rPr>
-      </w:pPr>
-      <w:r>
-        <w:rPr>
-          <w:rFonts w:asciiTheme="minorHAnsi" w:hAnsiTheme="minorHAnsi" w:cstheme="minorHAnsi"/>
-        </w:rPr>
-        <w:t>Approximating the entry-level period</w:t>
-      </w:r>
-    </w:p>
-    <w:p>
-      <w:pPr>
-        <w:rPr>
-          <w:rFonts w:asciiTheme="minorHAnsi" w:hAnsiTheme="minorHAnsi" w:cstheme="minorHAnsi"/>
-        </w:rPr>
-      </w:pPr>
-      <w:r>
-        <w:rPr>
-          <w:rFonts w:asciiTheme="minorHAnsi" w:hAnsiTheme="minorHAnsi" w:cstheme="minorHAnsi"/>
-        </w:rPr>
-        <w:t>The model charges the entry-level maximum for the player's draft cohort rather than his actual signed salary. It estimates the number of entry-level years from the player's age on September 15 of his first season with at least ten NHL games: three years through age 21, two at ages 22-23, and one at age 24 or older. Missing age information defaults to three years.</w:t>
-      </w:r>
-    </w:p>
-    <w:p>
-      <w:pPr>
-        <w:rPr>
-          <w:rFonts w:asciiTheme="minorHAnsi" w:hAnsiTheme="minorHAnsi" w:cstheme="minorHAnsi"/>
-        </w:rPr>
-      </w:pPr>
-      <w:r>
-        <w:rPr>
-          <w:rFonts w:asciiTheme="minorHAnsi" w:hAnsiTheme="minorHAnsi" w:cstheme="minorHAnsi"/>
-        </w:rPr>
-        <w:t>Arrival age substitutes for signing age, and the ten-game threshold approximates when a contract year is used. These rules cannot reproduce every signing date or contract slide and still need comparison with actual contracts, particularly for late arrivals.</w:t>
-      </w:r>
-    </w:p>
-    <w:p>
-      <w:pPr>
-        <w:rPr>
-          <w:rFonts w:asciiTheme="minorHAnsi" w:hAnsiTheme="minorHAnsi" w:cstheme="minorHAnsi"/>
-        </w:rPr>
-      </w:pPr>
-      <w:r>
-        <w:rPr>
-          <w:rFonts w:asciiTheme="minorHAnsi" w:hAnsiTheme="minorHAnsi" w:cstheme="minorHAnsi"/>
-        </w:rPr>
-        <w:t>Before the estimated entry-level years are exhausted, a season with fewer than ten NHL games does not use up a year. The model prorates that season's cost by games played divided by 82. For skaters, it prorates the minimum-value floor in the same way but leaves the price equation's intercept intact. A brief appearance can therefore receive substantial priced value relative to its small assigned cost. A season with no NHL appearance contributes neither value nor cost. After the entry-level period, Rule A assigns zero surplus regardless of games played.</w:t>
-      </w:r>
-    </w:p>
-    <w:p>
-      <w:pPr>
-        <w:rPr>
-          <w:rFonts w:asciiTheme="minorHAnsi" w:hAnsiTheme="minorHAnsi" w:cstheme="minorHAnsi"/>
-        </w:rPr>
-      </w:pPr>
-      <w:r>
-        <w:rPr>
-          <w:rFonts w:asciiTheme="minorHAnsi" w:hAnsiTheme="minorHAnsi" w:cstheme="minorHAnsi"/>
-        </w:rPr>
-        <w:t>Two cost assumptions work in opposite directions. Charging the entry-level maximum reduces surplus for players who signed below it. Excluding bonuses increases surplus where bonuses were paid. The curve therefore cannot be described as uniformly conservative.</w:t>
+      </w:pPr>
+      <w:r>
+        <w:t>What a prospect valuation needs</w:t>
+      </w:r>
+    </w:p>
+    <w:p>
+      <w:pPr/>
+      <w:r>
+        <w:t>A prospect valuation needs two forecasts: the chance he reaches the NHL, and the production he can be expected to give if he gets there. Draft position gives a starting expectation. His age and his performance after the draft should update it as evidence builds.</w:t>
+      </w:r>
+    </w:p>
+    <w:p>
+      <w:pPr/>
+      <w:r>
+        <w:t>The forecasts stay in wins and probabilities, and dollars enter only at the last step. A later change to the price of a win then changes prospect values without refitting the prospect model.</w:t>
+      </w:r>
+    </w:p>
+    <w:p>
+      <w:pPr/>
+      <w:r>
+        <w:t>For example, suppose a prospect has a 20% chance of producing two NHL wins in a season and otherwise produces nothing in the NHL. His expected production is 0.20 × 2 = 0.4 wins. A full forecast must also cover when he arrives and the range of production after arrival.</w:t>
+      </w:r>
+    </w:p>
+    <w:p>
+      <w:pPr/>
+      <w:r>
+        <w:t>Pricing needs the same split between arriving and not arriving. The price line gives an NHL player a positive value at zero WAR, about $1.27 million at the 2025-26 cap. That amount must be weighted by the chance he plays in the NHL. Applying it to each prospect would give salary value to seasons in which he never reaches the league.</w:t>
       </w:r>
     </w:p>
     <w:p>
       <w:pPr>
         <w:pStyle w:val="Heading2"/>
-        <w:rPr>
-          <w:rFonts w:asciiTheme="minorHAnsi" w:hAnsiTheme="minorHAnsi" w:cstheme="minorHAnsi"/>
-        </w:rPr>
-      </w:pPr>
-      <w:r>
-        <w:rPr>
-          <w:rFonts w:asciiTheme="minorHAnsi" w:hAnsiTheme="minorHAnsi" w:cstheme="minorHAnsi"/>
-        </w:rPr>
-        <w:t>Testing an alternative cost rule</w:t>
-      </w:r>
-    </w:p>
-    <w:p>
-      <w:pPr>
-        <w:rPr>
-          <w:rFonts w:asciiTheme="minorHAnsi" w:hAnsiTheme="minorHAnsi" w:cstheme="minorHAnsi"/>
-        </w:rPr>
-      </w:pPr>
-      <w:r>
-        <w:rPr>
-          <w:rFonts w:asciiTheme="minorHAnsi" w:hAnsiTheme="minorHAnsi" w:cstheme="minorHAnsi"/>
-        </w:rPr>
-        <w:t>Rule B tests what happens when post-entry-level costs are based on previous production rather than set equal to the value of current production. For skaters with a usable trailing baseline, it estimates salary from that baseline and subtracts it from the price of realized production. Goalies and skaters without a usable baseline retain zero post-entry-level surplus.</w:t>
-      </w:r>
-    </w:p>
-    <w:p>
-      <w:pPr>
-        <w:rPr>
-          <w:rFonts w:asciiTheme="minorHAnsi" w:hAnsiTheme="minorHAnsi" w:cstheme="minorHAnsi"/>
-        </w:rPr>
-      </w:pPr>
-      <w:r>
-        <w:rPr>
-          <w:rFonts w:asciiTheme="minorHAnsi" w:hAnsiTheme="minorHAnsi" w:cstheme="minorHAnsi"/>
-        </w:rPr>
-        <w:t xml:space="preserve">For a forward away from the salary floor, one trailing win followed by two realized wins creates surplus equal to the price of the extra win. If trailing and realized production are both two wins, their prices </w:t>
-      </w:r>
-      <w:r>
-        <w:rPr>
-          <w:rFonts w:asciiTheme="minorHAnsi" w:hAnsiTheme="minorHAnsi" w:cstheme="minorHAnsi"/>
-        </w:rPr>
-        <w:lastRenderedPageBreak/>
-        <w:t>cancel. This makes the source of Rule B surplus clear: production differs from the amount used to estimate salary.</w:t>
-      </w:r>
-    </w:p>
-    <w:p>
-      <w:pPr>
-        <w:rPr>
-          <w:rFonts w:asciiTheme="minorHAnsi" w:hAnsiTheme="minorHAnsi" w:cstheme="minorHAnsi"/>
-        </w:rPr>
-      </w:pPr>
-      <w:r>
-        <w:rPr>
-          <w:rFonts w:asciiTheme="minorHAnsi" w:hAnsiTheme="minorHAnsi" w:cstheme="minorHAnsi"/>
-        </w:rPr>
-        <w:t>The implemented calculation does not make this comparison consistently for defencemen. It prices realized production with the defence rate but estimates cost with the forward rate. A defenceman can therefore show surplus even when production is unchanged. Rule B must be corrected and rerun before its difference from Rule A can be interpreted as the effect of the alternative cost assumption. Rule A is unaffected by this mismatch.</w:t>
+      </w:pPr>
+      <w:r>
+        <w:t>The plan</w:t>
+      </w:r>
+    </w:p>
+    <w:p>
+      <w:pPr/>
+      <w:r>
+        <w:t>The model will start from the expectation attached to draft position and give later performance more weight as it becomes informative. How much evidence is needed, how the information differs across leagues, and whether draft position eventually loses all influence are still to be estimated, on the finished careers of the 2007-2017 drafts.</w:t>
+      </w:r>
+    </w:p>
+    <w:p>
+      <w:pPr/>
+      <w:r>
+        <w:t>The validation will test the two forecasts separately on players left out of the fit. Did predicted NHL participation match actual participation, and did predicted production match later production? Dollars come after those forecasts. Draft position is an input, so it cannot also serve as an independent check of their accuracy.</w:t>
+      </w:r>
+    </w:p>
+    <w:p>
+      <w:pPr/>
+      <w:r>
+        <w:t>The training sample must include the paths that failed. Prospects with professional records differ from those without them, and players who move to stronger leagues have already cleared a hurdle. A model that learned only from successful moves would overstate the whole pool. Each update must use information available on the valuation date and allow for which players are observed.</w:t>
+      </w:r>
+    </w:p>
+    <w:p>
+      <w:pPr>
+        <w:pStyle w:val="Heading2"/>
+      </w:pPr>
+      <w:r>
+        <w:t>Where it stands</w:t>
+      </w:r>
+    </w:p>
+    <w:p>
+      <w:pPr/>
+      <w:r>
+        <w:t>Draft records, ages, and conversion factors for scoring between leagues are gathered. The scoring conversions translate a point total in one league into its equivalent in another, given the leagues' strength. They still need a verified link to NHL participation and wins before they can value anyone. The pull of prospect statistics covers 34 leagues from 2006-07. They are the leagues that have conversion factors and are regular routes to the draft or the NHL between ages 16 and 22. The draft-season leagues of 3,912 of the 4,098 players drafted from 2007 to 2025 (95.5%) are among them. The pull has not yet been run.</w:t>
+      </w:r>
+    </w:p>
+    <w:p>
+      <w:pPr/>
+      <w:r>
+        <w:t>The trade data contain 73 traded rows, in 70 trades, for prospects who were unsigned on the trade date. These are the assets the prospect model must price. Another 224 rows are signed players with no NHL games, and whether the prospect model should price them too is still to be decided.</w:t>
       </w:r>
     </w:p>
     <w:p>
       <w:pPr>
         <w:pStyle w:val="Heading1"/>
-        <w:rPr>
-          <w:rFonts w:asciiTheme="minorHAnsi" w:hAnsiTheme="minorHAnsi" w:cstheme="minorHAnsi"/>
-        </w:rPr>
-      </w:pPr>
-      <w:r>
-        <w:rPr>
-          <w:rFonts w:asciiTheme="minorHAnsi" w:hAnsiTheme="minorHAnsi" w:cstheme="minorHAnsi"/>
-        </w:rPr>
-        <w:t>3. Reading the Curve and Valuing Future Picks</w:t>
-      </w:r>
-    </w:p>
-    <w:p>
-      <w:pPr>
-        <w:rPr>
-          <w:rFonts w:asciiTheme="minorHAnsi" w:hAnsiTheme="minorHAnsi" w:cstheme="minorHAnsi"/>
-        </w:rPr>
-      </w:pPr>
-      <w:r>
-        <w:rPr>
-          <w:rFonts w:asciiTheme="minorHAnsi" w:hAnsiTheme="minorHAnsi" w:cstheme="minorHAnsi"/>
-        </w:rPr>
-        <w:t>The mean answers what a selection returns on average across all outcomes. It can be positive even when most picks produce no NHL value because a few successful careers raise the average. The output also reports the median and the share with any NHL appearance, showing how the average differs from the typical outcome.</w:t>
-      </w:r>
-    </w:p>
-    <w:p>
-      <w:pPr>
-        <w:rPr>
-          <w:rFonts w:asciiTheme="minorHAnsi" w:hAnsiTheme="minorHAnsi" w:cstheme="minorHAnsi"/>
-        </w:rPr>
-      </w:pPr>
-      <w:r>
-        <w:rPr>
-          <w:rFonts w:asciiTheme="minorHAnsi" w:hAnsiTheme="minorHAnsi" w:cstheme="minorHAnsi"/>
-        </w:rPr>
-        <w:t>At the $95.5 million cap, Rule A's mean modeled surplus is $13.65 million for first overall, $8.33 million for second, $6.83 million for picks 3-5, and $3.20 million for picks 21-32. It is $1.54 million for picks 51-100, $1.09 million for 101-150, and $0.61 million for 151-224. These are returns per selection over the observation window, not guaranteed returns or annual salaries.</w:t>
-      </w:r>
-    </w:p>
-    <w:p>
-      <w:pPr>
-        <w:rPr>
-          <w:rFonts w:asciiTheme="minorHAnsi" w:hAnsiTheme="minorHAnsi" w:cstheme="minorHAnsi"/>
-        </w:rPr>
-      </w:pPr>
-      <w:r>
-        <w:rPr>
-          <w:rFonts w:asciiTheme="minorHAnsi" w:hAnsiTheme="minorHAnsi" w:cstheme="minorHAnsi"/>
-        </w:rPr>
-        <w:t>For picks 151-224, only 26.5% have an NHL appearance within the window and median surplus is zero. The positive mean includes those zeros alongside the successful careers. A club making many selections can care about the average return even though an individual late pick most often contributes nothing in the NHL.</w:t>
+      </w:pPr>
+      <w:r>
+        <w:t>7. Completing the Trade Comparison</w:t>
       </w:r>
     </w:p>
     <w:p>
       <w:pPr>
         <w:pStyle w:val="Heading2"/>
-        <w:rPr>
-          <w:rFonts w:asciiTheme="minorHAnsi" w:hAnsiTheme="minorHAnsi" w:cstheme="minorHAnsi"/>
-        </w:rPr>
-      </w:pPr>
-      <w:r>
-        <w:rPr>
-          <w:rFonts w:asciiTheme="minorHAnsi" w:hAnsiTheme="minorHAnsi" w:cstheme="minorHAnsi"/>
-        </w:rPr>
-        <w:t>How precisely is the average estimated?</w:t>
-      </w:r>
-    </w:p>
-    <w:p>
-      <w:pPr>
-        <w:rPr>
-          <w:rFonts w:asciiTheme="minorHAnsi" w:hAnsiTheme="minorHAnsi" w:cstheme="minorHAnsi"/>
-        </w:rPr>
-      </w:pPr>
-      <w:r>
-        <w:rPr>
-          <w:rFonts w:asciiTheme="minorHAnsi" w:hAnsiTheme="minorHAnsi" w:cstheme="minorHAnsi"/>
-        </w:rPr>
-        <w:t>The early positions have small samples: eleven draft classes provide only eleven first-overall picks. Combining nearby positions adds observations, but the current curve then assigns the same value to every pick in that band.</w:t>
-      </w:r>
-    </w:p>
-    <w:p>
-      <w:pPr>
-        <w:rPr>
-          <w:rFonts w:asciiTheme="minorHAnsi" w:hAnsiTheme="minorHAnsi" w:cstheme="minorHAnsi"/>
-        </w:rPr>
-      </w:pPr>
-      <w:r>
-        <w:rPr>
-          <w:rFonts w:asciiTheme="minorHAnsi" w:hAnsiTheme="minorHAnsi" w:cstheme="minorHAnsi"/>
-        </w:rPr>
-        <w:t>The script measures uncertainty in each band's mean by drawing a new sample of the same size from its observed picks, allowing a pick to appear more than once. It recalculates the mean and repeats this process 2,000 times. The spread of those means is the bootstrap standard error, a measure of how much the estimated average varies with the sample. For first overall, it is 0.02412 of the cap, or about $2.30 million.</w:t>
-      </w:r>
-    </w:p>
-    <w:p>
-      <w:pPr>
-        <w:rPr>
-          <w:rFonts w:asciiTheme="minorHAnsi" w:hAnsiTheme="minorHAnsi" w:cstheme="minorHAnsi"/>
-        </w:rPr>
-      </w:pPr>
-      <w:r>
-        <w:rPr>
-          <w:rFonts w:asciiTheme="minorHAnsi" w:hAnsiTheme="minorHAnsi" w:cstheme="minorHAnsi"/>
-        </w:rPr>
-        <w:t>A separate review used 10,000 resamples per band to calculate 95% intervals. First overall's recorded interval is $9.24 million to $18.61 million around the $13.65 million mean. These intervals measure variation among observed picks while keeping the price equation and cost rules fixed. They do not measure uncertainty in those modeling choices or capture rare outcomes absent from the eleven draft classes.</w:t>
-      </w:r>
-    </w:p>
-    <w:p>
-      <w:pPr>
-        <w:rPr>
-          <w:rFonts w:asciiTheme="minorHAnsi" w:hAnsiTheme="minorHAnsi" w:cstheme="minorHAnsi"/>
-        </w:rPr>
-      </w:pPr>
-      <w:r>
-        <w:rPr>
-          <w:rFonts w:asciiTheme="minorHAnsi" w:hAnsiTheme="minorHAnsi" w:cstheme="minorHAnsi"/>
-        </w:rPr>
-        <w:lastRenderedPageBreak/>
-        <w:t>Fixed bands also create an artificial problem for trade valuation. Picks 51 and 100 have the same value, so moving between them appears to cost nothing; crossing a band boundary creates a sudden jump. A smoother curve could allow values to change within these ranges, but one has not yet been fitted for use in the model.</w:t>
+      </w:pPr>
+      <w:r>
+        <w:t>Salary retention</w:t>
+      </w:r>
+    </w:p>
+    <w:p>
+      <w:pPr/>
+      <w:r>
+        <w:t>A club can retain part of a traded player's salary. That lowers the acquiring club's cap cost and leaves the retaining club paying part of the charge. A third club can provide the same service for an asset. The trade calculation must assign the retained costs and the assets received to the right clubs, so that one pick is not counted as payment for both the player and the retention. Diagnostics exist, but the service's own market price has not been estimated.</w:t>
+      </w:r>
+    </w:p>
+    <w:p>
+      <w:pPr/>
+      <w:r>
+        <w:t>Trades with an intermediary club are the proposed evidence. A pick received by that club can reveal the price of retention when the club supplies nothing else of substance. Roughly fifty candidate deals have been identified. Their retained amounts, durations, compensation, and structures still need checking. The estimate must separate carrying a larger charge from carrying it longer. It must also compare deals made under the same rules, because a 2025-26 amendment restricts retaining salary again on a contract within 75 days.</w:t>
       </w:r>
     </w:p>
     <w:p>
       <w:pPr>
         <w:pStyle w:val="Heading2"/>
-        <w:rPr>
-          <w:rFonts w:asciiTheme="minorHAnsi" w:hAnsiTheme="minorHAnsi" w:cstheme="minorHAnsi"/>
-        </w:rPr>
-      </w:pPr>
-      <w:r>
-        <w:rPr>
-          <w:rFonts w:asciiTheme="minorHAnsi" w:hAnsiTheme="minorHAnsi" w:cstheme="minorHAnsi"/>
-        </w:rPr>
-        <w:t>A future pick has no known draft position</w:t>
-      </w:r>
-    </w:p>
-    <w:p>
-      <w:pPr>
-        <w:rPr>
-          <w:rFonts w:asciiTheme="minorHAnsi" w:hAnsiTheme="minorHAnsi" w:cstheme="minorHAnsi"/>
-        </w:rPr>
-      </w:pPr>
-      <w:r>
-        <w:rPr>
-          <w:rFonts w:asciiTheme="minorHAnsi" w:hAnsiTheme="minorHAnsi" w:cstheme="minorHAnsi"/>
-        </w:rPr>
-        <w:t>Valuing a pick before its draft requires an estimate of where it will land and a treatment of the wait until it produces value. Using its eventual overall selection from the historical record would give the model information the clubs did not yet have.</w:t>
-      </w:r>
-    </w:p>
-    <w:p>
-      <w:pPr>
-        <w:rPr>
-          <w:rFonts w:asciiTheme="minorHAnsi" w:hAnsiTheme="minorHAnsi" w:cstheme="minorHAnsi"/>
-        </w:rPr>
-      </w:pPr>
-      <w:r>
-        <w:rPr>
-          <w:rFonts w:asciiTheme="minorHAnsi" w:hAnsiTheme="minorHAnsi" w:cstheme="minorHAnsi"/>
-        </w:rPr>
-        <w:t>Pick-for-pick trades provide evidence about how clubs exchange future selections. The inventory contains 119 such trades, including 56 across draft years. Of those 56, 39 are one-for-one swaps, including 35 within the same round; the remaining seventeen are bundles. Assigning every unknown pick its round's average value makes many same-round exchanges equal by construction. Forecasts based on the originating team's position could distinguish the picks, but those forecasts need validation.</w:t>
-      </w:r>
-    </w:p>
-    <w:p>
-      <w:pPr>
-        <w:rPr>
-          <w:rFonts w:asciiTheme="minorHAnsi" w:hAnsiTheme="minorHAnsi" w:cstheme="minorHAnsi"/>
-        </w:rPr>
-      </w:pPr>
-      <w:r>
-        <w:rPr>
-          <w:rFonts w:asciiTheme="minorHAnsi" w:hAnsiTheme="minorHAnsi" w:cstheme="minorHAnsi"/>
-        </w:rPr>
-        <w:t>The inventory also records 241 picks traded more than once, including 163 traded at different times before their final position was known. Following the same pick holds its identity fixed, but only four have the relevant history entirely in pick-for-pick deals. Valuing the other exchanges requires prices for the players and prospects in those packages.</w:t>
-      </w:r>
-    </w:p>
-    <w:p>
-      <w:pPr>
-        <w:rPr>
-          <w:rFonts w:asciiTheme="minorHAnsi" w:hAnsiTheme="minorHAnsi" w:cstheme="minorHAnsi"/>
-        </w:rPr>
-      </w:pPr>
-      <w:r>
-        <w:rPr>
-          <w:rFonts w:asciiTheme="minorHAnsi" w:hAnsiTheme="minorHAnsi" w:cstheme="minorHAnsi"/>
-        </w:rPr>
-        <w:t>Neither comparison isolates the price of waiting. Between trades, beliefs about the originating team, draft class, and eventual position can change, and protection terms also affect value. A late pick can serve as a small addition that closes a deal rather than an exact statement of its standalone worth. These influences must be separated before interpreting an exchange rate as a discount for time.</w:t>
-      </w:r>
-    </w:p>
-    <w:p>
-      <w:pPr>
-        <w:rPr>
-          <w:rFonts w:asciiTheme="minorHAnsi" w:hAnsiTheme="minorHAnsi" w:cstheme="minorHAnsi"/>
-        </w:rPr>
-      </w:pPr>
-      <w:r>
-        <w:rPr>
-          <w:rFonts w:asciiTheme="minorHAnsi" w:hAnsiTheme="minorHAnsi" w:cstheme="minorHAnsi"/>
-        </w:rPr>
-        <w:t>The historical yield average already includes failure to reach the NHL. Any further discount must address something else, such as waiting for production or a preference for less risky returns. Reducing the average again for the same failure probability would count that risk twice.</w:t>
-      </w:r>
-    </w:p>
-    <w:p>
-      <w:pPr>
-        <w:pStyle w:val="Heading1"/>
-        <w:rPr>
-          <w:rFonts w:asciiTheme="minorHAnsi" w:hAnsiTheme="minorHAnsi" w:cstheme="minorHAnsi"/>
-        </w:rPr>
-      </w:pPr>
-      <w:r>
-        <w:rPr>
-          <w:rFonts w:asciiTheme="minorHAnsi" w:hAnsiTheme="minorHAnsi" w:cstheme="minorHAnsi"/>
-        </w:rPr>
-        <w:t>4. Building the Non-Roster Prospect Model</w:t>
-      </w:r>
-    </w:p>
-    <w:p>
-      <w:pPr>
-        <w:rPr>
-          <w:rFonts w:asciiTheme="minorHAnsi" w:hAnsiTheme="minorHAnsi" w:cstheme="minorHAnsi"/>
-        </w:rPr>
-      </w:pPr>
-      <w:r>
-        <w:rPr>
-          <w:rFonts w:asciiTheme="minorHAnsi" w:hAnsiTheme="minorHAnsi" w:cstheme="minorHAnsi"/>
-        </w:rPr>
-        <w:t>A prospect valuation needs two forecasts: the chance of reaching the NHL and the production expected if he gets there. Draft position provides a starting expectation. Age and performance after the draft should update it as evidence accumulates.</w:t>
-      </w:r>
-    </w:p>
-    <w:p>
-      <w:pPr>
-        <w:rPr>
-          <w:rFonts w:asciiTheme="minorHAnsi" w:hAnsiTheme="minorHAnsi" w:cstheme="minorHAnsi"/>
-        </w:rPr>
-      </w:pPr>
-      <w:r>
-        <w:rPr>
-          <w:rFonts w:asciiTheme="minorHAnsi" w:hAnsiTheme="minorHAnsi" w:cstheme="minorHAnsi"/>
-        </w:rPr>
-        <w:t>Draft baselines, ages, and league-performance inputs have been gathered, but they have not yet been connected into a model of NHL wins and surplus dollars. NHL-equivalent scoring translates point totals between leagues to account for their strength. It still needs a verified link to NHL participation and wins above replacement before it can be used for valuation.</w:t>
-      </w:r>
-    </w:p>
-    <w:p>
-      <w:pPr>
-        <w:rPr>
-          <w:rFonts w:asciiTheme="minorHAnsi" w:hAnsiTheme="minorHAnsi" w:cstheme="minorHAnsi"/>
-        </w:rPr>
-      </w:pPr>
-      <w:r>
-        <w:rPr>
-          <w:rFonts w:asciiTheme="minorHAnsi" w:hAnsiTheme="minorHAnsi" w:cstheme="minorHAnsi"/>
-        </w:rPr>
-        <w:t>The planned model begins with the expectation associated with draft position and gives subsequent performance more weight as it becomes informative. How much evidence is needed, how information differs across leagues, and whether draft position eventually loses all influence remain to be estimated.</w:t>
-      </w:r>
-    </w:p>
-    <w:p>
-      <w:pPr>
-        <w:rPr>
-          <w:rFonts w:asciiTheme="minorHAnsi" w:hAnsiTheme="minorHAnsi" w:cstheme="minorHAnsi"/>
-        </w:rPr>
-      </w:pPr>
-      <w:r>
-        <w:rPr>
-          <w:rFonts w:asciiTheme="minorHAnsi" w:hAnsiTheme="minorHAnsi" w:cstheme="minorHAnsi"/>
-        </w:rPr>
-        <w:lastRenderedPageBreak/>
-        <w:t>Suppose a prospect has a 20% chance of producing two NHL wins in a season and otherwise produces nothing in the NHL. His expected production is 0.20 times 2, or 0.4 wins. A complete forecast must also account for arrival time and the range of production outcomes after arrival.</w:t>
-      </w:r>
-    </w:p>
-    <w:p>
-      <w:pPr>
-        <w:rPr>
-          <w:rFonts w:asciiTheme="minorHAnsi" w:hAnsiTheme="minorHAnsi" w:cstheme="minorHAnsi"/>
-        </w:rPr>
-      </w:pPr>
-      <w:r>
-        <w:rPr>
-          <w:rFonts w:asciiTheme="minorHAnsi" w:hAnsiTheme="minorHAnsi" w:cstheme="minorHAnsi"/>
-        </w:rPr>
-        <w:t>Pricing requires the same distinction between arrival and non-arrival. The salary equation includes a positive price at zero WAR for an NHL player. That amount must be weighted by the probability of NHL participation. Applying it to every prospect would assign salary value even to seasons in which he never reaches the league.</w:t>
-      </w:r>
-    </w:p>
-    <w:p>
-      <w:pPr>
-        <w:rPr>
-          <w:rFonts w:asciiTheme="minorHAnsi" w:hAnsiTheme="minorHAnsi" w:cstheme="minorHAnsi"/>
-        </w:rPr>
-      </w:pPr>
-      <w:r>
-        <w:rPr>
-          <w:rFonts w:asciiTheme="minorHAnsi" w:hAnsiTheme="minorHAnsi" w:cstheme="minorHAnsi"/>
-        </w:rPr>
-        <w:t>Validation must test the two forecasts separately on players excluded from fitting: did predicted NHL participation match actual participation, and did predicted production match subsequent production? Dollars enter after those forecasts. Draft position is an input and cannot also serve as an independent check of their accuracy. The league-translation crosswalk also remains to be verified.</w:t>
-      </w:r>
-    </w:p>
-    <w:p>
-      <w:pPr>
-        <w:rPr>
-          <w:rFonts w:asciiTheme="minorHAnsi" w:hAnsiTheme="minorHAnsi" w:cstheme="minorHAnsi"/>
-        </w:rPr>
-      </w:pPr>
-      <w:r>
-        <w:rPr>
-          <w:rFonts w:asciiTheme="minorHAnsi" w:hAnsiTheme="minorHAnsi" w:cstheme="minorHAnsi"/>
-        </w:rPr>
-        <w:t>The training sample must include unsuccessful paths. Prospects with professional records differ from those without them, and players who move to stronger leagues have already cleared a selection hurdle. Learning only from successful transitions would overstate the full pool's prospects. Each update must use information available at the valuation date and account for which players are observed.</w:t>
-      </w:r>
-    </w:p>
-    <w:p>
-      <w:pPr>
-        <w:pStyle w:val="Heading1"/>
-        <w:rPr>
-          <w:rFonts w:asciiTheme="minorHAnsi" w:hAnsiTheme="minorHAnsi" w:cstheme="minorHAnsi"/>
-        </w:rPr>
-      </w:pPr>
-      <w:r>
-        <w:rPr>
-          <w:rFonts w:asciiTheme="minorHAnsi" w:hAnsiTheme="minorHAnsi" w:cstheme="minorHAnsi"/>
-        </w:rPr>
-        <w:t>5. Completing the Trade Comparison</w:t>
+      </w:pPr>
+      <w:r>
+        <w:t>Trade protection</w:t>
+      </w:r>
+    </w:p>
+    <w:p>
+      <w:pPr/>
+      <w:r>
+        <w:t>A no-trade or no-move clause can narrow the seller's options and change bargaining power. Players who receive protection also differ in quality, age, contract length, and bargaining position. A salary difference between players with and without clauses, therefore, cannot be credited to the clause alone.</w:t>
+      </w:r>
+    </w:p>
+    <w:p>
+      <w:pPr/>
+      <w:r>
+        <w:t>The clause data are assembled. The planned comparison relates pay to projected production and to the presence and type of protection, holding those other differences fixed. It cannot yet give a causal price for protection. A completed trade may have gone to an allowed destination or followed a waiver, and the project does not observe blocked offers or whether the clause restricted the deal.</w:t>
       </w:r>
     </w:p>
     <w:p>
       <w:pPr>
         <w:pStyle w:val="Heading2"/>
-        <w:rPr>
-          <w:rFonts w:asciiTheme="minorHAnsi" w:hAnsiTheme="minorHAnsi" w:cstheme="minorHAnsi"/>
-        </w:rPr>
-      </w:pPr>
-      <w:r>
-        <w:rPr>
-          <w:rFonts w:asciiTheme="minorHAnsi" w:hAnsiTheme="minorHAnsi" w:cstheme="minorHAnsi"/>
-        </w:rPr>
-        <w:t>Salary retention</w:t>
-      </w:r>
-    </w:p>
-    <w:p>
-      <w:pPr>
-        <w:rPr>
-          <w:rFonts w:asciiTheme="minorHAnsi" w:hAnsiTheme="minorHAnsi" w:cstheme="minorHAnsi"/>
-        </w:rPr>
-      </w:pPr>
-      <w:r>
-        <w:rPr>
-          <w:rFonts w:asciiTheme="minorHAnsi" w:hAnsiTheme="minorHAnsi" w:cstheme="minorHAnsi"/>
-        </w:rPr>
-        <w:t>Retention lowers the acquiring club's cap cost while leaving another club responsible for part of the charge. A third club can supply this service in exchange for an asset. The trade calculation must assign retained costs and received assets to the correct clubs so that the same pick is not counted as payment for both the player and the retention service. Diagnostics exist, but the service's separate market price has not been estimated.</w:t>
-      </w:r>
-    </w:p>
-    <w:p>
-      <w:pPr>
-        <w:rPr>
-          <w:rFonts w:asciiTheme="minorHAnsi" w:hAnsiTheme="minorHAnsi" w:cstheme="minorHAnsi"/>
-        </w:rPr>
-      </w:pPr>
-      <w:r>
-        <w:rPr>
-          <w:rFonts w:asciiTheme="minorHAnsi" w:hAnsiTheme="minorHAnsi" w:cstheme="minorHAnsi"/>
-        </w:rPr>
-        <w:t>Trades involving an intermediary are the proposed evidence. A pick received by that club can reveal the price of retention when it supplies no other material asset or service. Roughly fifty candidate deals have been identified. Their retained amounts, durations, compensation, and structures still need checking. The estimate must distinguish carrying a larger charge from carrying it longer and compare deals made under consistent rules.</w:t>
-      </w:r>
-    </w:p>
-    <w:p>
-      <w:pPr>
-        <w:pStyle w:val="Heading2"/>
-        <w:rPr>
-          <w:rFonts w:asciiTheme="minorHAnsi" w:hAnsiTheme="minorHAnsi" w:cstheme="minorHAnsi"/>
-        </w:rPr>
-      </w:pPr>
-      <w:r>
-        <w:rPr>
-          <w:rFonts w:asciiTheme="minorHAnsi" w:hAnsiTheme="minorHAnsi" w:cstheme="minorHAnsi"/>
-        </w:rPr>
-        <w:t>Trade protection</w:t>
-      </w:r>
-    </w:p>
-    <w:p>
-      <w:pPr>
-        <w:rPr>
-          <w:rFonts w:asciiTheme="minorHAnsi" w:hAnsiTheme="minorHAnsi" w:cstheme="minorHAnsi"/>
-        </w:rPr>
-      </w:pPr>
-      <w:r>
-        <w:rPr>
-          <w:rFonts w:asciiTheme="minorHAnsi" w:hAnsiTheme="minorHAnsi" w:cstheme="minorHAnsi"/>
-        </w:rPr>
-        <w:t>A no-trade or no-move clause can narrow the seller's options and affect bargaining power. Players who receive protection also differ in quality, age, contract length, and bargaining conditions. A salary difference between players with and without clauses cannot therefore be attributed to the clause alone.</w:t>
-      </w:r>
-    </w:p>
-    <w:p>
-      <w:pPr>
-        <w:rPr>
-          <w:rFonts w:asciiTheme="minorHAnsi" w:hAnsiTheme="minorHAnsi" w:cstheme="minorHAnsi"/>
-        </w:rPr>
-      </w:pPr>
-      <w:r>
-        <w:rPr>
-          <w:rFonts w:asciiTheme="minorHAnsi" w:hAnsiTheme="minorHAnsi" w:cstheme="minorHAnsi"/>
-        </w:rPr>
-        <w:t>The clause data are assembled. The planned comparison relates pay to projected production and the presence and type of protection, accounting for those other differences. It cannot yet establish a causal price for protection. A completed trade may have involved an allowed destination or a waiver, and the project does not observe blocked offers or whether the clause actually restricted the transaction.</w:t>
-      </w:r>
-    </w:p>
-    <w:p>
-      <w:pPr>
-        <w:pStyle w:val="Heading2"/>
-        <w:rPr>
-          <w:rFonts w:asciiTheme="minorHAnsi" w:hAnsiTheme="minorHAnsi" w:cstheme="minorHAnsi"/>
-        </w:rPr>
-      </w:pPr>
-      <w:r>
-        <w:rPr>
-          <w:rFonts w:asciiTheme="minorHAnsi" w:hAnsiTheme="minorHAnsi" w:cstheme="minorHAnsi"/>
-        </w:rPr>
-        <w:lastRenderedPageBreak/>
+      </w:pPr>
+      <w:r>
         <w:t>Comparing trade-date values with later outcomes</w:t>
       </w:r>
     </w:p>
     <w:p>
-      <w:pPr>
-        <w:rPr>
-          <w:rFonts w:asciiTheme="minorHAnsi" w:hAnsiTheme="minorHAnsi" w:cstheme="minorHAnsi"/>
-        </w:rPr>
-      </w:pPr>
-      <w:r>
-        <w:rPr>
-          <w:rFonts w:asciiTheme="minorHAnsi" w:hAnsiTheme="minorHAnsi" w:cstheme="minorHAnsi"/>
-        </w:rPr>
-        <w:t>The back-test will value each package using information available when the trade occurred, then compare those estimates with subsequent outcomes. It requires the unfinished pick and prospect valuations, correct retention accounting, and a defined measure of the difference between packages.</w:t>
-      </w:r>
-    </w:p>
-    <w:p>
-      <w:pPr>
-        <w:rPr>
-          <w:rFonts w:asciiTheme="minorHAnsi" w:hAnsiTheme="minorHAnsi" w:cstheme="minorHAnsi"/>
-        </w:rPr>
-      </w:pPr>
-      <w:r>
-        <w:rPr>
-          <w:rFonts w:asciiTheme="minorHAnsi" w:hAnsiTheme="minorHAnsi" w:cstheme="minorHAnsi"/>
-        </w:rPr>
-        <w:t>Player-only trades offer an initial sample: the inventory contains 205 such events. Of these, 153 require allocating a player's season across a mid-season trade. That allocation is not yet implemented. About 69% of all events include a pick, so results from player-only trades would describe a selected minority of the market.</w:t>
-      </w:r>
-    </w:p>
-    <w:p>
-      <w:pPr>
-        <w:rPr>
-          <w:rFonts w:asciiTheme="minorHAnsi" w:hAnsiTheme="minorHAnsi" w:cstheme="minorHAnsi"/>
-        </w:rPr>
-      </w:pPr>
-      <w:r>
-        <w:rPr>
-          <w:rFonts w:asciiTheme="minorHAnsi" w:hAnsiTheme="minorHAnsi" w:cstheme="minorHAnsi"/>
-        </w:rPr>
-        <w:t>The intended allocation uses Game Value to divide season value at trade dates. Game Value can be negative, so ordinary percentage shares can fail: a season total near zero produces extreme ratios, and team stints with opposite signs can produce negative shares or shares above 100%. Those cases need an explicit rule before the method is used in the back-test.</w:t>
-      </w:r>
-    </w:p>
-    <w:p>
-      <w:pPr>
-        <w:rPr>
-          <w:rFonts w:asciiTheme="minorHAnsi" w:hAnsiTheme="minorHAnsi" w:cstheme="minorHAnsi"/>
-        </w:rPr>
-      </w:pPr>
-      <w:r>
-        <w:rPr>
-          <w:rFonts w:asciiTheme="minorHAnsi" w:hAnsiTheme="minorHAnsi" w:cstheme="minorHAnsi"/>
-        </w:rPr>
-        <w:t>The study will compare trades by asset class, contract length, player age, and team competitive position to test for systematic differences in estimated value. Its ability to detect those differences depends on the usable sample and the number of comparisons. The earlier power analysis, which assesses how large a difference the study can reliably detect, must be updated for that sample. Finding no difference in a test with little power would not establish efficient pricing.</w:t>
+      <w:pPr/>
+      <w:r>
+        <w:t>The back-test will value each package with information available on the trade date, then compare those values with what happened. It needs the unfinished pick and prospect valuations, correct retention accounting, and a defined measure of the difference between packages.</w:t>
+      </w:r>
+    </w:p>
+    <w:p>
+      <w:pPr/>
+      <w:r>
+        <w:t>Trades involving only players give a first sample of 205 events among 946 trade groups. Of these, 153 require splitting a player's season around a mid-season trade, which is not yet implemented. About 69% of all trade groups include a draft pick (654 of 946), so results from player-only trades would describe a selected minority of the market.</w:t>
+      </w:r>
+    </w:p>
+    <w:p>
+      <w:pPr/>
+      <w:r>
+        <w:t>The split will use Game Value to divide a season's value at the trade date (see the Circularity and Game Value document). Game Value can be negative, so ordinary percentage shares can fail. A season total near zero produces extreme ratios, and stints of opposite sign produce negative shares or shares above 100%. Those cases need an explicit rule before the method enters the back-test.</w:t>
+      </w:r>
+    </w:p>
+    <w:p>
+      <w:pPr/>
+      <w:r>
+        <w:t>The study will compare trades by asset class, contract length, player age, and team competitive position, to test for systematic differences in estimated value. Its ability to detect those differences depends on the usable sample and the number of comparisons. The earlier power analysis, which asks how large a difference the study can reliably detect, counted only 14 fully priceable trades. It must be rerun once picks and prospects have values. A test with little power that finds no difference would not show efficient pricing.</w:t>
       </w:r>
     </w:p>
     <w:sectPr>

--- a/40_DOCS/Supervisor_Drafts/Draft Picks, Prospects, and the Remaining Trade Model.docx
+++ b/40_DOCS/Supervisor_Drafts/Draft Picks, Prospects, and the Remaining Trade Model.docx
@@ -13,20 +13,20 @@
         <w:rPr>
           <w:rFonts w:asciiTheme="minorHAnsi" w:hAnsiTheme="minorHAnsi" w:cstheme="minorHAnsi"/>
         </w:rPr>
-        <w:t>Draft Picks, Prospects, and the Remaining Trade Model</w:t>
-      </w:r>
-    </w:p>
-    <w:p>
-      <w:pPr>
-        <w:rPr>
-          <w:rFonts w:asciiTheme="minorHAnsi" w:hAnsiTheme="minorHAnsi" w:cstheme="minorHAnsi"/>
-        </w:rPr>
-      </w:pPr>
-      <w:r>
-        <w:rPr>
-          <w:rFonts w:asciiTheme="minorHAnsi" w:hAnsiTheme="minorHAnsi" w:cstheme="minorHAnsi"/>
-        </w:rPr>
-        <w:t>The project values players, draft picks, and non-roster prospects in expected surplus dollars: the value of NHL production less the cost of obtaining it. The player model already produces contract values. For draft picks, the project has linked selections to NHL careers and calculated their historical returns. Turning those returns into values at past trade dates is unfinished. The prospect model and the combined trade back-test are also still to be built.</w:t>
+        <w:t xml:space="preserve">Draft Picks, Prospects, and the Remaining Trade Model</w:t>
+      </w:r>
+    </w:p>
+    <w:p>
+      <w:pPr>
+        <w:rPr>
+          <w:rFonts w:asciiTheme="minorHAnsi" w:hAnsiTheme="minorHAnsi" w:cstheme="minorHAnsi"/>
+        </w:rPr>
+      </w:pPr>
+      <w:r>
+        <w:rPr>
+          <w:rFonts w:asciiTheme="minorHAnsi" w:hAnsiTheme="minorHAnsi" w:cstheme="minorHAnsi"/>
+        </w:rPr>
+        <w:t xml:space="preserve">The project values players, draft picks, and non-roster prospects in expected surplus dollars: the value of NHL production less the cost of obtaining it. The player model already produces contract values, from the production forecast and price line described in the production and pricing documents. For draft picks, the project has linked selections to NHL careers and calculated their historical returns. Turning those returns into values at past trade dates is unfinished. The prospect model and the combined trade back-test are also still to be built.</w:t>
       </w:r>
     </w:p>
     <w:p>
@@ -40,46 +40,46 @@
         <w:rPr>
           <w:rFonts w:asciiTheme="minorHAnsi" w:hAnsiTheme="minorHAnsi" w:cstheme="minorHAnsi"/>
         </w:rPr>
-        <w:t>1. Measuring the Historical Return from a Draft Pick</w:t>
-      </w:r>
-    </w:p>
-    <w:p>
-      <w:pPr>
-        <w:rPr>
-          <w:rFonts w:asciiTheme="minorHAnsi" w:hAnsiTheme="minorHAnsi" w:cstheme="minorHAnsi"/>
-        </w:rPr>
-      </w:pPr>
-      <w:r>
-        <w:rPr>
-          <w:rFonts w:asciiTheme="minorHAnsi" w:hAnsiTheme="minorHAnsi" w:cstheme="minorHAnsi"/>
-        </w:rPr>
-        <w:t>The draft curve asks how much surplus selections at different draft positions have produced. It uses the 2007-2017 draft classes and follows each for nine seasons. For the 2017 class, the window is 2017-18 through 2025-26. This gives college and European players time to arrive while keeping follow-up equal across classes. Production after year nine is excluded, so the curve does not measure full career value.</w:t>
-      </w:r>
-    </w:p>
-    <w:p>
-      <w:pPr>
-        <w:rPr>
-          <w:rFonts w:asciiTheme="minorHAnsi" w:hAnsiTheme="minorHAnsi" w:cstheme="minorHAnsi"/>
-        </w:rPr>
-      </w:pPr>
-      <w:r>
-        <w:rPr>
-          <w:rFonts w:asciiTheme="minorHAnsi" w:hAnsiTheme="minorHAnsi" w:cstheme="minorHAnsi"/>
-        </w:rPr>
-        <w:t>Every selection enters the average, including picks with no NHL production. Counting only players who reached the NHL would overstate the expected return from making a pick. This also makes accurate career matching essential: a player whose record fails to match is assigned zero production, just like a player who never reaches the league.</w:t>
-      </w:r>
-    </w:p>
-    <w:p>
-      <w:pPr>
-        <w:rPr>
-          <w:rFonts w:asciiTheme="minorHAnsi" w:hAnsiTheme="minorHAnsi" w:cstheme="minorHAnsi"/>
-        </w:rPr>
-      </w:pPr>
-      <w:r>
-        <w:rPr>
-          <w:rFonts w:asciiTheme="minorHAnsi" w:hAnsiTheme="minorHAnsi" w:cstheme="minorHAnsi"/>
-        </w:rPr>
-        <w:t>The linkage first matches NHL identifiers and checks that names agree. Where identifiers are missing, it uses exact names with safeguards and a hand-checked alias list. It rejects a career that began before the relevant draft and does not resolve ambiguous repeated names by name alone. This recovers older careers without identifiers while avoiding matches between brothers or unrelated players with similar names. Unmatched records and known contaminated names remain distinct from confirmed career matches so they can be reviewed.</w:t>
+        <w:t xml:space="preserve">1. Measuring the Historical Return from a Draft Pick</w:t>
+      </w:r>
+    </w:p>
+    <w:p>
+      <w:pPr>
+        <w:rPr>
+          <w:rFonts w:asciiTheme="minorHAnsi" w:hAnsiTheme="minorHAnsi" w:cstheme="minorHAnsi"/>
+        </w:rPr>
+      </w:pPr>
+      <w:r>
+        <w:rPr>
+          <w:rFonts w:asciiTheme="minorHAnsi" w:hAnsiTheme="minorHAnsi" w:cstheme="minorHAnsi"/>
+        </w:rPr>
+        <w:t xml:space="preserve">The draft curve asks how much surplus selections at different draft positions have produced. It uses the 2007-2017 draft classes and follows each for nine seasons. For the 2017 class, the window is 2017-18 through 2025-26. This gives college and European players time to arrive while keeping follow-up equal across classes. Production after year nine is excluded, so the curve does not measure full career value.</w:t>
+      </w:r>
+    </w:p>
+    <w:p>
+      <w:pPr>
+        <w:rPr>
+          <w:rFonts w:asciiTheme="minorHAnsi" w:hAnsiTheme="minorHAnsi" w:cstheme="minorHAnsi"/>
+        </w:rPr>
+      </w:pPr>
+      <w:r>
+        <w:rPr>
+          <w:rFonts w:asciiTheme="minorHAnsi" w:hAnsiTheme="minorHAnsi" w:cstheme="minorHAnsi"/>
+        </w:rPr>
+        <w:t xml:space="preserve">Every selection enters the average, including picks with no NHL production. Counting only players who reached the NHL would overstate the expected return from making a pick. This also makes accurate career matching essential: a player whose record fails to match is assigned zero production, just like a player who never reaches the league.</w:t>
+      </w:r>
+    </w:p>
+    <w:p>
+      <w:pPr>
+        <w:rPr>
+          <w:rFonts w:asciiTheme="minorHAnsi" w:hAnsiTheme="minorHAnsi" w:cstheme="minorHAnsi"/>
+        </w:rPr>
+      </w:pPr>
+      <w:r>
+        <w:rPr>
+          <w:rFonts w:asciiTheme="minorHAnsi" w:hAnsiTheme="minorHAnsi" w:cstheme="minorHAnsi"/>
+        </w:rPr>
+        <w:t xml:space="preserve">The linkage first matches NHL identifiers and checks that names agree. Where identifiers are missing, it uses exact names with safeguards and a hand-checked alias list. It rejects a career that began before the relevant draft and does not resolve ambiguous repeated names by name alone. This recovers older careers without identifiers while avoiding matches between brothers or unrelated players with similar names. Unmatched records and known contaminated names remain distinct from confirmed career matches so they can be reviewed.</w:t>
       </w:r>
     </w:p>
     <w:p>
@@ -93,53 +93,86 @@
         <w:rPr>
           <w:rFonts w:asciiTheme="minorHAnsi" w:hAnsiTheme="minorHAnsi" w:cstheme="minorHAnsi"/>
         </w:rPr>
-        <w:t>From NHL production to a common dollar scale</w:t>
-      </w:r>
-    </w:p>
-    <w:p>
-      <w:pPr>
-        <w:rPr>
-          <w:rFonts w:asciiTheme="minorHAnsi" w:hAnsiTheme="minorHAnsi" w:cstheme="minorHAnsi"/>
-        </w:rPr>
-      </w:pPr>
-      <w:r>
-        <w:rPr>
-          <w:rFonts w:asciiTheme="minorHAnsi" w:hAnsiTheme="minorHAnsi" w:cstheme="minorHAnsi"/>
-        </w:rPr>
-        <w:t>For each matched player, the calculation combines production recorded for different teams in the same season and prices it using the skater or goalie equation. It adjusts production in the shortened 2012-13, 2019-20, and 2020-21 seasons to an 82-game basis. It then subtracts an estimated contract cost, using the rules explained in Section 2.</w:t>
-      </w:r>
-    </w:p>
-    <w:p>
-      <w:pPr>
-        <w:rPr>
-          <w:rFonts w:asciiTheme="minorHAnsi" w:hAnsiTheme="minorHAnsi" w:cstheme="minorHAnsi"/>
-        </w:rPr>
-      </w:pPr>
-      <w:r>
-        <w:rPr>
-          <w:rFonts w:asciiTheme="minorHAnsi" w:hAnsiTheme="minorHAnsi" w:cstheme="minorHAnsi"/>
-        </w:rPr>
-        <w:t>Each season's surplus is divided by that season's historical salary cap. These cap shares are added across the nine-year window, then averaged across selections in the same draft-position band. Multiplying the average by the 2025-26 cap of $95.5 million expresses the result in comparable dollars. For example, a total surplus of 0.10 of the cap becomes $9.55 million at that cap level. It is a total return over the observation window, not an annual salary.</w:t>
-      </w:r>
-    </w:p>
-    <w:p>
-      <w:pPr>
-        <w:rPr>
-          <w:rFonts w:asciiTheme="minorHAnsi" w:hAnsiTheme="minorHAnsi" w:cstheme="minorHAnsi"/>
-        </w:rPr>
-      </w:pPr>
-      <w:r>
-        <w:rPr>
-          <w:rFonts w:asciiTheme="minorHAnsi" w:hAnsiTheme="minorHAnsi" w:cstheme="minorHAnsi"/>
-        </w:rPr>
-        <w:t xml:space="preserve">Adding cap shares follows the model's assumption that cap growth and discounting occur at the same rate. Under that assumption, receiving 1% of the cap in a future year is worth 1% of the valuation-date cap. The historical curve nevertheless uses realized production and actual historical caps. It describes </w:t>
-      </w:r>
-      <w:r>
-        <w:rPr>
-          <w:rFonts w:asciiTheme="minorHAnsi" w:hAnsiTheme="minorHAnsi" w:cstheme="minorHAnsi"/>
-        </w:rPr>
-        <w:lastRenderedPageBreak/>
-        <w:t>modeled returns after the outcomes are known; it does not reconstruct what a club knew when drafting or trading the pick.</w:t>
+        <w:t xml:space="preserve">From NHL production to a common dollar scale</w:t>
+      </w:r>
+    </w:p>
+    <w:p>
+      <w:pPr>
+        <w:rPr>
+          <w:rFonts w:asciiTheme="minorHAnsi" w:hAnsiTheme="minorHAnsi" w:cstheme="minorHAnsi"/>
+        </w:rPr>
+      </w:pPr>
+      <w:r>
+        <w:rPr>
+          <w:rFonts w:asciiTheme="minorHAnsi" w:hAnsiTheme="minorHAnsi" w:cstheme="minorHAnsi"/>
+        </w:rPr>
+        <w:t xml:space="preserve">For each matched player, the calculation combines production recorded for different teams in the same season and prices it using the skater or goalie price line. It adjusts production in the shortened 2012-13, 2019-20, and 2020-21 seasons to an 82-game basis. It then subtracts an estimated contract cost, using the rules explained in Section 2.</w:t>
+      </w:r>
+    </w:p>
+    <w:p>
+      <w:pPr>
+        <w:rPr>
+          <w:rFonts w:asciiTheme="minorHAnsi" w:hAnsiTheme="minorHAnsi" w:cstheme="minorHAnsi"/>
+        </w:rPr>
+      </w:pPr>
+      <w:r>
+        <w:rPr>
+          <w:rFonts w:asciiTheme="minorHAnsi" w:hAnsiTheme="minorHAnsi" w:cstheme="minorHAnsi"/>
+        </w:rPr>
+        <w:t xml:space="preserve">Each season’s surplus is divided by that season’s historical salary cap. These cap shares are added across the nine-year window, then averaged across selections in the same draft-position band. Multiplying the average by the 2025-26 cap of $95.5 million expresses the result in comparable dollars. For example, a total surplus of 0.10 of the cap becomes $9.55 million at that cap level. It is a total return over the observation window, not an annual salary.</w:t>
+      </w:r>
+    </w:p>
+    <w:p>
+      <w:pPr>
+        <w:rPr>
+          <w:rFonts w:asciiTheme="minorHAnsi" w:hAnsiTheme="minorHAnsi" w:cstheme="minorHAnsi"/>
+        </w:rPr>
+      </w:pPr>
+      <w:r>
+        <w:rPr>
+          <w:rFonts w:asciiTheme="minorHAnsi" w:hAnsiTheme="minorHAnsi" w:cstheme="minorHAnsi"/>
+        </w:rPr>
+        <w:t xml:space="preserve">Adding cap shares follows the model’s assumption that cap growth and discounting occur at the same rate. Under that assumption, receiving 1% of the cap in a future year is worth 1% of the valuation-date cap. The historical curve nevertheless uses realized production and actual historical caps. It describes modeled returns after the outcomes are known; it does not reconstruct what a club knew when drafting or trading the pick.</w:t>
+      </w:r>
+    </w:p>
+    <w:p>
+      <w:pPr>
+        <w:pStyle w:val="Heading2"/>
+        <w:rPr>
+          <w:rFonts w:asciiTheme="minorHAnsi" w:hAnsiTheme="minorHAnsi" w:cstheme="minorHAnsi"/>
+        </w:rPr>
+      </w:pPr>
+      <w:r>
+        <w:rPr>
+          <w:rFonts w:asciiTheme="minorHAnsi" w:hAnsiTheme="minorHAnsi" w:cstheme="minorHAnsi"/>
+        </w:rPr>
+        <w:t xml:space="preserve">Two price lines</w:t>
+      </w:r>
+    </w:p>
+    <w:p>
+      <w:pPr>
+        <w:rPr>
+          <w:rFonts w:asciiTheme="minorHAnsi" w:hAnsiTheme="minorHAnsi" w:cstheme="minorHAnsi"/>
+        </w:rPr>
+      </w:pPr>
+      <w:r>
+        <w:rPr>
+          <w:rFonts w:asciiTheme="minorHAnsi" w:hAnsiTheme="minorHAnsi" w:cstheme="minorHAnsi"/>
+        </w:rPr>
+        <w:t xml:space="preserve">The draft curve prices realized seasons, not forecasts, and it uses the skater price line fitted on the 60/40 trailing total: 1.325% of the cap at zero WAR, plus 2.123% of the cap per win for a forward and 2.410% for a defenceman. Player contracts are priced on a different line, fitted on the forecast: 0.769% of the cap at zero WAR, plus 3.089% per forecast win for a forward and 4.555% for a defenceman. At the 2025-26 cap, a forward’s win is worth $2.03 million on the first line and $2.95 million on the second.</w:t>
+      </w:r>
+    </w:p>
+    <w:p>
+      <w:pPr>
+        <w:rPr>
+          <w:rFonts w:asciiTheme="minorHAnsi" w:hAnsiTheme="minorHAnsi" w:cstheme="minorHAnsi"/>
+        </w:rPr>
+      </w:pPr>
+      <w:r>
+        <w:rPr>
+          <w:rFonts w:asciiTheme="minorHAnsi" w:hAnsiTheme="minorHAnsi" w:cstheme="minorHAnsi"/>
+        </w:rPr>
+        <w:t xml:space="preserve">The two lines answer different questions. The first is what clubs pay per win of recent production; the second is what they pay per win they can expect. A delivered win is neither. Which price a delivered win should carry is a decision the trade comparison has not yet made. It must be made once and applied to both sides of each trade, picks and players alike, before a difference between a pick’s value and a player’s value can be read as mispricing.</w:t>
       </w:r>
     </w:p>
     <w:p>
@@ -153,33 +186,33 @@
         <w:rPr>
           <w:rFonts w:asciiTheme="minorHAnsi" w:hAnsiTheme="minorHAnsi" w:cstheme="minorHAnsi"/>
         </w:rPr>
-        <w:t>2. Estimating Contract Costs</w:t>
-      </w:r>
-    </w:p>
-    <w:p>
-      <w:pPr>
-        <w:rPr>
-          <w:rFonts w:asciiTheme="minorHAnsi" w:hAnsiTheme="minorHAnsi" w:cstheme="minorHAnsi"/>
-        </w:rPr>
-      </w:pPr>
-      <w:r>
-        <w:rPr>
-          <w:rFonts w:asciiTheme="minorHAnsi" w:hAnsiTheme="minorHAnsi" w:cstheme="minorHAnsi"/>
-        </w:rPr>
-        <w:t>Historical contract coverage is insufficient to reconstruct every drafted player's agreements. The curve therefore observes production but approximates its cost. The main calculation, called Rule A, counts surplus during estimated entry-level years and assigns zero surplus afterward. After those years, it sets cost equal to the market price of that season's production, making value and cost cancel.</w:t>
-      </w:r>
-    </w:p>
-    <w:p>
-      <w:pPr>
-        <w:rPr>
-          <w:rFonts w:asciiTheme="minorHAnsi" w:hAnsiTheme="minorHAnsi" w:cstheme="minorHAnsi"/>
-        </w:rPr>
-      </w:pPr>
-      <w:r>
-        <w:rPr>
-          <w:rFonts w:asciiTheme="minorHAnsi" w:hAnsiTheme="minorHAnsi" w:cstheme="minorHAnsi"/>
-        </w:rPr>
-        <w:t>This excludes any surplus a successful pick creates on later contracts. If that omitted surplus is positive, Rule A understates the pick's return. The omission can also change the curve's shape because early and late selections need not generate the same amount of later surplus.</w:t>
+        <w:t xml:space="preserve">2. Estimating Contract Costs</w:t>
+      </w:r>
+    </w:p>
+    <w:p>
+      <w:pPr>
+        <w:rPr>
+          <w:rFonts w:asciiTheme="minorHAnsi" w:hAnsiTheme="minorHAnsi" w:cstheme="minorHAnsi"/>
+        </w:rPr>
+      </w:pPr>
+      <w:r>
+        <w:rPr>
+          <w:rFonts w:asciiTheme="minorHAnsi" w:hAnsiTheme="minorHAnsi" w:cstheme="minorHAnsi"/>
+        </w:rPr>
+        <w:t xml:space="preserve">Historical contract coverage is insufficient to reconstruct every drafted player’s agreements. The curve therefore observes production but approximates its cost. The main calculation, called Rule A, counts surplus during estimated entry-level years and assigns zero surplus afterward. After those years, it sets cost equal to the market price of that season’s production, making value and cost cancel.</w:t>
+      </w:r>
+    </w:p>
+    <w:p>
+      <w:pPr>
+        <w:rPr>
+          <w:rFonts w:asciiTheme="minorHAnsi" w:hAnsiTheme="minorHAnsi" w:cstheme="minorHAnsi"/>
+        </w:rPr>
+      </w:pPr>
+      <w:r>
+        <w:rPr>
+          <w:rFonts w:asciiTheme="minorHAnsi" w:hAnsiTheme="minorHAnsi" w:cstheme="minorHAnsi"/>
+        </w:rPr>
+        <w:t xml:space="preserve">This excludes any surplus a successful pick creates on later contracts. If that omitted surplus is positive, Rule A understates the pick’s return. The omission can also change the curve’s shape because early and late selections need not generate the same amount of later surplus.</w:t>
       </w:r>
     </w:p>
     <w:p>
@@ -193,59 +226,59 @@
         <w:rPr>
           <w:rFonts w:asciiTheme="minorHAnsi" w:hAnsiTheme="minorHAnsi" w:cstheme="minorHAnsi"/>
         </w:rPr>
-        <w:t>Approximating the entry-level period</w:t>
-      </w:r>
-    </w:p>
-    <w:p>
-      <w:pPr>
-        <w:rPr>
-          <w:rFonts w:asciiTheme="minorHAnsi" w:hAnsiTheme="minorHAnsi" w:cstheme="minorHAnsi"/>
-        </w:rPr>
-      </w:pPr>
-      <w:r>
-        <w:rPr>
-          <w:rFonts w:asciiTheme="minorHAnsi" w:hAnsiTheme="minorHAnsi" w:cstheme="minorHAnsi"/>
-        </w:rPr>
-        <w:t>The model charges the entry-level maximum for the player's draft cohort rather than his actual signed salary. It estimates the number of entry-level years from the player's age on September 15 of his first season with at least ten NHL games: three years through age 21, two at ages 22-23, and one at age 24 or older. Missing age information defaults to three years.</w:t>
-      </w:r>
-    </w:p>
-    <w:p>
-      <w:pPr>
-        <w:rPr>
-          <w:rFonts w:asciiTheme="minorHAnsi" w:hAnsiTheme="minorHAnsi" w:cstheme="minorHAnsi"/>
-        </w:rPr>
-      </w:pPr>
-      <w:r>
-        <w:rPr>
-          <w:rFonts w:asciiTheme="minorHAnsi" w:hAnsiTheme="minorHAnsi" w:cstheme="minorHAnsi"/>
-        </w:rPr>
-        <w:t>Arrival age substitutes for signing age, and the ten-game threshold approximates when a contract year is used. These rules cannot reproduce every signing date or contract slide and still need comparison with actual contracts, particularly for late arrivals.</w:t>
-      </w:r>
-    </w:p>
-    <w:p>
-      <w:pPr>
-        <w:rPr>
-          <w:rFonts w:asciiTheme="minorHAnsi" w:hAnsiTheme="minorHAnsi" w:cstheme="minorHAnsi"/>
-        </w:rPr>
-      </w:pPr>
-      <w:r>
-        <w:rPr>
-          <w:rFonts w:asciiTheme="minorHAnsi" w:hAnsiTheme="minorHAnsi" w:cstheme="minorHAnsi"/>
-        </w:rPr>
-        <w:t>Before the estimated entry-level years are exhausted, a season with fewer than ten NHL games does not use up a year. The model prorates that season's cost by games played divided by 82. For skaters, it prorates the minimum-value floor in the same way but leaves the price equation's intercept intact. A brief appearance can therefore receive substantial priced value relative to its small assigned cost. A season with no NHL appearance contributes neither value nor cost. After the entry-level period, Rule A assigns zero surplus regardless of games played.</w:t>
-      </w:r>
-    </w:p>
-    <w:p>
-      <w:pPr>
-        <w:rPr>
-          <w:rFonts w:asciiTheme="minorHAnsi" w:hAnsiTheme="minorHAnsi" w:cstheme="minorHAnsi"/>
-        </w:rPr>
-      </w:pPr>
-      <w:r>
-        <w:rPr>
-          <w:rFonts w:asciiTheme="minorHAnsi" w:hAnsiTheme="minorHAnsi" w:cstheme="minorHAnsi"/>
-        </w:rPr>
-        <w:t>Two cost assumptions work in opposite directions. Charging the entry-level maximum reduces surplus for players who signed below it. Excluding bonuses increases surplus where bonuses were paid. The curve therefore cannot be described as uniformly conservative.</w:t>
+        <w:t xml:space="preserve">Approximating the entry-level period</w:t>
+      </w:r>
+    </w:p>
+    <w:p>
+      <w:pPr>
+        <w:rPr>
+          <w:rFonts w:asciiTheme="minorHAnsi" w:hAnsiTheme="minorHAnsi" w:cstheme="minorHAnsi"/>
+        </w:rPr>
+      </w:pPr>
+      <w:r>
+        <w:rPr>
+          <w:rFonts w:asciiTheme="minorHAnsi" w:hAnsiTheme="minorHAnsi" w:cstheme="minorHAnsi"/>
+        </w:rPr>
+        <w:t xml:space="preserve">The model charges the entry-level maximum for the player’s draft cohort rather than his actual signed salary. It estimates the number of entry-level years from the player’s age on September 15 of his first season with at least ten NHL games: three years through age 21, two at ages 22-23, and one at age 24 or older. Missing age information defaults to three years.</w:t>
+      </w:r>
+    </w:p>
+    <w:p>
+      <w:pPr>
+        <w:rPr>
+          <w:rFonts w:asciiTheme="minorHAnsi" w:hAnsiTheme="minorHAnsi" w:cstheme="minorHAnsi"/>
+        </w:rPr>
+      </w:pPr>
+      <w:r>
+        <w:rPr>
+          <w:rFonts w:asciiTheme="minorHAnsi" w:hAnsiTheme="minorHAnsi" w:cstheme="minorHAnsi"/>
+        </w:rPr>
+        <w:t xml:space="preserve">Arrival age substitutes for signing age, and the ten-game threshold approximates when a contract year is used. These rules cannot reproduce every signing date or contract slide and still need comparison with actual contracts, particularly for late arrivals.</w:t>
+      </w:r>
+    </w:p>
+    <w:p>
+      <w:pPr>
+        <w:rPr>
+          <w:rFonts w:asciiTheme="minorHAnsi" w:hAnsiTheme="minorHAnsi" w:cstheme="minorHAnsi"/>
+        </w:rPr>
+      </w:pPr>
+      <w:r>
+        <w:rPr>
+          <w:rFonts w:asciiTheme="minorHAnsi" w:hAnsiTheme="minorHAnsi" w:cstheme="minorHAnsi"/>
+        </w:rPr>
+        <w:t xml:space="preserve">Before the estimated entry-level years are exhausted, a season with fewer than ten NHL games does not use up a year. The model prorates that season’s cost by games played divided by 82. For skaters, it prorates the minimum-value floor in the same way but leaves the price equation’s intercept intact. A brief appearance can therefore receive substantial priced value relative to its small assigned cost. A season with no NHL appearance contributes neither value nor cost. After the entry-level period, Rule A assigns zero surplus regardless of games played.</w:t>
+      </w:r>
+    </w:p>
+    <w:p>
+      <w:pPr>
+        <w:rPr>
+          <w:rFonts w:asciiTheme="minorHAnsi" w:hAnsiTheme="minorHAnsi" w:cstheme="minorHAnsi"/>
+        </w:rPr>
+      </w:pPr>
+      <w:r>
+        <w:rPr>
+          <w:rFonts w:asciiTheme="minorHAnsi" w:hAnsiTheme="minorHAnsi" w:cstheme="minorHAnsi"/>
+        </w:rPr>
+        <w:t xml:space="preserve">Two cost assumptions work in opposite directions. Charging the entry-level maximum reduces surplus for players who signed below it. Excluding bonuses increases surplus where bonuses were paid. The curve therefore cannot be described as uniformly conservative.</w:t>
       </w:r>
     </w:p>
     <w:p>
@@ -259,53 +292,46 @@
         <w:rPr>
           <w:rFonts w:asciiTheme="minorHAnsi" w:hAnsiTheme="minorHAnsi" w:cstheme="minorHAnsi"/>
         </w:rPr>
-        <w:t>Testing an alternative cost rule</w:t>
-      </w:r>
-    </w:p>
-    <w:p>
-      <w:pPr>
-        <w:rPr>
-          <w:rFonts w:asciiTheme="minorHAnsi" w:hAnsiTheme="minorHAnsi" w:cstheme="minorHAnsi"/>
-        </w:rPr>
-      </w:pPr>
-      <w:r>
-        <w:rPr>
-          <w:rFonts w:asciiTheme="minorHAnsi" w:hAnsiTheme="minorHAnsi" w:cstheme="minorHAnsi"/>
-        </w:rPr>
-        <w:t>Rule B tests what happens when post-entry-level costs are based on previous production rather than set equal to the value of current production. For skaters with a usable trailing baseline, it estimates salary from that baseline and subtracts it from the price of realized production. Goalies and skaters without a usable baseline retain zero post-entry-level surplus.</w:t>
-      </w:r>
-    </w:p>
-    <w:p>
-      <w:pPr>
-        <w:rPr>
-          <w:rFonts w:asciiTheme="minorHAnsi" w:hAnsiTheme="minorHAnsi" w:cstheme="minorHAnsi"/>
-        </w:rPr>
-      </w:pPr>
-      <w:r>
-        <w:rPr>
-          <w:rFonts w:asciiTheme="minorHAnsi" w:hAnsiTheme="minorHAnsi" w:cstheme="minorHAnsi"/>
-        </w:rPr>
-        <w:t xml:space="preserve">For a forward away from the salary floor, one trailing win followed by two realized wins creates surplus equal to the price of the extra win. If trailing and realized production are both two wins, their prices </w:t>
-      </w:r>
-      <w:r>
-        <w:rPr>
-          <w:rFonts w:asciiTheme="minorHAnsi" w:hAnsiTheme="minorHAnsi" w:cstheme="minorHAnsi"/>
-        </w:rPr>
-        <w:lastRenderedPageBreak/>
-        <w:t>cancel. This makes the source of Rule B surplus clear: production differs from the amount used to estimate salary.</w:t>
-      </w:r>
-    </w:p>
-    <w:p>
-      <w:pPr>
-        <w:rPr>
-          <w:rFonts w:asciiTheme="minorHAnsi" w:hAnsiTheme="minorHAnsi" w:cstheme="minorHAnsi"/>
-        </w:rPr>
-      </w:pPr>
-      <w:r>
-        <w:rPr>
-          <w:rFonts w:asciiTheme="minorHAnsi" w:hAnsiTheme="minorHAnsi" w:cstheme="minorHAnsi"/>
-        </w:rPr>
-        <w:t>The implemented calculation does not make this comparison consistently for defencemen. It prices realized production with the defence rate but estimates cost with the forward rate. A defenceman can therefore show surplus even when production is unchanged. Rule B must be corrected and rerun before its difference from Rule A can be interpreted as the effect of the alternative cost assumption. Rule A is unaffected by this mismatch.</w:t>
+        <w:t xml:space="preserve">Testing an alternative cost rule</w:t>
+      </w:r>
+    </w:p>
+    <w:p>
+      <w:pPr>
+        <w:rPr>
+          <w:rFonts w:asciiTheme="minorHAnsi" w:hAnsiTheme="minorHAnsi" w:cstheme="minorHAnsi"/>
+        </w:rPr>
+      </w:pPr>
+      <w:r>
+        <w:rPr>
+          <w:rFonts w:asciiTheme="minorHAnsi" w:hAnsiTheme="minorHAnsi" w:cstheme="minorHAnsi"/>
+        </w:rPr>
+        <w:t xml:space="preserve">Rule B tests what happens when post-entry-level costs are based on previous production rather than set equal to the value of current production. For skaters with a usable trailing baseline, it estimates salary from that baseline, a 60/40 trailing total, on the same trailing-total line, and subtracts it from the price of realized production. Goalies and skaters without a usable baseline retain zero post-entry-level surplus.</w:t>
+      </w:r>
+    </w:p>
+    <w:p>
+      <w:pPr>
+        <w:rPr>
+          <w:rFonts w:asciiTheme="minorHAnsi" w:hAnsiTheme="minorHAnsi" w:cstheme="minorHAnsi"/>
+        </w:rPr>
+      </w:pPr>
+      <w:r>
+        <w:rPr>
+          <w:rFonts w:asciiTheme="minorHAnsi" w:hAnsiTheme="minorHAnsi" w:cstheme="minorHAnsi"/>
+        </w:rPr>
+        <w:t xml:space="preserve">For a forward away from the salary floor, one trailing win followed by two realized wins creates surplus equal to the price of the extra win. If trailing and realized production are both two wins, their prices cancel. This makes the source of Rule B surplus clear: production differs from the amount used to estimate salary.</w:t>
+      </w:r>
+    </w:p>
+    <w:p>
+      <w:pPr>
+        <w:rPr>
+          <w:rFonts w:asciiTheme="minorHAnsi" w:hAnsiTheme="minorHAnsi" w:cstheme="minorHAnsi"/>
+        </w:rPr>
+      </w:pPr>
+      <w:r>
+        <w:rPr>
+          <w:rFonts w:asciiTheme="minorHAnsi" w:hAnsiTheme="minorHAnsi" w:cstheme="minorHAnsi"/>
+        </w:rPr>
+        <w:t xml:space="preserve">The implemented calculation does not make this comparison consistently for defencemen. It prices realized production with the defence rate but estimates cost with the forward rate. A defenceman can therefore show surplus even when production is unchanged. Rule B must be corrected and rerun before its difference from Rule A can be interpreted as the effect of the alternative cost assumption. Rule A is unaffected by this mismatch.</w:t>
       </w:r>
     </w:p>
     <w:p>
@@ -319,46 +345,46 @@
         <w:rPr>
           <w:rFonts w:asciiTheme="minorHAnsi" w:hAnsiTheme="minorHAnsi" w:cstheme="minorHAnsi"/>
         </w:rPr>
-        <w:t>3. Reading the Curve and Valuing Future Picks</w:t>
-      </w:r>
-    </w:p>
-    <w:p>
-      <w:pPr>
-        <w:rPr>
-          <w:rFonts w:asciiTheme="minorHAnsi" w:hAnsiTheme="minorHAnsi" w:cstheme="minorHAnsi"/>
-        </w:rPr>
-      </w:pPr>
-      <w:r>
-        <w:rPr>
-          <w:rFonts w:asciiTheme="minorHAnsi" w:hAnsiTheme="minorHAnsi" w:cstheme="minorHAnsi"/>
-        </w:rPr>
-        <w:t>The mean answers what a selection returns on average across all outcomes. It can be positive even when most picks produce no NHL value because a few successful careers raise the average. The output also reports the median and the share with any NHL appearance, showing how the average differs from the typical outcome.</w:t>
-      </w:r>
-    </w:p>
-    <w:p>
-      <w:pPr>
-        <w:rPr>
-          <w:rFonts w:asciiTheme="minorHAnsi" w:hAnsiTheme="minorHAnsi" w:cstheme="minorHAnsi"/>
-        </w:rPr>
-      </w:pPr>
-      <w:r>
-        <w:rPr>
-          <w:rFonts w:asciiTheme="minorHAnsi" w:hAnsiTheme="minorHAnsi" w:cstheme="minorHAnsi"/>
-        </w:rPr>
-        <w:t>At the $95.5 million cap, Rule A's mean modeled surplus is $13.65 million for first overall, $8.33 million for second, $6.83 million for picks 3-5, and $3.20 million for picks 21-32. It is $1.54 million for picks 51-100, $1.09 million for 101-150, and $0.61 million for 151-224. These are returns per selection over the observation window, not guaranteed returns or annual salaries.</w:t>
-      </w:r>
-    </w:p>
-    <w:p>
-      <w:pPr>
-        <w:rPr>
-          <w:rFonts w:asciiTheme="minorHAnsi" w:hAnsiTheme="minorHAnsi" w:cstheme="minorHAnsi"/>
-        </w:rPr>
-      </w:pPr>
-      <w:r>
-        <w:rPr>
-          <w:rFonts w:asciiTheme="minorHAnsi" w:hAnsiTheme="minorHAnsi" w:cstheme="minorHAnsi"/>
-        </w:rPr>
-        <w:t>For picks 151-224, only 26.5% have an NHL appearance within the window and median surplus is zero. The positive mean includes those zeros alongside the successful careers. A club making many selections can care about the average return even though an individual late pick most often contributes nothing in the NHL.</w:t>
+        <w:t xml:space="preserve">3. Reading the Curve and Valuing Future Picks</w:t>
+      </w:r>
+    </w:p>
+    <w:p>
+      <w:pPr>
+        <w:rPr>
+          <w:rFonts w:asciiTheme="minorHAnsi" w:hAnsiTheme="minorHAnsi" w:cstheme="minorHAnsi"/>
+        </w:rPr>
+      </w:pPr>
+      <w:r>
+        <w:rPr>
+          <w:rFonts w:asciiTheme="minorHAnsi" w:hAnsiTheme="minorHAnsi" w:cstheme="minorHAnsi"/>
+        </w:rPr>
+        <w:t xml:space="preserve">The mean answers what a selection returns on average across all outcomes. It can be positive even when most picks produce no NHL value because a few successful careers raise the average. The output also reports the median and the share with any NHL appearance, showing how the average differs from the typical outcome.</w:t>
+      </w:r>
+    </w:p>
+    <w:p>
+      <w:pPr>
+        <w:rPr>
+          <w:rFonts w:asciiTheme="minorHAnsi" w:hAnsiTheme="minorHAnsi" w:cstheme="minorHAnsi"/>
+        </w:rPr>
+      </w:pPr>
+      <w:r>
+        <w:rPr>
+          <w:rFonts w:asciiTheme="minorHAnsi" w:hAnsiTheme="minorHAnsi" w:cstheme="minorHAnsi"/>
+        </w:rPr>
+        <w:t xml:space="preserve">At the $95.5 million cap, Rule A’s mean modeled surplus is $13.65 million for first overall, $8.33 million for second, $6.83 million for picks 3-5, and $3.20 million for picks 21-32. It is $1.54 million for picks 51-100, $1.09 million for 101-150, and $0.61 million for 151-224. These are returns per selection over the observation window, not guaranteed returns or annual salaries.</w:t>
+      </w:r>
+    </w:p>
+    <w:p>
+      <w:pPr>
+        <w:rPr>
+          <w:rFonts w:asciiTheme="minorHAnsi" w:hAnsiTheme="minorHAnsi" w:cstheme="minorHAnsi"/>
+        </w:rPr>
+      </w:pPr>
+      <w:r>
+        <w:rPr>
+          <w:rFonts w:asciiTheme="minorHAnsi" w:hAnsiTheme="minorHAnsi" w:cstheme="minorHAnsi"/>
+        </w:rPr>
+        <w:t xml:space="preserve">For picks 151-224, only 26.5% have an NHL appearance within the window and median surplus is zero. The positive mean includes those zeros alongside the successful careers. A club making many selections can care about the average return even though an individual late pick most often contributes nothing in the NHL.</w:t>
       </w:r>
     </w:p>
     <w:p>
@@ -372,60 +398,59 @@
         <w:rPr>
           <w:rFonts w:asciiTheme="minorHAnsi" w:hAnsiTheme="minorHAnsi" w:cstheme="minorHAnsi"/>
         </w:rPr>
-        <w:t>How precisely is the average estimated?</w:t>
-      </w:r>
-    </w:p>
-    <w:p>
-      <w:pPr>
-        <w:rPr>
-          <w:rFonts w:asciiTheme="minorHAnsi" w:hAnsiTheme="minorHAnsi" w:cstheme="minorHAnsi"/>
-        </w:rPr>
-      </w:pPr>
-      <w:r>
-        <w:rPr>
-          <w:rFonts w:asciiTheme="minorHAnsi" w:hAnsiTheme="minorHAnsi" w:cstheme="minorHAnsi"/>
-        </w:rPr>
-        <w:t>The early positions have small samples: eleven draft classes provide only eleven first-overall picks. Combining nearby positions adds observations, but the current curve then assigns the same value to every pick in that band.</w:t>
-      </w:r>
-    </w:p>
-    <w:p>
-      <w:pPr>
-        <w:rPr>
-          <w:rFonts w:asciiTheme="minorHAnsi" w:hAnsiTheme="minorHAnsi" w:cstheme="minorHAnsi"/>
-        </w:rPr>
-      </w:pPr>
-      <w:r>
-        <w:rPr>
-          <w:rFonts w:asciiTheme="minorHAnsi" w:hAnsiTheme="minorHAnsi" w:cstheme="minorHAnsi"/>
-        </w:rPr>
-        <w:t>The script measures uncertainty in each band's mean by drawing a new sample of the same size from its observed picks, allowing a pick to appear more than once. It recalculates the mean and repeats this process 2,000 times. The spread of those means is the bootstrap standard error, a measure of how much the estimated average varies with the sample. For first overall, it is 0.02412 of the cap, or about $2.30 million.</w:t>
-      </w:r>
-    </w:p>
-    <w:p>
-      <w:pPr>
-        <w:rPr>
-          <w:rFonts w:asciiTheme="minorHAnsi" w:hAnsiTheme="minorHAnsi" w:cstheme="minorHAnsi"/>
-        </w:rPr>
-      </w:pPr>
-      <w:r>
-        <w:rPr>
-          <w:rFonts w:asciiTheme="minorHAnsi" w:hAnsiTheme="minorHAnsi" w:cstheme="minorHAnsi"/>
-        </w:rPr>
-        <w:t>A separate review used 10,000 resamples per band to calculate 95% intervals. First overall's recorded interval is $9.24 million to $18.61 million around the $13.65 million mean. These intervals measure variation among observed picks while keeping the price equation and cost rules fixed. They do not measure uncertainty in those modeling choices or capture rare outcomes absent from the eleven draft classes.</w:t>
-      </w:r>
-    </w:p>
-    <w:p>
-      <w:pPr>
-        <w:rPr>
-          <w:rFonts w:asciiTheme="minorHAnsi" w:hAnsiTheme="minorHAnsi" w:cstheme="minorHAnsi"/>
-        </w:rPr>
-      </w:pPr>
-      <w:r>
-        <w:rPr>
-          <w:rFonts w:asciiTheme="minorHAnsi" w:hAnsiTheme="minorHAnsi" w:cstheme="minorHAnsi"/>
-        </w:rPr>
-        <w:lastRenderedPageBreak/>
-        <w:t>Fixed bands also create an artificial problem for trade valuation. Picks 51 and 100 have the same value, so moving between them appears to cost nothing; crossing a band boundary creates a sudden jump. A smoother curve could allow values to change within these ranges, but one has not yet been fitted for use in the model.</w:t>
+        <w:t xml:space="preserve">How precisely is the average estimated?</w:t>
+      </w:r>
+    </w:p>
+    <w:p>
+      <w:pPr>
+        <w:rPr>
+          <w:rFonts w:asciiTheme="minorHAnsi" w:hAnsiTheme="minorHAnsi" w:cstheme="minorHAnsi"/>
+        </w:rPr>
+      </w:pPr>
+      <w:r>
+        <w:rPr>
+          <w:rFonts w:asciiTheme="minorHAnsi" w:hAnsiTheme="minorHAnsi" w:cstheme="minorHAnsi"/>
+        </w:rPr>
+        <w:t xml:space="preserve">The early positions have small samples: eleven draft classes provide only eleven first-overall picks. Combining nearby positions adds observations, but the current curve then assigns the same value to every pick in that band.</w:t>
+      </w:r>
+    </w:p>
+    <w:p>
+      <w:pPr>
+        <w:rPr>
+          <w:rFonts w:asciiTheme="minorHAnsi" w:hAnsiTheme="minorHAnsi" w:cstheme="minorHAnsi"/>
+        </w:rPr>
+      </w:pPr>
+      <w:r>
+        <w:rPr>
+          <w:rFonts w:asciiTheme="minorHAnsi" w:hAnsiTheme="minorHAnsi" w:cstheme="minorHAnsi"/>
+        </w:rPr>
+        <w:t xml:space="preserve">The script measures uncertainty in each band’s mean by drawing a new sample of the same size from its observed picks, allowing a pick to appear more than once. It recalculates the mean and repeats this process 2,000 times. The spread of those means is the bootstrap standard error, a measure of how much the estimated average varies with the sample. For first overall, it is 0.02412 of the cap, or about $2.30 million.</w:t>
+      </w:r>
+    </w:p>
+    <w:p>
+      <w:pPr>
+        <w:rPr>
+          <w:rFonts w:asciiTheme="minorHAnsi" w:hAnsiTheme="minorHAnsi" w:cstheme="minorHAnsi"/>
+        </w:rPr>
+      </w:pPr>
+      <w:r>
+        <w:rPr>
+          <w:rFonts w:asciiTheme="minorHAnsi" w:hAnsiTheme="minorHAnsi" w:cstheme="minorHAnsi"/>
+        </w:rPr>
+        <w:t xml:space="preserve">A separate review used 10,000 resamples per band to calculate 95% intervals. First overall’s recorded interval is $9.24 million to $18.61 million around the $13.65 million mean. These intervals measure variation among observed picks while keeping the price equation and cost rules fixed. They do not measure uncertainty in those modeling choices or capture rare outcomes absent from the eleven draft classes.</w:t>
+      </w:r>
+    </w:p>
+    <w:p>
+      <w:pPr>
+        <w:rPr>
+          <w:rFonts w:asciiTheme="minorHAnsi" w:hAnsiTheme="minorHAnsi" w:cstheme="minorHAnsi"/>
+        </w:rPr>
+      </w:pPr>
+      <w:r>
+        <w:rPr>
+          <w:rFonts w:asciiTheme="minorHAnsi" w:hAnsiTheme="minorHAnsi" w:cstheme="minorHAnsi"/>
+        </w:rPr>
+        <w:t xml:space="preserve">Fixed bands also create an artificial problem for trade valuation. Picks 51 and 100 have the same value, so moving between them appears to cost nothing; crossing a band boundary creates a sudden jump. A smoother curve could allow values to change within these ranges, but one has not yet been fitted for use in the model.</w:t>
       </w:r>
     </w:p>
     <w:p>
@@ -439,72 +464,72 @@
         <w:rPr>
           <w:rFonts w:asciiTheme="minorHAnsi" w:hAnsiTheme="minorHAnsi" w:cstheme="minorHAnsi"/>
         </w:rPr>
-        <w:t>A future pick has no known draft position</w:t>
-      </w:r>
-    </w:p>
-    <w:p>
-      <w:pPr>
-        <w:rPr>
-          <w:rFonts w:asciiTheme="minorHAnsi" w:hAnsiTheme="minorHAnsi" w:cstheme="minorHAnsi"/>
-        </w:rPr>
-      </w:pPr>
-      <w:r>
-        <w:rPr>
-          <w:rFonts w:asciiTheme="minorHAnsi" w:hAnsiTheme="minorHAnsi" w:cstheme="minorHAnsi"/>
-        </w:rPr>
-        <w:t>Valuing a pick before its draft requires an estimate of where it will land and a treatment of the wait until it produces value. Using its eventual overall selection from the historical record would give the model information the clubs did not yet have.</w:t>
-      </w:r>
-    </w:p>
-    <w:p>
-      <w:pPr>
-        <w:rPr>
-          <w:rFonts w:asciiTheme="minorHAnsi" w:hAnsiTheme="minorHAnsi" w:cstheme="minorHAnsi"/>
-        </w:rPr>
-      </w:pPr>
-      <w:r>
-        <w:rPr>
-          <w:rFonts w:asciiTheme="minorHAnsi" w:hAnsiTheme="minorHAnsi" w:cstheme="minorHAnsi"/>
-        </w:rPr>
-        <w:t>Pick-for-pick trades provide evidence about how clubs exchange future selections. The inventory contains 119 such trades, including 56 across draft years. Of those 56, 39 are one-for-one swaps, including 35 within the same round; the remaining seventeen are bundles. Assigning every unknown pick its round's average value makes many same-round exchanges equal by construction. Forecasts based on the originating team's position could distinguish the picks, but those forecasts need validation.</w:t>
-      </w:r>
-    </w:p>
-    <w:p>
-      <w:pPr>
-        <w:rPr>
-          <w:rFonts w:asciiTheme="minorHAnsi" w:hAnsiTheme="minorHAnsi" w:cstheme="minorHAnsi"/>
-        </w:rPr>
-      </w:pPr>
-      <w:r>
-        <w:rPr>
-          <w:rFonts w:asciiTheme="minorHAnsi" w:hAnsiTheme="minorHAnsi" w:cstheme="minorHAnsi"/>
-        </w:rPr>
-        <w:t>The inventory also records 241 picks traded more than once, including 163 traded at different times before their final position was known. Following the same pick holds its identity fixed, but only four have the relevant history entirely in pick-for-pick deals. Valuing the other exchanges requires prices for the players and prospects in those packages.</w:t>
-      </w:r>
-    </w:p>
-    <w:p>
-      <w:pPr>
-        <w:rPr>
-          <w:rFonts w:asciiTheme="minorHAnsi" w:hAnsiTheme="minorHAnsi" w:cstheme="minorHAnsi"/>
-        </w:rPr>
-      </w:pPr>
-      <w:r>
-        <w:rPr>
-          <w:rFonts w:asciiTheme="minorHAnsi" w:hAnsiTheme="minorHAnsi" w:cstheme="minorHAnsi"/>
-        </w:rPr>
-        <w:t>Neither comparison isolates the price of waiting. Between trades, beliefs about the originating team, draft class, and eventual position can change, and protection terms also affect value. A late pick can serve as a small addition that closes a deal rather than an exact statement of its standalone worth. These influences must be separated before interpreting an exchange rate as a discount for time.</w:t>
-      </w:r>
-    </w:p>
-    <w:p>
-      <w:pPr>
-        <w:rPr>
-          <w:rFonts w:asciiTheme="minorHAnsi" w:hAnsiTheme="minorHAnsi" w:cstheme="minorHAnsi"/>
-        </w:rPr>
-      </w:pPr>
-      <w:r>
-        <w:rPr>
-          <w:rFonts w:asciiTheme="minorHAnsi" w:hAnsiTheme="minorHAnsi" w:cstheme="minorHAnsi"/>
-        </w:rPr>
-        <w:t>The historical yield average already includes failure to reach the NHL. Any further discount must address something else, such as waiting for production or a preference for less risky returns. Reducing the average again for the same failure probability would count that risk twice.</w:t>
+        <w:t xml:space="preserve">A future pick has no known draft position</w:t>
+      </w:r>
+    </w:p>
+    <w:p>
+      <w:pPr>
+        <w:rPr>
+          <w:rFonts w:asciiTheme="minorHAnsi" w:hAnsiTheme="minorHAnsi" w:cstheme="minorHAnsi"/>
+        </w:rPr>
+      </w:pPr>
+      <w:r>
+        <w:rPr>
+          <w:rFonts w:asciiTheme="minorHAnsi" w:hAnsiTheme="minorHAnsi" w:cstheme="minorHAnsi"/>
+        </w:rPr>
+        <w:t xml:space="preserve">Valuing a pick before its draft requires an estimate of where it will land and a treatment of the wait until it produces value. Using its eventual overall selection from the historical record would give the model information the clubs did not yet have.</w:t>
+      </w:r>
+    </w:p>
+    <w:p>
+      <w:pPr>
+        <w:rPr>
+          <w:rFonts w:asciiTheme="minorHAnsi" w:hAnsiTheme="minorHAnsi" w:cstheme="minorHAnsi"/>
+        </w:rPr>
+      </w:pPr>
+      <w:r>
+        <w:rPr>
+          <w:rFonts w:asciiTheme="minorHAnsi" w:hAnsiTheme="minorHAnsi" w:cstheme="minorHAnsi"/>
+        </w:rPr>
+        <w:t xml:space="preserve">Pick-for-pick trades provide evidence about how clubs exchange future selections. The inventory contains 119 such trades, including 56 across draft years. Of those 56, 39 are one-for-one swaps, including 35 within the same round; the remaining seventeen are bundles. Assigning every unknown pick its round’s average value makes many same-round exchanges equal by construction. Forecasts based on the originating team’s position could distinguish the picks, but those forecasts need validation.</w:t>
+      </w:r>
+    </w:p>
+    <w:p>
+      <w:pPr>
+        <w:rPr>
+          <w:rFonts w:asciiTheme="minorHAnsi" w:hAnsiTheme="minorHAnsi" w:cstheme="minorHAnsi"/>
+        </w:rPr>
+      </w:pPr>
+      <w:r>
+        <w:rPr>
+          <w:rFonts w:asciiTheme="minorHAnsi" w:hAnsiTheme="minorHAnsi" w:cstheme="minorHAnsi"/>
+        </w:rPr>
+        <w:t xml:space="preserve">The inventory also records 241 picks traded more than once, including 163 traded at different times before their final position was known. Following the same pick holds its identity fixed, but only four have the relevant history entirely in pick-for-pick deals. Valuing the other exchanges requires prices for the players and prospects in those packages.</w:t>
+      </w:r>
+    </w:p>
+    <w:p>
+      <w:pPr>
+        <w:rPr>
+          <w:rFonts w:asciiTheme="minorHAnsi" w:hAnsiTheme="minorHAnsi" w:cstheme="minorHAnsi"/>
+        </w:rPr>
+      </w:pPr>
+      <w:r>
+        <w:rPr>
+          <w:rFonts w:asciiTheme="minorHAnsi" w:hAnsiTheme="minorHAnsi" w:cstheme="minorHAnsi"/>
+        </w:rPr>
+        <w:t xml:space="preserve">Neither comparison isolates the price of waiting. Between trades, beliefs about the originating team, draft class, and eventual position can change, and protection terms also affect value. A late pick can serve as a small addition that closes a deal rather than an exact statement of its standalone worth. These influences must be separated before interpreting an exchange rate as a discount for time.</w:t>
+      </w:r>
+    </w:p>
+    <w:p>
+      <w:pPr>
+        <w:rPr>
+          <w:rFonts w:asciiTheme="minorHAnsi" w:hAnsiTheme="minorHAnsi" w:cstheme="minorHAnsi"/>
+        </w:rPr>
+      </w:pPr>
+      <w:r>
+        <w:rPr>
+          <w:rFonts w:asciiTheme="minorHAnsi" w:hAnsiTheme="minorHAnsi" w:cstheme="minorHAnsi"/>
+        </w:rPr>
+        <w:t xml:space="preserve">The historical yield average already includes failure to reach the NHL. Any further discount must address something else, such as waiting for production or a preference for less risky returns. Reducing the average again for the same failure probability would count that risk twice.</w:t>
       </w:r>
     </w:p>
     <w:p>
@@ -518,99 +543,98 @@
         <w:rPr>
           <w:rFonts w:asciiTheme="minorHAnsi" w:hAnsiTheme="minorHAnsi" w:cstheme="minorHAnsi"/>
         </w:rPr>
-        <w:t>4. Building the Non-Roster Prospect Model</w:t>
-      </w:r>
-    </w:p>
-    <w:p>
-      <w:pPr>
-        <w:rPr>
-          <w:rFonts w:asciiTheme="minorHAnsi" w:hAnsiTheme="minorHAnsi" w:cstheme="minorHAnsi"/>
-        </w:rPr>
-      </w:pPr>
-      <w:r>
-        <w:rPr>
-          <w:rFonts w:asciiTheme="minorHAnsi" w:hAnsiTheme="minorHAnsi" w:cstheme="minorHAnsi"/>
-        </w:rPr>
-        <w:t>A prospect valuation needs two forecasts: the chance of reaching the NHL and the production expected if he gets there. Draft position provides a starting expectation. Age and performance after the draft should update it as evidence accumulates.</w:t>
-      </w:r>
-    </w:p>
-    <w:p>
-      <w:pPr>
-        <w:rPr>
-          <w:rFonts w:asciiTheme="minorHAnsi" w:hAnsiTheme="minorHAnsi" w:cstheme="minorHAnsi"/>
-        </w:rPr>
-      </w:pPr>
-      <w:r>
-        <w:rPr>
-          <w:rFonts w:asciiTheme="minorHAnsi" w:hAnsiTheme="minorHAnsi" w:cstheme="minorHAnsi"/>
-        </w:rPr>
-        <w:t>Draft baselines, ages, and league-performance inputs have been gathered, but they have not yet been connected into a model of NHL wins and surplus dollars. NHL-equivalent scoring translates point totals between leagues to account for their strength. It still needs a verified link to NHL participation and wins above replacement before it can be used for valuation.</w:t>
-      </w:r>
-    </w:p>
-    <w:p>
-      <w:pPr>
-        <w:rPr>
-          <w:rFonts w:asciiTheme="minorHAnsi" w:hAnsiTheme="minorHAnsi" w:cstheme="minorHAnsi"/>
-        </w:rPr>
-      </w:pPr>
-      <w:r>
-        <w:rPr>
-          <w:rFonts w:asciiTheme="minorHAnsi" w:hAnsiTheme="minorHAnsi" w:cstheme="minorHAnsi"/>
-        </w:rPr>
-        <w:t>The planned model begins with the expectation associated with draft position and gives subsequent performance more weight as it becomes informative. How much evidence is needed, how information differs across leagues, and whether draft position eventually loses all influence remain to be estimated.</w:t>
-      </w:r>
-    </w:p>
-    <w:p>
-      <w:pPr>
-        <w:rPr>
-          <w:rFonts w:asciiTheme="minorHAnsi" w:hAnsiTheme="minorHAnsi" w:cstheme="minorHAnsi"/>
-        </w:rPr>
-      </w:pPr>
-      <w:r>
-        <w:rPr>
-          <w:rFonts w:asciiTheme="minorHAnsi" w:hAnsiTheme="minorHAnsi" w:cstheme="minorHAnsi"/>
-        </w:rPr>
-        <w:lastRenderedPageBreak/>
-        <w:t>Suppose a prospect has a 20% chance of producing two NHL wins in a season and otherwise produces nothing in the NHL. His expected production is 0.20 times 2, or 0.4 wins. A complete forecast must also account for arrival time and the range of production outcomes after arrival.</w:t>
-      </w:r>
-    </w:p>
-    <w:p>
-      <w:pPr>
-        <w:rPr>
-          <w:rFonts w:asciiTheme="minorHAnsi" w:hAnsiTheme="minorHAnsi" w:cstheme="minorHAnsi"/>
-        </w:rPr>
-      </w:pPr>
-      <w:r>
-        <w:rPr>
-          <w:rFonts w:asciiTheme="minorHAnsi" w:hAnsiTheme="minorHAnsi" w:cstheme="minorHAnsi"/>
-        </w:rPr>
-        <w:t>Pricing requires the same distinction between arrival and non-arrival. The salary equation includes a positive price at zero WAR for an NHL player. That amount must be weighted by the probability of NHL participation. Applying it to every prospect would assign salary value even to seasons in which he never reaches the league.</w:t>
-      </w:r>
-    </w:p>
-    <w:p>
-      <w:pPr>
-        <w:rPr>
-          <w:rFonts w:asciiTheme="minorHAnsi" w:hAnsiTheme="minorHAnsi" w:cstheme="minorHAnsi"/>
-        </w:rPr>
-      </w:pPr>
-      <w:r>
-        <w:rPr>
-          <w:rFonts w:asciiTheme="minorHAnsi" w:hAnsiTheme="minorHAnsi" w:cstheme="minorHAnsi"/>
-        </w:rPr>
-        <w:t>Validation must test the two forecasts separately on players excluded from fitting: did predicted NHL participation match actual participation, and did predicted production match subsequent production? Dollars enter after those forecasts. Draft position is an input and cannot also serve as an independent check of their accuracy. The league-translation crosswalk also remains to be verified.</w:t>
-      </w:r>
-    </w:p>
-    <w:p>
-      <w:pPr>
-        <w:rPr>
-          <w:rFonts w:asciiTheme="minorHAnsi" w:hAnsiTheme="minorHAnsi" w:cstheme="minorHAnsi"/>
-        </w:rPr>
-      </w:pPr>
-      <w:r>
-        <w:rPr>
-          <w:rFonts w:asciiTheme="minorHAnsi" w:hAnsiTheme="minorHAnsi" w:cstheme="minorHAnsi"/>
-        </w:rPr>
-        <w:t>The training sample must include unsuccessful paths. Prospects with professional records differ from those without them, and players who move to stronger leagues have already cleared a selection hurdle. Learning only from successful transitions would overstate the full pool's prospects. Each update must use information available at the valuation date and account for which players are observed.</w:t>
+        <w:t xml:space="preserve">4. Building the Non-Roster Prospect Model</w:t>
+      </w:r>
+    </w:p>
+    <w:p>
+      <w:pPr>
+        <w:rPr>
+          <w:rFonts w:asciiTheme="minorHAnsi" w:hAnsiTheme="minorHAnsi" w:cstheme="minorHAnsi"/>
+        </w:rPr>
+      </w:pPr>
+      <w:r>
+        <w:rPr>
+          <w:rFonts w:asciiTheme="minorHAnsi" w:hAnsiTheme="minorHAnsi" w:cstheme="minorHAnsi"/>
+        </w:rPr>
+        <w:t xml:space="preserve">A prospect valuation needs two forecasts: the chance of reaching the NHL and the production expected if he gets there. Draft position provides a starting expectation. Age and performance after the draft should update it as evidence accumulates.</w:t>
+      </w:r>
+    </w:p>
+    <w:p>
+      <w:pPr>
+        <w:rPr>
+          <w:rFonts w:asciiTheme="minorHAnsi" w:hAnsiTheme="minorHAnsi" w:cstheme="minorHAnsi"/>
+        </w:rPr>
+      </w:pPr>
+      <w:r>
+        <w:rPr>
+          <w:rFonts w:asciiTheme="minorHAnsi" w:hAnsiTheme="minorHAnsi" w:cstheme="minorHAnsi"/>
+        </w:rPr>
+        <w:t xml:space="preserve">Draft baselines, ages, and league-performance inputs have been gathered, but they have not yet been connected into a model of NHL wins and surplus dollars. NHL-equivalent scoring translates point totals between leagues to account for their strength. It still needs a verified link to NHL participation and wins above replacement before it can be used for valuation.</w:t>
+      </w:r>
+    </w:p>
+    <w:p>
+      <w:pPr>
+        <w:rPr>
+          <w:rFonts w:asciiTheme="minorHAnsi" w:hAnsiTheme="minorHAnsi" w:cstheme="minorHAnsi"/>
+        </w:rPr>
+      </w:pPr>
+      <w:r>
+        <w:rPr>
+          <w:rFonts w:asciiTheme="minorHAnsi" w:hAnsiTheme="minorHAnsi" w:cstheme="minorHAnsi"/>
+        </w:rPr>
+        <w:t xml:space="preserve">The planned model begins with the expectation associated with draft position and gives subsequent performance more weight as it becomes informative. How much evidence is needed, how information differs across leagues, and whether draft position eventually loses all influence remain to be estimated.</w:t>
+      </w:r>
+    </w:p>
+    <w:p>
+      <w:pPr>
+        <w:rPr>
+          <w:rFonts w:asciiTheme="minorHAnsi" w:hAnsiTheme="minorHAnsi" w:cstheme="minorHAnsi"/>
+        </w:rPr>
+      </w:pPr>
+      <w:r>
+        <w:rPr>
+          <w:rFonts w:asciiTheme="minorHAnsi" w:hAnsiTheme="minorHAnsi" w:cstheme="minorHAnsi"/>
+        </w:rPr>
+        <w:t xml:space="preserve">Suppose a prospect has a 20% chance of producing two NHL wins in a season and otherwise produces nothing in the NHL. His expected production is 0.20 times 2, or 0.4 wins. A complete forecast must also account for arrival time and the range of production outcomes after arrival.</w:t>
+      </w:r>
+    </w:p>
+    <w:p>
+      <w:pPr>
+        <w:rPr>
+          <w:rFonts w:asciiTheme="minorHAnsi" w:hAnsiTheme="minorHAnsi" w:cstheme="minorHAnsi"/>
+        </w:rPr>
+      </w:pPr>
+      <w:r>
+        <w:rPr>
+          <w:rFonts w:asciiTheme="minorHAnsi" w:hAnsiTheme="minorHAnsi" w:cstheme="minorHAnsi"/>
+        </w:rPr>
+        <w:t xml:space="preserve">Pricing requires the same distinction between arrival and non-arrival. The salary equation includes a positive price at zero WAR for an NHL player. That amount must be weighted by the probability of NHL participation. Applying it to every prospect would assign salary value even to seasons in which he never reaches the league.</w:t>
+      </w:r>
+    </w:p>
+    <w:p>
+      <w:pPr>
+        <w:rPr>
+          <w:rFonts w:asciiTheme="minorHAnsi" w:hAnsiTheme="minorHAnsi" w:cstheme="minorHAnsi"/>
+        </w:rPr>
+      </w:pPr>
+      <w:r>
+        <w:rPr>
+          <w:rFonts w:asciiTheme="minorHAnsi" w:hAnsiTheme="minorHAnsi" w:cstheme="minorHAnsi"/>
+        </w:rPr>
+        <w:t xml:space="preserve">Validation must test the two forecasts separately on players excluded from fitting: did predicted NHL participation match actual participation, and did predicted production match subsequent production? Dollars enter after those forecasts. Draft position is an input and cannot also serve as an independent check of their accuracy. The league-translation crosswalk also remains to be verified.</w:t>
+      </w:r>
+    </w:p>
+    <w:p>
+      <w:pPr>
+        <w:rPr>
+          <w:rFonts w:asciiTheme="minorHAnsi" w:hAnsiTheme="minorHAnsi" w:cstheme="minorHAnsi"/>
+        </w:rPr>
+      </w:pPr>
+      <w:r>
+        <w:rPr>
+          <w:rFonts w:asciiTheme="minorHAnsi" w:hAnsiTheme="minorHAnsi" w:cstheme="minorHAnsi"/>
+        </w:rPr>
+        <w:t xml:space="preserve">The training sample must include unsuccessful paths. Prospects with professional records differ from those without them, and players who move to stronger leagues have already cleared a selection hurdle. Learning only from successful transitions would overstate the full pool’s prospects. Each update must use information available at the valuation date and account for which players are observed.</w:t>
       </w:r>
     </w:p>
     <w:p>
@@ -624,7 +648,7 @@
         <w:rPr>
           <w:rFonts w:asciiTheme="minorHAnsi" w:hAnsiTheme="minorHAnsi" w:cstheme="minorHAnsi"/>
         </w:rPr>
-        <w:t>5. Completing the Trade Comparison</w:t>
+        <w:t xml:space="preserve">5. Completing the Trade Comparison</w:t>
       </w:r>
     </w:p>
     <w:p>
@@ -638,33 +662,33 @@
         <w:rPr>
           <w:rFonts w:asciiTheme="minorHAnsi" w:hAnsiTheme="minorHAnsi" w:cstheme="minorHAnsi"/>
         </w:rPr>
-        <w:t>Salary retention</w:t>
-      </w:r>
-    </w:p>
-    <w:p>
-      <w:pPr>
-        <w:rPr>
-          <w:rFonts w:asciiTheme="minorHAnsi" w:hAnsiTheme="minorHAnsi" w:cstheme="minorHAnsi"/>
-        </w:rPr>
-      </w:pPr>
-      <w:r>
-        <w:rPr>
-          <w:rFonts w:asciiTheme="minorHAnsi" w:hAnsiTheme="minorHAnsi" w:cstheme="minorHAnsi"/>
-        </w:rPr>
-        <w:t>Retention lowers the acquiring club's cap cost while leaving another club responsible for part of the charge. A third club can supply this service in exchange for an asset. The trade calculation must assign retained costs and received assets to the correct clubs so that the same pick is not counted as payment for both the player and the retention service. Diagnostics exist, but the service's separate market price has not been estimated.</w:t>
-      </w:r>
-    </w:p>
-    <w:p>
-      <w:pPr>
-        <w:rPr>
-          <w:rFonts w:asciiTheme="minorHAnsi" w:hAnsiTheme="minorHAnsi" w:cstheme="minorHAnsi"/>
-        </w:rPr>
-      </w:pPr>
-      <w:r>
-        <w:rPr>
-          <w:rFonts w:asciiTheme="minorHAnsi" w:hAnsiTheme="minorHAnsi" w:cstheme="minorHAnsi"/>
-        </w:rPr>
-        <w:t>Trades involving an intermediary are the proposed evidence. A pick received by that club can reveal the price of retention when it supplies no other material asset or service. Roughly fifty candidate deals have been identified. Their retained amounts, durations, compensation, and structures still need checking. The estimate must distinguish carrying a larger charge from carrying it longer and compare deals made under consistent rules.</w:t>
+        <w:t xml:space="preserve">Salary retention</w:t>
+      </w:r>
+    </w:p>
+    <w:p>
+      <w:pPr>
+        <w:rPr>
+          <w:rFonts w:asciiTheme="minorHAnsi" w:hAnsiTheme="minorHAnsi" w:cstheme="minorHAnsi"/>
+        </w:rPr>
+      </w:pPr>
+      <w:r>
+        <w:rPr>
+          <w:rFonts w:asciiTheme="minorHAnsi" w:hAnsiTheme="minorHAnsi" w:cstheme="minorHAnsi"/>
+        </w:rPr>
+        <w:t xml:space="preserve">Retention lowers the acquiring club’s cap cost while leaving another club responsible for part of the charge. A third club can supply this service in exchange for an asset. The trade calculation must assign retained costs and received assets to the correct clubs so that the same pick is not counted as payment for both the player and the retention service. Diagnostics exist, but the service’s separate market price has not been estimated.</w:t>
+      </w:r>
+    </w:p>
+    <w:p>
+      <w:pPr>
+        <w:rPr>
+          <w:rFonts w:asciiTheme="minorHAnsi" w:hAnsiTheme="minorHAnsi" w:cstheme="minorHAnsi"/>
+        </w:rPr>
+      </w:pPr>
+      <w:r>
+        <w:rPr>
+          <w:rFonts w:asciiTheme="minorHAnsi" w:hAnsiTheme="minorHAnsi" w:cstheme="minorHAnsi"/>
+        </w:rPr>
+        <w:t xml:space="preserve">Trades involving an intermediary are the proposed evidence. A pick received by that club can reveal the price of retention when it supplies no other material asset or service. Roughly fifty candidate deals have been identified. Their retained amounts, durations, compensation, and structures still need checking. The estimate must distinguish carrying a larger charge from carrying it longer and compare deals made under consistent rules.</w:t>
       </w:r>
     </w:p>
     <w:p>
@@ -678,33 +702,33 @@
         <w:rPr>
           <w:rFonts w:asciiTheme="minorHAnsi" w:hAnsiTheme="minorHAnsi" w:cstheme="minorHAnsi"/>
         </w:rPr>
-        <w:t>Trade protection</w:t>
-      </w:r>
-    </w:p>
-    <w:p>
-      <w:pPr>
-        <w:rPr>
-          <w:rFonts w:asciiTheme="minorHAnsi" w:hAnsiTheme="minorHAnsi" w:cstheme="minorHAnsi"/>
-        </w:rPr>
-      </w:pPr>
-      <w:r>
-        <w:rPr>
-          <w:rFonts w:asciiTheme="minorHAnsi" w:hAnsiTheme="minorHAnsi" w:cstheme="minorHAnsi"/>
-        </w:rPr>
-        <w:t>A no-trade or no-move clause can narrow the seller's options and affect bargaining power. Players who receive protection also differ in quality, age, contract length, and bargaining conditions. A salary difference between players with and without clauses cannot therefore be attributed to the clause alone.</w:t>
-      </w:r>
-    </w:p>
-    <w:p>
-      <w:pPr>
-        <w:rPr>
-          <w:rFonts w:asciiTheme="minorHAnsi" w:hAnsiTheme="minorHAnsi" w:cstheme="minorHAnsi"/>
-        </w:rPr>
-      </w:pPr>
-      <w:r>
-        <w:rPr>
-          <w:rFonts w:asciiTheme="minorHAnsi" w:hAnsiTheme="minorHAnsi" w:cstheme="minorHAnsi"/>
-        </w:rPr>
-        <w:t>The clause data are assembled. The planned comparison relates pay to projected production and the presence and type of protection, accounting for those other differences. It cannot yet establish a causal price for protection. A completed trade may have involved an allowed destination or a waiver, and the project does not observe blocked offers or whether the clause actually restricted the transaction.</w:t>
+        <w:t xml:space="preserve">Trade protection</w:t>
+      </w:r>
+    </w:p>
+    <w:p>
+      <w:pPr>
+        <w:rPr>
+          <w:rFonts w:asciiTheme="minorHAnsi" w:hAnsiTheme="minorHAnsi" w:cstheme="minorHAnsi"/>
+        </w:rPr>
+      </w:pPr>
+      <w:r>
+        <w:rPr>
+          <w:rFonts w:asciiTheme="minorHAnsi" w:hAnsiTheme="minorHAnsi" w:cstheme="minorHAnsi"/>
+        </w:rPr>
+        <w:t xml:space="preserve">A no-trade or no-move clause can narrow the seller’s options and affect bargaining power. Players who receive protection also differ in quality, age, contract length, and bargaining conditions. A salary difference between players with and without clauses cannot therefore be attributed to the clause alone.</w:t>
+      </w:r>
+    </w:p>
+    <w:p>
+      <w:pPr>
+        <w:rPr>
+          <w:rFonts w:asciiTheme="minorHAnsi" w:hAnsiTheme="minorHAnsi" w:cstheme="minorHAnsi"/>
+        </w:rPr>
+      </w:pPr>
+      <w:r>
+        <w:rPr>
+          <w:rFonts w:asciiTheme="minorHAnsi" w:hAnsiTheme="minorHAnsi" w:cstheme="minorHAnsi"/>
+        </w:rPr>
+        <w:t xml:space="preserve">The clause data are assembled. The planned comparison relates pay to projected production and the presence and type of protection, accounting for those other differences. It cannot yet establish a causal price for protection. A completed trade may have involved an allowed destination or a waiver, and the project does not observe blocked offers or whether the clause actually restricted the transaction.</w:t>
       </w:r>
     </w:p>
     <w:p>
@@ -718,60 +742,59 @@
         <w:rPr>
           <w:rFonts w:asciiTheme="minorHAnsi" w:hAnsiTheme="minorHAnsi" w:cstheme="minorHAnsi"/>
         </w:rPr>
-        <w:lastRenderedPageBreak/>
-        <w:t>Comparing trade-date values with later outcomes</w:t>
-      </w:r>
-    </w:p>
-    <w:p>
-      <w:pPr>
-        <w:rPr>
-          <w:rFonts w:asciiTheme="minorHAnsi" w:hAnsiTheme="minorHAnsi" w:cstheme="minorHAnsi"/>
-        </w:rPr>
-      </w:pPr>
-      <w:r>
-        <w:rPr>
-          <w:rFonts w:asciiTheme="minorHAnsi" w:hAnsiTheme="minorHAnsi" w:cstheme="minorHAnsi"/>
-        </w:rPr>
-        <w:t>The back-test will value each package using information available when the trade occurred, then compare those estimates with subsequent outcomes. It requires the unfinished pick and prospect valuations, correct retention accounting, and a defined measure of the difference between packages.</w:t>
-      </w:r>
-    </w:p>
-    <w:p>
-      <w:pPr>
-        <w:rPr>
-          <w:rFonts w:asciiTheme="minorHAnsi" w:hAnsiTheme="minorHAnsi" w:cstheme="minorHAnsi"/>
-        </w:rPr>
-      </w:pPr>
-      <w:r>
-        <w:rPr>
-          <w:rFonts w:asciiTheme="minorHAnsi" w:hAnsiTheme="minorHAnsi" w:cstheme="minorHAnsi"/>
-        </w:rPr>
-        <w:t>Player-only trades offer an initial sample: the inventory contains 205 such events. Of these, 153 require allocating a player's season across a mid-season trade. That allocation is not yet implemented. About 69% of all events include a pick, so results from player-only trades would describe a selected minority of the market.</w:t>
-      </w:r>
-    </w:p>
-    <w:p>
-      <w:pPr>
-        <w:rPr>
-          <w:rFonts w:asciiTheme="minorHAnsi" w:hAnsiTheme="minorHAnsi" w:cstheme="minorHAnsi"/>
-        </w:rPr>
-      </w:pPr>
-      <w:r>
-        <w:rPr>
-          <w:rFonts w:asciiTheme="minorHAnsi" w:hAnsiTheme="minorHAnsi" w:cstheme="minorHAnsi"/>
-        </w:rPr>
-        <w:t>The intended allocation uses Game Value to divide season value at trade dates. Game Value can be negative, so ordinary percentage shares can fail: a season total near zero produces extreme ratios, and team stints with opposite signs can produce negative shares or shares above 100%. Those cases need an explicit rule before the method is used in the back-test.</w:t>
-      </w:r>
-    </w:p>
-    <w:p>
-      <w:pPr>
-        <w:rPr>
-          <w:rFonts w:asciiTheme="minorHAnsi" w:hAnsiTheme="minorHAnsi" w:cstheme="minorHAnsi"/>
-        </w:rPr>
-      </w:pPr>
-      <w:r>
-        <w:rPr>
-          <w:rFonts w:asciiTheme="minorHAnsi" w:hAnsiTheme="minorHAnsi" w:cstheme="minorHAnsi"/>
-        </w:rPr>
-        <w:t>The study will compare trades by asset class, contract length, player age, and team competitive position to test for systematic differences in estimated value. Its ability to detect those differences depends on the usable sample and the number of comparisons. The earlier power analysis, which assesses how large a difference the study can reliably detect, must be updated for that sample. Finding no difference in a test with little power would not establish efficient pricing.</w:t>
+        <w:t xml:space="preserve">Comparing trade-date values with later outcomes</w:t>
+      </w:r>
+    </w:p>
+    <w:p>
+      <w:pPr>
+        <w:rPr>
+          <w:rFonts w:asciiTheme="minorHAnsi" w:hAnsiTheme="minorHAnsi" w:cstheme="minorHAnsi"/>
+        </w:rPr>
+      </w:pPr>
+      <w:r>
+        <w:rPr>
+          <w:rFonts w:asciiTheme="minorHAnsi" w:hAnsiTheme="minorHAnsi" w:cstheme="minorHAnsi"/>
+        </w:rPr>
+        <w:t xml:space="preserve">The back-test will value each package using information available when the trade occurred, then compare those estimates with subsequent outcomes. It requires the unfinished pick and prospect valuations, correct retention accounting, a defined measure of the difference between packages, and the price of a delivered win (Section 1).</w:t>
+      </w:r>
+    </w:p>
+    <w:p>
+      <w:pPr>
+        <w:rPr>
+          <w:rFonts w:asciiTheme="minorHAnsi" w:hAnsiTheme="minorHAnsi" w:cstheme="minorHAnsi"/>
+        </w:rPr>
+      </w:pPr>
+      <w:r>
+        <w:rPr>
+          <w:rFonts w:asciiTheme="minorHAnsi" w:hAnsiTheme="minorHAnsi" w:cstheme="minorHAnsi"/>
+        </w:rPr>
+        <w:t xml:space="preserve">Player-only trades offer an initial sample: the inventory contains 205 such events. Of these, 153 require allocating a player’s season across a mid-season trade. That allocation is not yet implemented. About 69% of all events include a pick, so results from player-only trades would describe a selected minority of the market.</w:t>
+      </w:r>
+    </w:p>
+    <w:p>
+      <w:pPr>
+        <w:rPr>
+          <w:rFonts w:asciiTheme="minorHAnsi" w:hAnsiTheme="minorHAnsi" w:cstheme="minorHAnsi"/>
+        </w:rPr>
+      </w:pPr>
+      <w:r>
+        <w:rPr>
+          <w:rFonts w:asciiTheme="minorHAnsi" w:hAnsiTheme="minorHAnsi" w:cstheme="minorHAnsi"/>
+        </w:rPr>
+        <w:t xml:space="preserve">The intended allocation uses Game Value to divide season value at trade dates. Game Value can be negative, so ordinary percentage shares can fail: a season total near zero produces extreme ratios, and team stints with opposite signs can produce negative shares or shares above 100%. Those cases need an explicit rule before the method is used in the back-test.</w:t>
+      </w:r>
+    </w:p>
+    <w:p>
+      <w:pPr>
+        <w:rPr>
+          <w:rFonts w:asciiTheme="minorHAnsi" w:hAnsiTheme="minorHAnsi" w:cstheme="minorHAnsi"/>
+        </w:rPr>
+      </w:pPr>
+      <w:r>
+        <w:rPr>
+          <w:rFonts w:asciiTheme="minorHAnsi" w:hAnsiTheme="minorHAnsi" w:cstheme="minorHAnsi"/>
+        </w:rPr>
+        <w:t xml:space="preserve">The study will compare trades by asset class, contract length, player age, and team competitive position to test for systematic differences in estimated value. Its ability to detect those differences depends on the usable sample and the number of comparisons. The earlier power analysis, which assesses how large a difference the study can reliably detect, must be updated for that sample. Finding no difference in a test with little power would not establish efficient pricing.</w:t>
       </w:r>
     </w:p>
     <w:sectPr>

--- a/40_DOCS/Supervisor_Drafts/Draft Picks, Prospects, and the Remaining Trade Model.docx
+++ b/40_DOCS/Supervisor_Drafts/Draft Picks, Prospects, and the Remaining Trade Model.docx
@@ -13,20 +13,20 @@
         <w:rPr>
           <w:rFonts w:asciiTheme="minorHAnsi" w:hAnsiTheme="minorHAnsi" w:cstheme="minorHAnsi"/>
         </w:rPr>
-        <w:t xml:space="preserve">Draft Picks, Prospects, and the Remaining Trade Model</w:t>
-      </w:r>
-    </w:p>
-    <w:p>
-      <w:pPr>
-        <w:rPr>
-          <w:rFonts w:asciiTheme="minorHAnsi" w:hAnsiTheme="minorHAnsi" w:cstheme="minorHAnsi"/>
-        </w:rPr>
-      </w:pPr>
-      <w:r>
-        <w:rPr>
-          <w:rFonts w:asciiTheme="minorHAnsi" w:hAnsiTheme="minorHAnsi" w:cstheme="minorHAnsi"/>
-        </w:rPr>
-        <w:t xml:space="preserve">The project values players, draft picks, and non-roster prospects in expected surplus dollars: the value of NHL production less the cost of obtaining it. The player model already produces contract values, from the production forecast and price line described in the production and pricing documents. For draft picks, the project has linked selections to NHL careers and calculated their historical returns. Turning those returns into values at past trade dates is unfinished. The prospect model and the combined trade back-test are also still to be built.</w:t>
+        <w:t>Draft Picks, Prospects, and the Remaining Trade Model</w:t>
+      </w:r>
+    </w:p>
+    <w:p>
+      <w:pPr>
+        <w:rPr>
+          <w:rFonts w:asciiTheme="minorHAnsi" w:hAnsiTheme="minorHAnsi" w:cstheme="minorHAnsi"/>
+        </w:rPr>
+      </w:pPr>
+      <w:r>
+        <w:rPr>
+          <w:rFonts w:asciiTheme="minorHAnsi" w:hAnsiTheme="minorHAnsi" w:cstheme="minorHAnsi"/>
+        </w:rPr>
+        <w:t>The project values players, draft picks, and non-roster prospects in expected surplus dollars: the value of NHL production less the cost of obtaining it. The player model already produces contract values. For draft picks, the project has linked selections to NHL careers and calculated their historical returns. Turning those returns into values at past trade dates is unfinished. The prospect model and the combined trade back-test are also still to be built.</w:t>
       </w:r>
     </w:p>
     <w:p>
@@ -40,46 +40,46 @@
         <w:rPr>
           <w:rFonts w:asciiTheme="minorHAnsi" w:hAnsiTheme="minorHAnsi" w:cstheme="minorHAnsi"/>
         </w:rPr>
-        <w:t xml:space="preserve">1. Measuring the Historical Return from a Draft Pick</w:t>
-      </w:r>
-    </w:p>
-    <w:p>
-      <w:pPr>
-        <w:rPr>
-          <w:rFonts w:asciiTheme="minorHAnsi" w:hAnsiTheme="minorHAnsi" w:cstheme="minorHAnsi"/>
-        </w:rPr>
-      </w:pPr>
-      <w:r>
-        <w:rPr>
-          <w:rFonts w:asciiTheme="minorHAnsi" w:hAnsiTheme="minorHAnsi" w:cstheme="minorHAnsi"/>
-        </w:rPr>
-        <w:t xml:space="preserve">The draft curve asks how much surplus selections at different draft positions have produced. It uses the 2007-2017 draft classes and follows each for nine seasons. For the 2017 class, the window is 2017-18 through 2025-26. This gives college and European players time to arrive while keeping follow-up equal across classes. Production after year nine is excluded, so the curve does not measure full career value.</w:t>
-      </w:r>
-    </w:p>
-    <w:p>
-      <w:pPr>
-        <w:rPr>
-          <w:rFonts w:asciiTheme="minorHAnsi" w:hAnsiTheme="minorHAnsi" w:cstheme="minorHAnsi"/>
-        </w:rPr>
-      </w:pPr>
-      <w:r>
-        <w:rPr>
-          <w:rFonts w:asciiTheme="minorHAnsi" w:hAnsiTheme="minorHAnsi" w:cstheme="minorHAnsi"/>
-        </w:rPr>
-        <w:t xml:space="preserve">Every selection enters the average, including picks with no NHL production. Counting only players who reached the NHL would overstate the expected return from making a pick. This also makes accurate career matching essential: a player whose record fails to match is assigned zero production, just like a player who never reaches the league.</w:t>
-      </w:r>
-    </w:p>
-    <w:p>
-      <w:pPr>
-        <w:rPr>
-          <w:rFonts w:asciiTheme="minorHAnsi" w:hAnsiTheme="minorHAnsi" w:cstheme="minorHAnsi"/>
-        </w:rPr>
-      </w:pPr>
-      <w:r>
-        <w:rPr>
-          <w:rFonts w:asciiTheme="minorHAnsi" w:hAnsiTheme="minorHAnsi" w:cstheme="minorHAnsi"/>
-        </w:rPr>
-        <w:t xml:space="preserve">The linkage first matches NHL identifiers and checks that names agree. Where identifiers are missing, it uses exact names with safeguards and a hand-checked alias list. It rejects a career that began before the relevant draft and does not resolve ambiguous repeated names by name alone. This recovers older careers without identifiers while avoiding matches between brothers or unrelated players with similar names. Unmatched records and known contaminated names remain distinct from confirmed career matches so they can be reviewed.</w:t>
+        <w:t>1. Measuring the Historical Return from a Draft Pick</w:t>
+      </w:r>
+    </w:p>
+    <w:p>
+      <w:pPr>
+        <w:rPr>
+          <w:rFonts w:asciiTheme="minorHAnsi" w:hAnsiTheme="minorHAnsi" w:cstheme="minorHAnsi"/>
+        </w:rPr>
+      </w:pPr>
+      <w:r>
+        <w:rPr>
+          <w:rFonts w:asciiTheme="minorHAnsi" w:hAnsiTheme="minorHAnsi" w:cstheme="minorHAnsi"/>
+        </w:rPr>
+        <w:t>The draft curve asks how much surplus selections at different draft positions have produced. It uses the 2007-2017 draft classes and follows each for nine seasons. For the 2017 class, the window is 2017-18 through 2025-26. This gives college and European players time to arrive while keeping follow-up equal across classes. Production after year nine is excluded, so the curve does not measure full career value.</w:t>
+      </w:r>
+    </w:p>
+    <w:p>
+      <w:pPr>
+        <w:rPr>
+          <w:rFonts w:asciiTheme="minorHAnsi" w:hAnsiTheme="minorHAnsi" w:cstheme="minorHAnsi"/>
+        </w:rPr>
+      </w:pPr>
+      <w:r>
+        <w:rPr>
+          <w:rFonts w:asciiTheme="minorHAnsi" w:hAnsiTheme="minorHAnsi" w:cstheme="minorHAnsi"/>
+        </w:rPr>
+        <w:t>Every selection enters the average, including picks with no NHL production. Counting only players who reached the NHL would overstate the expected return from making a pick. This also makes accurate career matching essential: a player whose record fails to match is assigned zero production, just like a player who never reaches the league.</w:t>
+      </w:r>
+    </w:p>
+    <w:p>
+      <w:pPr>
+        <w:rPr>
+          <w:rFonts w:asciiTheme="minorHAnsi" w:hAnsiTheme="minorHAnsi" w:cstheme="minorHAnsi"/>
+        </w:rPr>
+      </w:pPr>
+      <w:r>
+        <w:rPr>
+          <w:rFonts w:asciiTheme="minorHAnsi" w:hAnsiTheme="minorHAnsi" w:cstheme="minorHAnsi"/>
+        </w:rPr>
+        <w:t>The linkage first matches NHL identifiers and checks that names agree. Where identifiers are missing, it uses exact names with safeguards and a hand-checked alias list. It rejects a career that began before the relevant draft and does not resolve ambiguous repeated names by name alone. This recovers older careers without identifiers while avoiding matches between brothers or unrelated players with similar names. Unmatched records and known contaminated names remain distinct from confirmed career matches so they can be reviewed.</w:t>
       </w:r>
     </w:p>
     <w:p>
@@ -93,46 +93,93 @@
         <w:rPr>
           <w:rFonts w:asciiTheme="minorHAnsi" w:hAnsiTheme="minorHAnsi" w:cstheme="minorHAnsi"/>
         </w:rPr>
-        <w:t xml:space="preserve">From NHL production to a common dollar scale</w:t>
-      </w:r>
-    </w:p>
-    <w:p>
-      <w:pPr>
-        <w:rPr>
-          <w:rFonts w:asciiTheme="minorHAnsi" w:hAnsiTheme="minorHAnsi" w:cstheme="minorHAnsi"/>
-        </w:rPr>
-      </w:pPr>
-      <w:r>
-        <w:rPr>
-          <w:rFonts w:asciiTheme="minorHAnsi" w:hAnsiTheme="minorHAnsi" w:cstheme="minorHAnsi"/>
-        </w:rPr>
-        <w:t xml:space="preserve">For each matched player, the calculation combines production recorded for different teams in the same season and prices it using the skater or goalie price line. It adjusts production in the shortened 2012-13, 2019-20, and 2020-21 seasons to an 82-game basis. It then subtracts an estimated contract cost, using the rules explained in Section 2.</w:t>
-      </w:r>
-    </w:p>
-    <w:p>
-      <w:pPr>
-        <w:rPr>
-          <w:rFonts w:asciiTheme="minorHAnsi" w:hAnsiTheme="minorHAnsi" w:cstheme="minorHAnsi"/>
-        </w:rPr>
-      </w:pPr>
-      <w:r>
-        <w:rPr>
-          <w:rFonts w:asciiTheme="minorHAnsi" w:hAnsiTheme="minorHAnsi" w:cstheme="minorHAnsi"/>
-        </w:rPr>
-        <w:t xml:space="preserve">Each season’s surplus is divided by that season’s historical salary cap. These cap shares are added across the nine-year window, then averaged across selections in the same draft-position band. Multiplying the average by the 2025-26 cap of $95.5 million expresses the result in comparable dollars. For example, a total surplus of 0.10 of the cap becomes $9.55 million at that cap level. It is a total return over the observation window, not an annual salary.</w:t>
-      </w:r>
-    </w:p>
-    <w:p>
-      <w:pPr>
-        <w:rPr>
-          <w:rFonts w:asciiTheme="minorHAnsi" w:hAnsiTheme="minorHAnsi" w:cstheme="minorHAnsi"/>
-        </w:rPr>
-      </w:pPr>
-      <w:r>
-        <w:rPr>
-          <w:rFonts w:asciiTheme="minorHAnsi" w:hAnsiTheme="minorHAnsi" w:cstheme="minorHAnsi"/>
-        </w:rPr>
-        <w:t xml:space="preserve">Adding cap shares follows the model’s assumption that cap growth and discounting occur at the same rate. Under that assumption, receiving 1% of the cap in a future year is worth 1% of the valuation-date cap. The historical curve nevertheless uses realized production and actual historical caps. It describes modeled returns after the outcomes are known; it does not reconstruct what a club knew when drafting or trading the pick.</w:t>
+        <w:t>From NHL production to a common dollar scale</w:t>
+      </w:r>
+    </w:p>
+    <w:p>
+      <w:pPr>
+        <w:rPr>
+          <w:rFonts w:asciiTheme="minorHAnsi" w:hAnsiTheme="minorHAnsi" w:cstheme="minorHAnsi"/>
+        </w:rPr>
+      </w:pPr>
+      <w:r>
+        <w:rPr>
+          <w:rFonts w:asciiTheme="minorHAnsi" w:hAnsiTheme="minorHAnsi" w:cstheme="minorHAnsi"/>
+        </w:rPr>
+        <w:t>For each matched player, the calculation combines production recorded for different teams in the same season and prices it using the skater or goalie equation. It adjusts production in the shortened 2012-13, 2019-20, and 2020-21 seasons to an 82-game basis. It then subtracts an estimated contract cost, using the rules explained in Section 2.</w:t>
+      </w:r>
+    </w:p>
+    <w:p>
+      <w:pPr>
+        <w:rPr>
+          <w:rFonts w:asciiTheme="minorHAnsi" w:hAnsiTheme="minorHAnsi" w:cstheme="minorHAnsi"/>
+        </w:rPr>
+      </w:pPr>
+      <w:r>
+        <w:rPr>
+          <w:rFonts w:asciiTheme="minorHAnsi" w:hAnsiTheme="minorHAnsi" w:cstheme="minorHAnsi"/>
+        </w:rPr>
+        <w:t>Each season's surplus is divided by that season's historical salary cap. These cap shares are added across the nine-year window, then averaged across selections in the same draft-position band. Multiplying the average by the 2025-26 cap of $95.5 million expresses the result in comparable dollars. For example, a total surplus of 0.10 of the cap becomes $9.55 million at that cap level. It is a total return over the observation window, not an annual salary.</w:t>
+      </w:r>
+    </w:p>
+    <w:p>
+      <w:pPr>
+        <w:rPr>
+          <w:rFonts w:asciiTheme="minorHAnsi" w:hAnsiTheme="minorHAnsi" w:cstheme="minorHAnsi"/>
+        </w:rPr>
+      </w:pPr>
+      <w:r>
+        <w:rPr>
+          <w:rFonts w:asciiTheme="minorHAnsi" w:hAnsiTheme="minorHAnsi" w:cstheme="minorHAnsi"/>
+        </w:rPr>
+        <w:t xml:space="preserve">Adding cap shares follows the model's assumption that cap growth and discounting occur at the same rate. Under that assumption, receiving 1% of the cap in a future year is worth 1% of the valuation-date cap. The historical curve nevertheless uses realized production and actual historical caps. It describes </w:t>
+      </w:r>
+      <w:r>
+        <w:rPr>
+          <w:rFonts w:asciiTheme="minorHAnsi" w:hAnsiTheme="minorHAnsi" w:cstheme="minorHAnsi"/>
+        </w:rPr>
+        <w:lastRenderedPageBreak/>
+        <w:t>modeled returns after the outcomes are known; it does not reconstruct what a club knew when drafting or trading the pick.</w:t>
+      </w:r>
+    </w:p>
+    <w:p>
+      <w:pPr>
+        <w:pStyle w:val="Heading1"/>
+        <w:rPr>
+          <w:rFonts w:asciiTheme="minorHAnsi" w:hAnsiTheme="minorHAnsi" w:cstheme="minorHAnsi"/>
+        </w:rPr>
+      </w:pPr>
+      <w:r>
+        <w:rPr>
+          <w:rFonts w:asciiTheme="minorHAnsi" w:hAnsiTheme="minorHAnsi" w:cstheme="minorHAnsi"/>
+        </w:rPr>
+        <w:t>2. Estimating Contract Costs</w:t>
+      </w:r>
+    </w:p>
+    <w:p>
+      <w:pPr>
+        <w:rPr>
+          <w:rFonts w:asciiTheme="minorHAnsi" w:hAnsiTheme="minorHAnsi" w:cstheme="minorHAnsi"/>
+        </w:rPr>
+      </w:pPr>
+      <w:r>
+        <w:rPr>
+          <w:rFonts w:asciiTheme="minorHAnsi" w:hAnsiTheme="minorHAnsi" w:cstheme="minorHAnsi"/>
+        </w:rPr>
+        <w:t>Historical contract coverage is insufficient to reconstruct every drafted player's agreements. The curve therefore observes production but approximates its cost. The main calculation, called Rule A, counts surplus during estimated entry-level years and assigns zero surplus afterward. After those years, it sets cost equal to the market price of that season's production, making value and cost cancel.</w:t>
+      </w:r>
+    </w:p>
+    <w:p>
+      <w:pPr>
+        <w:rPr>
+          <w:rFonts w:asciiTheme="minorHAnsi" w:hAnsiTheme="minorHAnsi" w:cstheme="minorHAnsi"/>
+        </w:rPr>
+      </w:pPr>
+      <w:r>
+        <w:rPr>
+          <w:rFonts w:asciiTheme="minorHAnsi" w:hAnsiTheme="minorHAnsi" w:cstheme="minorHAnsi"/>
+        </w:rPr>
+        <w:t>This excludes any surplus a successful pick creates on later contracts. If that omitted surplus is positive, Rule A understates the pick's return. The omission can also change the curve's shape because early and late selections need not generate the same amount of later surplus.</w:t>
       </w:r>
     </w:p>
     <w:p>
@@ -146,33 +193,119 @@
         <w:rPr>
           <w:rFonts w:asciiTheme="minorHAnsi" w:hAnsiTheme="minorHAnsi" w:cstheme="minorHAnsi"/>
         </w:rPr>
-        <w:t xml:space="preserve">Two price lines</w:t>
-      </w:r>
-    </w:p>
-    <w:p>
-      <w:pPr>
-        <w:rPr>
-          <w:rFonts w:asciiTheme="minorHAnsi" w:hAnsiTheme="minorHAnsi" w:cstheme="minorHAnsi"/>
-        </w:rPr>
-      </w:pPr>
-      <w:r>
-        <w:rPr>
-          <w:rFonts w:asciiTheme="minorHAnsi" w:hAnsiTheme="minorHAnsi" w:cstheme="minorHAnsi"/>
-        </w:rPr>
-        <w:t xml:space="preserve">The draft curve prices realized seasons, not forecasts, and it uses the skater price line fitted on the 60/40 trailing total: 1.325% of the cap at zero WAR, plus 2.123% of the cap per win for a forward and 2.410% for a defenceman. Player contracts are priced on a different line, fitted on the forecast: 0.769% of the cap at zero WAR, plus 3.089% per forecast win for a forward and 4.555% for a defenceman. At the 2025-26 cap, a forward’s win is worth $2.03 million on the first line and $2.95 million on the second.</w:t>
-      </w:r>
-    </w:p>
-    <w:p>
-      <w:pPr>
-        <w:rPr>
-          <w:rFonts w:asciiTheme="minorHAnsi" w:hAnsiTheme="minorHAnsi" w:cstheme="minorHAnsi"/>
-        </w:rPr>
-      </w:pPr>
-      <w:r>
-        <w:rPr>
-          <w:rFonts w:asciiTheme="minorHAnsi" w:hAnsiTheme="minorHAnsi" w:cstheme="minorHAnsi"/>
-        </w:rPr>
-        <w:t xml:space="preserve">The two lines answer different questions. The first is what clubs pay per win of recent production; the second is what they pay per win they can expect. A delivered win is neither. Which price a delivered win should carry is a decision the trade comparison has not yet made. It must be made once and applied to both sides of each trade, picks and players alike, before a difference between a pick’s value and a player’s value can be read as mispricing.</w:t>
+        <w:t>Approximating the entry-level period</w:t>
+      </w:r>
+    </w:p>
+    <w:p>
+      <w:pPr>
+        <w:rPr>
+          <w:rFonts w:asciiTheme="minorHAnsi" w:hAnsiTheme="minorHAnsi" w:cstheme="minorHAnsi"/>
+        </w:rPr>
+      </w:pPr>
+      <w:r>
+        <w:rPr>
+          <w:rFonts w:asciiTheme="minorHAnsi" w:hAnsiTheme="minorHAnsi" w:cstheme="minorHAnsi"/>
+        </w:rPr>
+        <w:t>The model charges the entry-level maximum for the player's draft cohort rather than his actual signed salary. It estimates the number of entry-level years from the player's age on September 15 of his first season with at least ten NHL games: three years through age 21, two at ages 22-23, and one at age 24 or older. Missing age information defaults to three years.</w:t>
+      </w:r>
+    </w:p>
+    <w:p>
+      <w:pPr>
+        <w:rPr>
+          <w:rFonts w:asciiTheme="minorHAnsi" w:hAnsiTheme="minorHAnsi" w:cstheme="minorHAnsi"/>
+        </w:rPr>
+      </w:pPr>
+      <w:r>
+        <w:rPr>
+          <w:rFonts w:asciiTheme="minorHAnsi" w:hAnsiTheme="minorHAnsi" w:cstheme="minorHAnsi"/>
+        </w:rPr>
+        <w:t>Arrival age substitutes for signing age, and the ten-game threshold approximates when a contract year is used. These rules cannot reproduce every signing date or contract slide and still need comparison with actual contracts, particularly for late arrivals.</w:t>
+      </w:r>
+    </w:p>
+    <w:p>
+      <w:pPr>
+        <w:rPr>
+          <w:rFonts w:asciiTheme="minorHAnsi" w:hAnsiTheme="minorHAnsi" w:cstheme="minorHAnsi"/>
+        </w:rPr>
+      </w:pPr>
+      <w:r>
+        <w:rPr>
+          <w:rFonts w:asciiTheme="minorHAnsi" w:hAnsiTheme="minorHAnsi" w:cstheme="minorHAnsi"/>
+        </w:rPr>
+        <w:t>Before the estimated entry-level years are exhausted, a season with fewer than ten NHL games does not use up a year. The model prorates that season's cost by games played divided by 82. For skaters, it prorates the minimum-value floor in the same way but leaves the price equation's intercept intact. A brief appearance can therefore receive substantial priced value relative to its small assigned cost. A season with no NHL appearance contributes neither value nor cost. After the entry-level period, Rule A assigns zero surplus regardless of games played.</w:t>
+      </w:r>
+    </w:p>
+    <w:p>
+      <w:pPr>
+        <w:rPr>
+          <w:rFonts w:asciiTheme="minorHAnsi" w:hAnsiTheme="minorHAnsi" w:cstheme="minorHAnsi"/>
+        </w:rPr>
+      </w:pPr>
+      <w:r>
+        <w:rPr>
+          <w:rFonts w:asciiTheme="minorHAnsi" w:hAnsiTheme="minorHAnsi" w:cstheme="minorHAnsi"/>
+        </w:rPr>
+        <w:t>Two cost assumptions work in opposite directions. Charging the entry-level maximum reduces surplus for players who signed below it. Excluding bonuses increases surplus where bonuses were paid. The curve therefore cannot be described as uniformly conservative.</w:t>
+      </w:r>
+    </w:p>
+    <w:p>
+      <w:pPr>
+        <w:pStyle w:val="Heading2"/>
+        <w:rPr>
+          <w:rFonts w:asciiTheme="minorHAnsi" w:hAnsiTheme="minorHAnsi" w:cstheme="minorHAnsi"/>
+        </w:rPr>
+      </w:pPr>
+      <w:r>
+        <w:rPr>
+          <w:rFonts w:asciiTheme="minorHAnsi" w:hAnsiTheme="minorHAnsi" w:cstheme="minorHAnsi"/>
+        </w:rPr>
+        <w:t>Testing an alternative cost rule</w:t>
+      </w:r>
+    </w:p>
+    <w:p>
+      <w:pPr>
+        <w:rPr>
+          <w:rFonts w:asciiTheme="minorHAnsi" w:hAnsiTheme="minorHAnsi" w:cstheme="minorHAnsi"/>
+        </w:rPr>
+      </w:pPr>
+      <w:r>
+        <w:rPr>
+          <w:rFonts w:asciiTheme="minorHAnsi" w:hAnsiTheme="minorHAnsi" w:cstheme="minorHAnsi"/>
+        </w:rPr>
+        <w:t>Rule B tests what happens when post-entry-level costs are based on previous production rather than set equal to the value of current production. For skaters with a usable trailing baseline, it estimates salary from that baseline and subtracts it from the price of realized production. Goalies and skaters without a usable baseline retain zero post-entry-level surplus.</w:t>
+      </w:r>
+    </w:p>
+    <w:p>
+      <w:pPr>
+        <w:rPr>
+          <w:rFonts w:asciiTheme="minorHAnsi" w:hAnsiTheme="minorHAnsi" w:cstheme="minorHAnsi"/>
+        </w:rPr>
+      </w:pPr>
+      <w:r>
+        <w:rPr>
+          <w:rFonts w:asciiTheme="minorHAnsi" w:hAnsiTheme="minorHAnsi" w:cstheme="minorHAnsi"/>
+        </w:rPr>
+        <w:t xml:space="preserve">For a forward away from the salary floor, one trailing win followed by two realized wins creates surplus equal to the price of the extra win. If trailing and realized production are both two wins, their prices </w:t>
+      </w:r>
+      <w:r>
+        <w:rPr>
+          <w:rFonts w:asciiTheme="minorHAnsi" w:hAnsiTheme="minorHAnsi" w:cstheme="minorHAnsi"/>
+        </w:rPr>
+        <w:lastRenderedPageBreak/>
+        <w:t>cancel. This makes the source of Rule B surplus clear: production differs from the amount used to estimate salary.</w:t>
+      </w:r>
+    </w:p>
+    <w:p>
+      <w:pPr>
+        <w:rPr>
+          <w:rFonts w:asciiTheme="minorHAnsi" w:hAnsiTheme="minorHAnsi" w:cstheme="minorHAnsi"/>
+        </w:rPr>
+      </w:pPr>
+      <w:r>
+        <w:rPr>
+          <w:rFonts w:asciiTheme="minorHAnsi" w:hAnsiTheme="minorHAnsi" w:cstheme="minorHAnsi"/>
+        </w:rPr>
+        <w:t>The implemented calculation does not make this comparison consistently for defencemen. It prices realized production with the defence rate but estimates cost with the forward rate. A defenceman can therefore show surplus even when production is unchanged. Rule B must be corrected and rerun before its difference from Rule A can be interpreted as the effect of the alternative cost assumption. Rule A is unaffected by this mismatch.</w:t>
       </w:r>
     </w:p>
     <w:p>
@@ -186,33 +319,46 @@
         <w:rPr>
           <w:rFonts w:asciiTheme="minorHAnsi" w:hAnsiTheme="minorHAnsi" w:cstheme="minorHAnsi"/>
         </w:rPr>
-        <w:t xml:space="preserve">2. Estimating Contract Costs</w:t>
-      </w:r>
-    </w:p>
-    <w:p>
-      <w:pPr>
-        <w:rPr>
-          <w:rFonts w:asciiTheme="minorHAnsi" w:hAnsiTheme="minorHAnsi" w:cstheme="minorHAnsi"/>
-        </w:rPr>
-      </w:pPr>
-      <w:r>
-        <w:rPr>
-          <w:rFonts w:asciiTheme="minorHAnsi" w:hAnsiTheme="minorHAnsi" w:cstheme="minorHAnsi"/>
-        </w:rPr>
-        <w:t xml:space="preserve">Historical contract coverage is insufficient to reconstruct every drafted player’s agreements. The curve therefore observes production but approximates its cost. The main calculation, called Rule A, counts surplus during estimated entry-level years and assigns zero surplus afterward. After those years, it sets cost equal to the market price of that season’s production, making value and cost cancel.</w:t>
-      </w:r>
-    </w:p>
-    <w:p>
-      <w:pPr>
-        <w:rPr>
-          <w:rFonts w:asciiTheme="minorHAnsi" w:hAnsiTheme="minorHAnsi" w:cstheme="minorHAnsi"/>
-        </w:rPr>
-      </w:pPr>
-      <w:r>
-        <w:rPr>
-          <w:rFonts w:asciiTheme="minorHAnsi" w:hAnsiTheme="minorHAnsi" w:cstheme="minorHAnsi"/>
-        </w:rPr>
-        <w:t xml:space="preserve">This excludes any surplus a successful pick creates on later contracts. If that omitted surplus is positive, Rule A understates the pick’s return. The omission can also change the curve’s shape because early and late selections need not generate the same amount of later surplus.</w:t>
+        <w:t>3. Reading the Curve and Valuing Future Picks</w:t>
+      </w:r>
+    </w:p>
+    <w:p>
+      <w:pPr>
+        <w:rPr>
+          <w:rFonts w:asciiTheme="minorHAnsi" w:hAnsiTheme="minorHAnsi" w:cstheme="minorHAnsi"/>
+        </w:rPr>
+      </w:pPr>
+      <w:r>
+        <w:rPr>
+          <w:rFonts w:asciiTheme="minorHAnsi" w:hAnsiTheme="minorHAnsi" w:cstheme="minorHAnsi"/>
+        </w:rPr>
+        <w:t>The mean answers what a selection returns on average across all outcomes. It can be positive even when most picks produce no NHL value because a few successful careers raise the average. The output also reports the median and the share with any NHL appearance, showing how the average differs from the typical outcome.</w:t>
+      </w:r>
+    </w:p>
+    <w:p>
+      <w:pPr>
+        <w:rPr>
+          <w:rFonts w:asciiTheme="minorHAnsi" w:hAnsiTheme="minorHAnsi" w:cstheme="minorHAnsi"/>
+        </w:rPr>
+      </w:pPr>
+      <w:r>
+        <w:rPr>
+          <w:rFonts w:asciiTheme="minorHAnsi" w:hAnsiTheme="minorHAnsi" w:cstheme="minorHAnsi"/>
+        </w:rPr>
+        <w:t>At the $95.5 million cap, Rule A's mean modeled surplus is $13.65 million for first overall, $8.33 million for second, $6.83 million for picks 3-5, and $3.20 million for picks 21-32. It is $1.54 million for picks 51-100, $1.09 million for 101-150, and $0.61 million for 151-224. These are returns per selection over the observation window, not guaranteed returns or annual salaries.</w:t>
+      </w:r>
+    </w:p>
+    <w:p>
+      <w:pPr>
+        <w:rPr>
+          <w:rFonts w:asciiTheme="minorHAnsi" w:hAnsiTheme="minorHAnsi" w:cstheme="minorHAnsi"/>
+        </w:rPr>
+      </w:pPr>
+      <w:r>
+        <w:rPr>
+          <w:rFonts w:asciiTheme="minorHAnsi" w:hAnsiTheme="minorHAnsi" w:cstheme="minorHAnsi"/>
+        </w:rPr>
+        <w:t>For picks 151-224, only 26.5% have an NHL appearance within the window and median surplus is zero. The positive mean includes those zeros alongside the successful careers. A club making many selections can care about the average return even though an individual late pick most often contributes nothing in the NHL.</w:t>
       </w:r>
     </w:p>
     <w:p>
@@ -226,59 +372,60 @@
         <w:rPr>
           <w:rFonts w:asciiTheme="minorHAnsi" w:hAnsiTheme="minorHAnsi" w:cstheme="minorHAnsi"/>
         </w:rPr>
-        <w:t xml:space="preserve">Approximating the entry-level period</w:t>
-      </w:r>
-    </w:p>
-    <w:p>
-      <w:pPr>
-        <w:rPr>
-          <w:rFonts w:asciiTheme="minorHAnsi" w:hAnsiTheme="minorHAnsi" w:cstheme="minorHAnsi"/>
-        </w:rPr>
-      </w:pPr>
-      <w:r>
-        <w:rPr>
-          <w:rFonts w:asciiTheme="minorHAnsi" w:hAnsiTheme="minorHAnsi" w:cstheme="minorHAnsi"/>
-        </w:rPr>
-        <w:t xml:space="preserve">The model charges the entry-level maximum for the player’s draft cohort rather than his actual signed salary. It estimates the number of entry-level years from the player’s age on September 15 of his first season with at least ten NHL games: three years through age 21, two at ages 22-23, and one at age 24 or older. Missing age information defaults to three years.</w:t>
-      </w:r>
-    </w:p>
-    <w:p>
-      <w:pPr>
-        <w:rPr>
-          <w:rFonts w:asciiTheme="minorHAnsi" w:hAnsiTheme="minorHAnsi" w:cstheme="minorHAnsi"/>
-        </w:rPr>
-      </w:pPr>
-      <w:r>
-        <w:rPr>
-          <w:rFonts w:asciiTheme="minorHAnsi" w:hAnsiTheme="minorHAnsi" w:cstheme="minorHAnsi"/>
-        </w:rPr>
-        <w:t xml:space="preserve">Arrival age substitutes for signing age, and the ten-game threshold approximates when a contract year is used. These rules cannot reproduce every signing date or contract slide and still need comparison with actual contracts, particularly for late arrivals.</w:t>
-      </w:r>
-    </w:p>
-    <w:p>
-      <w:pPr>
-        <w:rPr>
-          <w:rFonts w:asciiTheme="minorHAnsi" w:hAnsiTheme="minorHAnsi" w:cstheme="minorHAnsi"/>
-        </w:rPr>
-      </w:pPr>
-      <w:r>
-        <w:rPr>
-          <w:rFonts w:asciiTheme="minorHAnsi" w:hAnsiTheme="minorHAnsi" w:cstheme="minorHAnsi"/>
-        </w:rPr>
-        <w:t xml:space="preserve">Before the estimated entry-level years are exhausted, a season with fewer than ten NHL games does not use up a year. The model prorates that season’s cost by games played divided by 82. For skaters, it prorates the minimum-value floor in the same way but leaves the price equation’s intercept intact. A brief appearance can therefore receive substantial priced value relative to its small assigned cost. A season with no NHL appearance contributes neither value nor cost. After the entry-level period, Rule A assigns zero surplus regardless of games played.</w:t>
-      </w:r>
-    </w:p>
-    <w:p>
-      <w:pPr>
-        <w:rPr>
-          <w:rFonts w:asciiTheme="minorHAnsi" w:hAnsiTheme="minorHAnsi" w:cstheme="minorHAnsi"/>
-        </w:rPr>
-      </w:pPr>
-      <w:r>
-        <w:rPr>
-          <w:rFonts w:asciiTheme="minorHAnsi" w:hAnsiTheme="minorHAnsi" w:cstheme="minorHAnsi"/>
-        </w:rPr>
-        <w:t xml:space="preserve">Two cost assumptions work in opposite directions. Charging the entry-level maximum reduces surplus for players who signed below it. Excluding bonuses increases surplus where bonuses were paid. The curve therefore cannot be described as uniformly conservative.</w:t>
+        <w:t>How precisely is the average estimated?</w:t>
+      </w:r>
+    </w:p>
+    <w:p>
+      <w:pPr>
+        <w:rPr>
+          <w:rFonts w:asciiTheme="minorHAnsi" w:hAnsiTheme="minorHAnsi" w:cstheme="minorHAnsi"/>
+        </w:rPr>
+      </w:pPr>
+      <w:r>
+        <w:rPr>
+          <w:rFonts w:asciiTheme="minorHAnsi" w:hAnsiTheme="minorHAnsi" w:cstheme="minorHAnsi"/>
+        </w:rPr>
+        <w:t>The early positions have small samples: eleven draft classes provide only eleven first-overall picks. Combining nearby positions adds observations, but the current curve then assigns the same value to every pick in that band.</w:t>
+      </w:r>
+    </w:p>
+    <w:p>
+      <w:pPr>
+        <w:rPr>
+          <w:rFonts w:asciiTheme="minorHAnsi" w:hAnsiTheme="minorHAnsi" w:cstheme="minorHAnsi"/>
+        </w:rPr>
+      </w:pPr>
+      <w:r>
+        <w:rPr>
+          <w:rFonts w:asciiTheme="minorHAnsi" w:hAnsiTheme="minorHAnsi" w:cstheme="minorHAnsi"/>
+        </w:rPr>
+        <w:t>The script measures uncertainty in each band's mean by drawing a new sample of the same size from its observed picks, allowing a pick to appear more than once. It recalculates the mean and repeats this process 2,000 times. The spread of those means is the bootstrap standard error, a measure of how much the estimated average varies with the sample. For first overall, it is 0.02412 of the cap, or about $2.30 million.</w:t>
+      </w:r>
+    </w:p>
+    <w:p>
+      <w:pPr>
+        <w:rPr>
+          <w:rFonts w:asciiTheme="minorHAnsi" w:hAnsiTheme="minorHAnsi" w:cstheme="minorHAnsi"/>
+        </w:rPr>
+      </w:pPr>
+      <w:r>
+        <w:rPr>
+          <w:rFonts w:asciiTheme="minorHAnsi" w:hAnsiTheme="minorHAnsi" w:cstheme="minorHAnsi"/>
+        </w:rPr>
+        <w:t>A separate review used 10,000 resamples per band to calculate 95% intervals. First overall's recorded interval is $9.24 million to $18.61 million around the $13.65 million mean. These intervals measure variation among observed picks while keeping the price equation and cost rules fixed. They do not measure uncertainty in those modeling choices or capture rare outcomes absent from the eleven draft classes.</w:t>
+      </w:r>
+    </w:p>
+    <w:p>
+      <w:pPr>
+        <w:rPr>
+          <w:rFonts w:asciiTheme="minorHAnsi" w:hAnsiTheme="minorHAnsi" w:cstheme="minorHAnsi"/>
+        </w:rPr>
+      </w:pPr>
+      <w:r>
+        <w:rPr>
+          <w:rFonts w:asciiTheme="minorHAnsi" w:hAnsiTheme="minorHAnsi" w:cstheme="minorHAnsi"/>
+        </w:rPr>
+        <w:lastRenderedPageBreak/>
+        <w:t>Fixed bands also create an artificial problem for trade valuation. Picks 51 and 100 have the same value, so moving between them appears to cost nothing; crossing a band boundary creates a sudden jump. A smoother curve could allow values to change within these ranges, but one has not yet been fitted for use in the model.</w:t>
       </w:r>
     </w:p>
     <w:p>
@@ -292,46 +439,72 @@
         <w:rPr>
           <w:rFonts w:asciiTheme="minorHAnsi" w:hAnsiTheme="minorHAnsi" w:cstheme="minorHAnsi"/>
         </w:rPr>
-        <w:t xml:space="preserve">Testing an alternative cost rule</w:t>
-      </w:r>
-    </w:p>
-    <w:p>
-      <w:pPr>
-        <w:rPr>
-          <w:rFonts w:asciiTheme="minorHAnsi" w:hAnsiTheme="minorHAnsi" w:cstheme="minorHAnsi"/>
-        </w:rPr>
-      </w:pPr>
-      <w:r>
-        <w:rPr>
-          <w:rFonts w:asciiTheme="minorHAnsi" w:hAnsiTheme="minorHAnsi" w:cstheme="minorHAnsi"/>
-        </w:rPr>
-        <w:t xml:space="preserve">Rule B tests what happens when post-entry-level costs are based on previous production rather than set equal to the value of current production. For skaters with a usable trailing baseline, it estimates salary from that baseline, a 60/40 trailing total, on the same trailing-total line, and subtracts it from the price of realized production. Goalies and skaters without a usable baseline retain zero post-entry-level surplus.</w:t>
-      </w:r>
-    </w:p>
-    <w:p>
-      <w:pPr>
-        <w:rPr>
-          <w:rFonts w:asciiTheme="minorHAnsi" w:hAnsiTheme="minorHAnsi" w:cstheme="minorHAnsi"/>
-        </w:rPr>
-      </w:pPr>
-      <w:r>
-        <w:rPr>
-          <w:rFonts w:asciiTheme="minorHAnsi" w:hAnsiTheme="minorHAnsi" w:cstheme="minorHAnsi"/>
-        </w:rPr>
-        <w:t xml:space="preserve">For a forward away from the salary floor, one trailing win followed by two realized wins creates surplus equal to the price of the extra win. If trailing and realized production are both two wins, their prices cancel. This makes the source of Rule B surplus clear: production differs from the amount used to estimate salary.</w:t>
-      </w:r>
-    </w:p>
-    <w:p>
-      <w:pPr>
-        <w:rPr>
-          <w:rFonts w:asciiTheme="minorHAnsi" w:hAnsiTheme="minorHAnsi" w:cstheme="minorHAnsi"/>
-        </w:rPr>
-      </w:pPr>
-      <w:r>
-        <w:rPr>
-          <w:rFonts w:asciiTheme="minorHAnsi" w:hAnsiTheme="minorHAnsi" w:cstheme="minorHAnsi"/>
-        </w:rPr>
-        <w:t xml:space="preserve">The implemented calculation does not make this comparison consistently for defencemen. It prices realized production with the defence rate but estimates cost with the forward rate. A defenceman can therefore show surplus even when production is unchanged. Rule B must be corrected and rerun before its difference from Rule A can be interpreted as the effect of the alternative cost assumption. Rule A is unaffected by this mismatch.</w:t>
+        <w:t>A future pick has no known draft position</w:t>
+      </w:r>
+    </w:p>
+    <w:p>
+      <w:pPr>
+        <w:rPr>
+          <w:rFonts w:asciiTheme="minorHAnsi" w:hAnsiTheme="minorHAnsi" w:cstheme="minorHAnsi"/>
+        </w:rPr>
+      </w:pPr>
+      <w:r>
+        <w:rPr>
+          <w:rFonts w:asciiTheme="minorHAnsi" w:hAnsiTheme="minorHAnsi" w:cstheme="minorHAnsi"/>
+        </w:rPr>
+        <w:t>Valuing a pick before its draft requires an estimate of where it will land and a treatment of the wait until it produces value. Using its eventual overall selection from the historical record would give the model information the clubs did not yet have.</w:t>
+      </w:r>
+    </w:p>
+    <w:p>
+      <w:pPr>
+        <w:rPr>
+          <w:rFonts w:asciiTheme="minorHAnsi" w:hAnsiTheme="minorHAnsi" w:cstheme="minorHAnsi"/>
+        </w:rPr>
+      </w:pPr>
+      <w:r>
+        <w:rPr>
+          <w:rFonts w:asciiTheme="minorHAnsi" w:hAnsiTheme="minorHAnsi" w:cstheme="minorHAnsi"/>
+        </w:rPr>
+        <w:t>Pick-for-pick trades provide evidence about how clubs exchange future selections. The inventory contains 119 such trades, including 56 across draft years. Of those 56, 39 are one-for-one swaps, including 35 within the same round; the remaining seventeen are bundles. Assigning every unknown pick its round's average value makes many same-round exchanges equal by construction. Forecasts based on the originating team's position could distinguish the picks, but those forecasts need validation.</w:t>
+      </w:r>
+    </w:p>
+    <w:p>
+      <w:pPr>
+        <w:rPr>
+          <w:rFonts w:asciiTheme="minorHAnsi" w:hAnsiTheme="minorHAnsi" w:cstheme="minorHAnsi"/>
+        </w:rPr>
+      </w:pPr>
+      <w:r>
+        <w:rPr>
+          <w:rFonts w:asciiTheme="minorHAnsi" w:hAnsiTheme="minorHAnsi" w:cstheme="minorHAnsi"/>
+        </w:rPr>
+        <w:t>The inventory also records 241 picks traded more than once, including 163 traded at different times before their final position was known. Following the same pick holds its identity fixed, but only four have the relevant history entirely in pick-for-pick deals. Valuing the other exchanges requires prices for the players and prospects in those packages.</w:t>
+      </w:r>
+    </w:p>
+    <w:p>
+      <w:pPr>
+        <w:rPr>
+          <w:rFonts w:asciiTheme="minorHAnsi" w:hAnsiTheme="minorHAnsi" w:cstheme="minorHAnsi"/>
+        </w:rPr>
+      </w:pPr>
+      <w:r>
+        <w:rPr>
+          <w:rFonts w:asciiTheme="minorHAnsi" w:hAnsiTheme="minorHAnsi" w:cstheme="minorHAnsi"/>
+        </w:rPr>
+        <w:t>Neither comparison isolates the price of waiting. Between trades, beliefs about the originating team, draft class, and eventual position can change, and protection terms also affect value. A late pick can serve as a small addition that closes a deal rather than an exact statement of its standalone worth. These influences must be separated before interpreting an exchange rate as a discount for time.</w:t>
+      </w:r>
+    </w:p>
+    <w:p>
+      <w:pPr>
+        <w:rPr>
+          <w:rFonts w:asciiTheme="minorHAnsi" w:hAnsiTheme="minorHAnsi" w:cstheme="minorHAnsi"/>
+        </w:rPr>
+      </w:pPr>
+      <w:r>
+        <w:rPr>
+          <w:rFonts w:asciiTheme="minorHAnsi" w:hAnsiTheme="minorHAnsi" w:cstheme="minorHAnsi"/>
+        </w:rPr>
+        <w:t>The historical yield average already includes failure to reach the NHL. Any further discount must address something else, such as waiting for production or a preference for less risky returns. Reducing the average again for the same failure probability would count that risk twice.</w:t>
       </w:r>
     </w:p>
     <w:p>
@@ -345,46 +518,113 @@
         <w:rPr>
           <w:rFonts w:asciiTheme="minorHAnsi" w:hAnsiTheme="minorHAnsi" w:cstheme="minorHAnsi"/>
         </w:rPr>
-        <w:t xml:space="preserve">3. Reading the Curve and Valuing Future Picks</w:t>
-      </w:r>
-    </w:p>
-    <w:p>
-      <w:pPr>
-        <w:rPr>
-          <w:rFonts w:asciiTheme="minorHAnsi" w:hAnsiTheme="minorHAnsi" w:cstheme="minorHAnsi"/>
-        </w:rPr>
-      </w:pPr>
-      <w:r>
-        <w:rPr>
-          <w:rFonts w:asciiTheme="minorHAnsi" w:hAnsiTheme="minorHAnsi" w:cstheme="minorHAnsi"/>
-        </w:rPr>
-        <w:t xml:space="preserve">The mean answers what a selection returns on average across all outcomes. It can be positive even when most picks produce no NHL value because a few successful careers raise the average. The output also reports the median and the share with any NHL appearance, showing how the average differs from the typical outcome.</w:t>
-      </w:r>
-    </w:p>
-    <w:p>
-      <w:pPr>
-        <w:rPr>
-          <w:rFonts w:asciiTheme="minorHAnsi" w:hAnsiTheme="minorHAnsi" w:cstheme="minorHAnsi"/>
-        </w:rPr>
-      </w:pPr>
-      <w:r>
-        <w:rPr>
-          <w:rFonts w:asciiTheme="minorHAnsi" w:hAnsiTheme="minorHAnsi" w:cstheme="minorHAnsi"/>
-        </w:rPr>
-        <w:t xml:space="preserve">At the $95.5 million cap, Rule A’s mean modeled surplus is $13.65 million for first overall, $8.33 million for second, $6.83 million for picks 3-5, and $3.20 million for picks 21-32. It is $1.54 million for picks 51-100, $1.09 million for 101-150, and $0.61 million for 151-224. These are returns per selection over the observation window, not guaranteed returns or annual salaries.</w:t>
-      </w:r>
-    </w:p>
-    <w:p>
-      <w:pPr>
-        <w:rPr>
-          <w:rFonts w:asciiTheme="minorHAnsi" w:hAnsiTheme="minorHAnsi" w:cstheme="minorHAnsi"/>
-        </w:rPr>
-      </w:pPr>
-      <w:r>
-        <w:rPr>
-          <w:rFonts w:asciiTheme="minorHAnsi" w:hAnsiTheme="minorHAnsi" w:cstheme="minorHAnsi"/>
-        </w:rPr>
-        <w:t xml:space="preserve">For picks 151-224, only 26.5% have an NHL appearance within the window and median surplus is zero. The positive mean includes those zeros alongside the successful careers. A club making many selections can care about the average return even though an individual late pick most often contributes nothing in the NHL.</w:t>
+        <w:t>4. Building the Non-Roster Prospect Model</w:t>
+      </w:r>
+    </w:p>
+    <w:p>
+      <w:pPr>
+        <w:rPr>
+          <w:rFonts w:asciiTheme="minorHAnsi" w:hAnsiTheme="minorHAnsi" w:cstheme="minorHAnsi"/>
+        </w:rPr>
+      </w:pPr>
+      <w:r>
+        <w:rPr>
+          <w:rFonts w:asciiTheme="minorHAnsi" w:hAnsiTheme="minorHAnsi" w:cstheme="minorHAnsi"/>
+        </w:rPr>
+        <w:t>A prospect valuation needs two forecasts: the chance of reaching the NHL and the production expected if he gets there. Draft position provides a starting expectation. Age and performance after the draft should update it as evidence accumulates.</w:t>
+      </w:r>
+    </w:p>
+    <w:p>
+      <w:pPr>
+        <w:rPr>
+          <w:rFonts w:asciiTheme="minorHAnsi" w:hAnsiTheme="minorHAnsi" w:cstheme="minorHAnsi"/>
+        </w:rPr>
+      </w:pPr>
+      <w:r>
+        <w:rPr>
+          <w:rFonts w:asciiTheme="minorHAnsi" w:hAnsiTheme="minorHAnsi" w:cstheme="minorHAnsi"/>
+        </w:rPr>
+        <w:t>Draft baselines, ages, and league-performance inputs have been gathered, but they have not yet been connected into a model of NHL wins and surplus dollars. NHL-equivalent scoring translates point totals between leagues to account for their strength. It still needs a verified link to NHL participation and wins above replacement before it can be used for valuation.</w:t>
+      </w:r>
+    </w:p>
+    <w:p>
+      <w:pPr>
+        <w:rPr>
+          <w:rFonts w:asciiTheme="minorHAnsi" w:hAnsiTheme="minorHAnsi" w:cstheme="minorHAnsi"/>
+        </w:rPr>
+      </w:pPr>
+      <w:r>
+        <w:rPr>
+          <w:rFonts w:asciiTheme="minorHAnsi" w:hAnsiTheme="minorHAnsi" w:cstheme="minorHAnsi"/>
+        </w:rPr>
+        <w:t>The planned model begins with the expectation associated with draft position and gives subsequent performance more weight as it becomes informative. How much evidence is needed, how information differs across leagues, and whether draft position eventually loses all influence remain to be estimated.</w:t>
+      </w:r>
+    </w:p>
+    <w:p>
+      <w:pPr>
+        <w:rPr>
+          <w:rFonts w:asciiTheme="minorHAnsi" w:hAnsiTheme="minorHAnsi" w:cstheme="minorHAnsi"/>
+        </w:rPr>
+      </w:pPr>
+      <w:r>
+        <w:rPr>
+          <w:rFonts w:asciiTheme="minorHAnsi" w:hAnsiTheme="minorHAnsi" w:cstheme="minorHAnsi"/>
+        </w:rPr>
+        <w:lastRenderedPageBreak/>
+        <w:t>Suppose a prospect has a 20% chance of producing two NHL wins in a season and otherwise produces nothing in the NHL. His expected production is 0.20 times 2, or 0.4 wins. A complete forecast must also account for arrival time and the range of production outcomes after arrival.</w:t>
+      </w:r>
+    </w:p>
+    <w:p>
+      <w:pPr>
+        <w:rPr>
+          <w:rFonts w:asciiTheme="minorHAnsi" w:hAnsiTheme="minorHAnsi" w:cstheme="minorHAnsi"/>
+        </w:rPr>
+      </w:pPr>
+      <w:r>
+        <w:rPr>
+          <w:rFonts w:asciiTheme="minorHAnsi" w:hAnsiTheme="minorHAnsi" w:cstheme="minorHAnsi"/>
+        </w:rPr>
+        <w:t>Pricing requires the same distinction between arrival and non-arrival. The salary equation includes a positive price at zero WAR for an NHL player. That amount must be weighted by the probability of NHL participation. Applying it to every prospect would assign salary value even to seasons in which he never reaches the league.</w:t>
+      </w:r>
+    </w:p>
+    <w:p>
+      <w:pPr>
+        <w:rPr>
+          <w:rFonts w:asciiTheme="minorHAnsi" w:hAnsiTheme="minorHAnsi" w:cstheme="minorHAnsi"/>
+        </w:rPr>
+      </w:pPr>
+      <w:r>
+        <w:rPr>
+          <w:rFonts w:asciiTheme="minorHAnsi" w:hAnsiTheme="minorHAnsi" w:cstheme="minorHAnsi"/>
+        </w:rPr>
+        <w:t>Validation must test the two forecasts separately on players excluded from fitting: did predicted NHL participation match actual participation, and did predicted production match subsequent production? Dollars enter after those forecasts. Draft position is an input and cannot also serve as an independent check of their accuracy. The league-translation crosswalk also remains to be verified.</w:t>
+      </w:r>
+    </w:p>
+    <w:p>
+      <w:pPr>
+        <w:rPr>
+          <w:rFonts w:asciiTheme="minorHAnsi" w:hAnsiTheme="minorHAnsi" w:cstheme="minorHAnsi"/>
+        </w:rPr>
+      </w:pPr>
+      <w:r>
+        <w:rPr>
+          <w:rFonts w:asciiTheme="minorHAnsi" w:hAnsiTheme="minorHAnsi" w:cstheme="minorHAnsi"/>
+        </w:rPr>
+        <w:t>The training sample must include unsuccessful paths. Prospects with professional records differ from those without them, and players who move to stronger leagues have already cleared a selection hurdle. Learning only from successful transitions would overstate the full pool's prospects. Each update must use information available at the valuation date and account for which players are observed.</w:t>
+      </w:r>
+    </w:p>
+    <w:p>
+      <w:pPr>
+        <w:pStyle w:val="Heading1"/>
+        <w:rPr>
+          <w:rFonts w:asciiTheme="minorHAnsi" w:hAnsiTheme="minorHAnsi" w:cstheme="minorHAnsi"/>
+        </w:rPr>
+      </w:pPr>
+      <w:r>
+        <w:rPr>
+          <w:rFonts w:asciiTheme="minorHAnsi" w:hAnsiTheme="minorHAnsi" w:cstheme="minorHAnsi"/>
+        </w:rPr>
+        <w:t>5. Completing the Trade Comparison</w:t>
       </w:r>
     </w:p>
     <w:p>
@@ -398,59 +638,33 @@
         <w:rPr>
           <w:rFonts w:asciiTheme="minorHAnsi" w:hAnsiTheme="minorHAnsi" w:cstheme="minorHAnsi"/>
         </w:rPr>
-        <w:t xml:space="preserve">How precisely is the average estimated?</w:t>
-      </w:r>
-    </w:p>
-    <w:p>
-      <w:pPr>
-        <w:rPr>
-          <w:rFonts w:asciiTheme="minorHAnsi" w:hAnsiTheme="minorHAnsi" w:cstheme="minorHAnsi"/>
-        </w:rPr>
-      </w:pPr>
-      <w:r>
-        <w:rPr>
-          <w:rFonts w:asciiTheme="minorHAnsi" w:hAnsiTheme="minorHAnsi" w:cstheme="minorHAnsi"/>
-        </w:rPr>
-        <w:t xml:space="preserve">The early positions have small samples: eleven draft classes provide only eleven first-overall picks. Combining nearby positions adds observations, but the current curve then assigns the same value to every pick in that band.</w:t>
-      </w:r>
-    </w:p>
-    <w:p>
-      <w:pPr>
-        <w:rPr>
-          <w:rFonts w:asciiTheme="minorHAnsi" w:hAnsiTheme="minorHAnsi" w:cstheme="minorHAnsi"/>
-        </w:rPr>
-      </w:pPr>
-      <w:r>
-        <w:rPr>
-          <w:rFonts w:asciiTheme="minorHAnsi" w:hAnsiTheme="minorHAnsi" w:cstheme="minorHAnsi"/>
-        </w:rPr>
-        <w:t xml:space="preserve">The script measures uncertainty in each band’s mean by drawing a new sample of the same size from its observed picks, allowing a pick to appear more than once. It recalculates the mean and repeats this process 2,000 times. The spread of those means is the bootstrap standard error, a measure of how much the estimated average varies with the sample. For first overall, it is 0.02412 of the cap, or about $2.30 million.</w:t>
-      </w:r>
-    </w:p>
-    <w:p>
-      <w:pPr>
-        <w:rPr>
-          <w:rFonts w:asciiTheme="minorHAnsi" w:hAnsiTheme="minorHAnsi" w:cstheme="minorHAnsi"/>
-        </w:rPr>
-      </w:pPr>
-      <w:r>
-        <w:rPr>
-          <w:rFonts w:asciiTheme="minorHAnsi" w:hAnsiTheme="minorHAnsi" w:cstheme="minorHAnsi"/>
-        </w:rPr>
-        <w:t xml:space="preserve">A separate review used 10,000 resamples per band to calculate 95% intervals. First overall’s recorded interval is $9.24 million to $18.61 million around the $13.65 million mean. These intervals measure variation among observed picks while keeping the price equation and cost rules fixed. They do not measure uncertainty in those modeling choices or capture rare outcomes absent from the eleven draft classes.</w:t>
-      </w:r>
-    </w:p>
-    <w:p>
-      <w:pPr>
-        <w:rPr>
-          <w:rFonts w:asciiTheme="minorHAnsi" w:hAnsiTheme="minorHAnsi" w:cstheme="minorHAnsi"/>
-        </w:rPr>
-      </w:pPr>
-      <w:r>
-        <w:rPr>
-          <w:rFonts w:asciiTheme="minorHAnsi" w:hAnsiTheme="minorHAnsi" w:cstheme="minorHAnsi"/>
-        </w:rPr>
-        <w:t xml:space="preserve">Fixed bands also create an artificial problem for trade valuation. Picks 51 and 100 have the same value, so moving between them appears to cost nothing; crossing a band boundary creates a sudden jump. A smoother curve could allow values to change within these ranges, but one has not yet been fitted for use in the model.</w:t>
+        <w:t>Salary retention</w:t>
+      </w:r>
+    </w:p>
+    <w:p>
+      <w:pPr>
+        <w:rPr>
+          <w:rFonts w:asciiTheme="minorHAnsi" w:hAnsiTheme="minorHAnsi" w:cstheme="minorHAnsi"/>
+        </w:rPr>
+      </w:pPr>
+      <w:r>
+        <w:rPr>
+          <w:rFonts w:asciiTheme="minorHAnsi" w:hAnsiTheme="minorHAnsi" w:cstheme="minorHAnsi"/>
+        </w:rPr>
+        <w:t>Retention lowers the acquiring club's cap cost while leaving another club responsible for part of the charge. A third club can supply this service in exchange for an asset. The trade calculation must assign retained costs and received assets to the correct clubs so that the same pick is not counted as payment for both the player and the retention service. Diagnostics exist, but the service's separate market price has not been estimated.</w:t>
+      </w:r>
+    </w:p>
+    <w:p>
+      <w:pPr>
+        <w:rPr>
+          <w:rFonts w:asciiTheme="minorHAnsi" w:hAnsiTheme="minorHAnsi" w:cstheme="minorHAnsi"/>
+        </w:rPr>
+      </w:pPr>
+      <w:r>
+        <w:rPr>
+          <w:rFonts w:asciiTheme="minorHAnsi" w:hAnsiTheme="minorHAnsi" w:cstheme="minorHAnsi"/>
+        </w:rPr>
+        <w:t>Trades involving an intermediary are the proposed evidence. A pick received by that club can reveal the price of retention when it supplies no other material asset or service. Roughly fifty candidate deals have been identified. Their retained amounts, durations, compensation, and structures still need checking. The estimate must distinguish carrying a larger charge from carrying it longer and compare deals made under consistent rules.</w:t>
       </w:r>
     </w:p>
     <w:p>
@@ -464,191 +678,33 @@
         <w:rPr>
           <w:rFonts w:asciiTheme="minorHAnsi" w:hAnsiTheme="minorHAnsi" w:cstheme="minorHAnsi"/>
         </w:rPr>
-        <w:t xml:space="preserve">A future pick has no known draft position</w:t>
-      </w:r>
-    </w:p>
-    <w:p>
-      <w:pPr>
-        <w:rPr>
-          <w:rFonts w:asciiTheme="minorHAnsi" w:hAnsiTheme="minorHAnsi" w:cstheme="minorHAnsi"/>
-        </w:rPr>
-      </w:pPr>
-      <w:r>
-        <w:rPr>
-          <w:rFonts w:asciiTheme="minorHAnsi" w:hAnsiTheme="minorHAnsi" w:cstheme="minorHAnsi"/>
-        </w:rPr>
-        <w:t xml:space="preserve">Valuing a pick before its draft requires an estimate of where it will land and a treatment of the wait until it produces value. Using its eventual overall selection from the historical record would give the model information the clubs did not yet have.</w:t>
-      </w:r>
-    </w:p>
-    <w:p>
-      <w:pPr>
-        <w:rPr>
-          <w:rFonts w:asciiTheme="minorHAnsi" w:hAnsiTheme="minorHAnsi" w:cstheme="minorHAnsi"/>
-        </w:rPr>
-      </w:pPr>
-      <w:r>
-        <w:rPr>
-          <w:rFonts w:asciiTheme="minorHAnsi" w:hAnsiTheme="minorHAnsi" w:cstheme="minorHAnsi"/>
-        </w:rPr>
-        <w:t xml:space="preserve">Pick-for-pick trades provide evidence about how clubs exchange future selections. The inventory contains 119 such trades, including 56 across draft years. Of those 56, 39 are one-for-one swaps, including 35 within the same round; the remaining seventeen are bundles. Assigning every unknown pick its round’s average value makes many same-round exchanges equal by construction. Forecasts based on the originating team’s position could distinguish the picks, but those forecasts need validation.</w:t>
-      </w:r>
-    </w:p>
-    <w:p>
-      <w:pPr>
-        <w:rPr>
-          <w:rFonts w:asciiTheme="minorHAnsi" w:hAnsiTheme="minorHAnsi" w:cstheme="minorHAnsi"/>
-        </w:rPr>
-      </w:pPr>
-      <w:r>
-        <w:rPr>
-          <w:rFonts w:asciiTheme="minorHAnsi" w:hAnsiTheme="minorHAnsi" w:cstheme="minorHAnsi"/>
-        </w:rPr>
-        <w:t xml:space="preserve">The inventory also records 241 picks traded more than once, including 163 traded at different times before their final position was known. Following the same pick holds its identity fixed, but only four have the relevant history entirely in pick-for-pick deals. Valuing the other exchanges requires prices for the players and prospects in those packages.</w:t>
-      </w:r>
-    </w:p>
-    <w:p>
-      <w:pPr>
-        <w:rPr>
-          <w:rFonts w:asciiTheme="minorHAnsi" w:hAnsiTheme="minorHAnsi" w:cstheme="minorHAnsi"/>
-        </w:rPr>
-      </w:pPr>
-      <w:r>
-        <w:rPr>
-          <w:rFonts w:asciiTheme="minorHAnsi" w:hAnsiTheme="minorHAnsi" w:cstheme="minorHAnsi"/>
-        </w:rPr>
-        <w:t xml:space="preserve">Neither comparison isolates the price of waiting. Between trades, beliefs about the originating team, draft class, and eventual position can change, and protection terms also affect value. A late pick can serve as a small addition that closes a deal rather than an exact statement of its standalone worth. These influences must be separated before interpreting an exchange rate as a discount for time.</w:t>
-      </w:r>
-    </w:p>
-    <w:p>
-      <w:pPr>
-        <w:rPr>
-          <w:rFonts w:asciiTheme="minorHAnsi" w:hAnsiTheme="minorHAnsi" w:cstheme="minorHAnsi"/>
-        </w:rPr>
-      </w:pPr>
-      <w:r>
-        <w:rPr>
-          <w:rFonts w:asciiTheme="minorHAnsi" w:hAnsiTheme="minorHAnsi" w:cstheme="minorHAnsi"/>
-        </w:rPr>
-        <w:t xml:space="preserve">The historical yield average already includes failure to reach the NHL. Any further discount must address something else, such as waiting for production or a preference for less risky returns. Reducing the average again for the same failure probability would count that risk twice.</w:t>
-      </w:r>
-    </w:p>
-    <w:p>
-      <w:pPr>
-        <w:pStyle w:val="Heading1"/>
-        <w:rPr>
-          <w:rFonts w:asciiTheme="minorHAnsi" w:hAnsiTheme="minorHAnsi" w:cstheme="minorHAnsi"/>
-        </w:rPr>
-      </w:pPr>
-      <w:r>
-        <w:rPr>
-          <w:rFonts w:asciiTheme="minorHAnsi" w:hAnsiTheme="minorHAnsi" w:cstheme="minorHAnsi"/>
-        </w:rPr>
-        <w:t xml:space="preserve">4. Building the Non-Roster Prospect Model</w:t>
-      </w:r>
-    </w:p>
-    <w:p>
-      <w:pPr>
-        <w:rPr>
-          <w:rFonts w:asciiTheme="minorHAnsi" w:hAnsiTheme="minorHAnsi" w:cstheme="minorHAnsi"/>
-        </w:rPr>
-      </w:pPr>
-      <w:r>
-        <w:rPr>
-          <w:rFonts w:asciiTheme="minorHAnsi" w:hAnsiTheme="minorHAnsi" w:cstheme="minorHAnsi"/>
-        </w:rPr>
-        <w:t xml:space="preserve">A prospect valuation needs two forecasts: the chance of reaching the NHL and the production expected if he gets there. Draft position provides a starting expectation. Age and performance after the draft should update it as evidence accumulates.</w:t>
-      </w:r>
-    </w:p>
-    <w:p>
-      <w:pPr>
-        <w:rPr>
-          <w:rFonts w:asciiTheme="minorHAnsi" w:hAnsiTheme="minorHAnsi" w:cstheme="minorHAnsi"/>
-        </w:rPr>
-      </w:pPr>
-      <w:r>
-        <w:rPr>
-          <w:rFonts w:asciiTheme="minorHAnsi" w:hAnsiTheme="minorHAnsi" w:cstheme="minorHAnsi"/>
-        </w:rPr>
-        <w:t xml:space="preserve">Draft baselines, ages, and league-performance inputs have been gathered, but they have not yet been connected into a model of NHL wins and surplus dollars. NHL-equivalent scoring translates point totals between leagues to account for their strength. It still needs a verified link to NHL participation and wins above replacement before it can be used for valuation.</w:t>
-      </w:r>
-    </w:p>
-    <w:p>
-      <w:pPr>
-        <w:rPr>
-          <w:rFonts w:asciiTheme="minorHAnsi" w:hAnsiTheme="minorHAnsi" w:cstheme="minorHAnsi"/>
-        </w:rPr>
-      </w:pPr>
-      <w:r>
-        <w:rPr>
-          <w:rFonts w:asciiTheme="minorHAnsi" w:hAnsiTheme="minorHAnsi" w:cstheme="minorHAnsi"/>
-        </w:rPr>
-        <w:t xml:space="preserve">The planned model begins with the expectation associated with draft position and gives subsequent performance more weight as it becomes informative. How much evidence is needed, how information differs across leagues, and whether draft position eventually loses all influence remain to be estimated.</w:t>
-      </w:r>
-    </w:p>
-    <w:p>
-      <w:pPr>
-        <w:rPr>
-          <w:rFonts w:asciiTheme="minorHAnsi" w:hAnsiTheme="minorHAnsi" w:cstheme="minorHAnsi"/>
-        </w:rPr>
-      </w:pPr>
-      <w:r>
-        <w:rPr>
-          <w:rFonts w:asciiTheme="minorHAnsi" w:hAnsiTheme="minorHAnsi" w:cstheme="minorHAnsi"/>
-        </w:rPr>
-        <w:t xml:space="preserve">Suppose a prospect has a 20% chance of producing two NHL wins in a season and otherwise produces nothing in the NHL. His expected production is 0.20 times 2, or 0.4 wins. A complete forecast must also account for arrival time and the range of production outcomes after arrival.</w:t>
-      </w:r>
-    </w:p>
-    <w:p>
-      <w:pPr>
-        <w:rPr>
-          <w:rFonts w:asciiTheme="minorHAnsi" w:hAnsiTheme="minorHAnsi" w:cstheme="minorHAnsi"/>
-        </w:rPr>
-      </w:pPr>
-      <w:r>
-        <w:rPr>
-          <w:rFonts w:asciiTheme="minorHAnsi" w:hAnsiTheme="minorHAnsi" w:cstheme="minorHAnsi"/>
-        </w:rPr>
-        <w:t xml:space="preserve">Pricing requires the same distinction between arrival and non-arrival. The salary equation includes a positive price at zero WAR for an NHL player. That amount must be weighted by the probability of NHL participation. Applying it to every prospect would assign salary value even to seasons in which he never reaches the league.</w:t>
-      </w:r>
-    </w:p>
-    <w:p>
-      <w:pPr>
-        <w:rPr>
-          <w:rFonts w:asciiTheme="minorHAnsi" w:hAnsiTheme="minorHAnsi" w:cstheme="minorHAnsi"/>
-        </w:rPr>
-      </w:pPr>
-      <w:r>
-        <w:rPr>
-          <w:rFonts w:asciiTheme="minorHAnsi" w:hAnsiTheme="minorHAnsi" w:cstheme="minorHAnsi"/>
-        </w:rPr>
-        <w:t xml:space="preserve">Validation must test the two forecasts separately on players excluded from fitting: did predicted NHL participation match actual participation, and did predicted production match subsequent production? Dollars enter after those forecasts. Draft position is an input and cannot also serve as an independent check of their accuracy. The league-translation crosswalk also remains to be verified.</w:t>
-      </w:r>
-    </w:p>
-    <w:p>
-      <w:pPr>
-        <w:rPr>
-          <w:rFonts w:asciiTheme="minorHAnsi" w:hAnsiTheme="minorHAnsi" w:cstheme="minorHAnsi"/>
-        </w:rPr>
-      </w:pPr>
-      <w:r>
-        <w:rPr>
-          <w:rFonts w:asciiTheme="minorHAnsi" w:hAnsiTheme="minorHAnsi" w:cstheme="minorHAnsi"/>
-        </w:rPr>
-        <w:t xml:space="preserve">The training sample must include unsuccessful paths. Prospects with professional records differ from those without them, and players who move to stronger leagues have already cleared a selection hurdle. Learning only from successful transitions would overstate the full pool’s prospects. Each update must use information available at the valuation date and account for which players are observed.</w:t>
-      </w:r>
-    </w:p>
-    <w:p>
-      <w:pPr>
-        <w:pStyle w:val="Heading1"/>
-        <w:rPr>
-          <w:rFonts w:asciiTheme="minorHAnsi" w:hAnsiTheme="minorHAnsi" w:cstheme="minorHAnsi"/>
-        </w:rPr>
-      </w:pPr>
-      <w:r>
-        <w:rPr>
-          <w:rFonts w:asciiTheme="minorHAnsi" w:hAnsiTheme="minorHAnsi" w:cstheme="minorHAnsi"/>
-        </w:rPr>
-        <w:t xml:space="preserve">5. Completing the Trade Comparison</w:t>
+        <w:t>Trade protection</w:t>
+      </w:r>
+    </w:p>
+    <w:p>
+      <w:pPr>
+        <w:rPr>
+          <w:rFonts w:asciiTheme="minorHAnsi" w:hAnsiTheme="minorHAnsi" w:cstheme="minorHAnsi"/>
+        </w:rPr>
+      </w:pPr>
+      <w:r>
+        <w:rPr>
+          <w:rFonts w:asciiTheme="minorHAnsi" w:hAnsiTheme="minorHAnsi" w:cstheme="minorHAnsi"/>
+        </w:rPr>
+        <w:t>A no-trade or no-move clause can narrow the seller's options and affect bargaining power. Players who receive protection also differ in quality, age, contract length, and bargaining conditions. A salary difference between players with and without clauses cannot therefore be attributed to the clause alone.</w:t>
+      </w:r>
+    </w:p>
+    <w:p>
+      <w:pPr>
+        <w:rPr>
+          <w:rFonts w:asciiTheme="minorHAnsi" w:hAnsiTheme="minorHAnsi" w:cstheme="minorHAnsi"/>
+        </w:rPr>
+      </w:pPr>
+      <w:r>
+        <w:rPr>
+          <w:rFonts w:asciiTheme="minorHAnsi" w:hAnsiTheme="minorHAnsi" w:cstheme="minorHAnsi"/>
+        </w:rPr>
+        <w:t>The clause data are assembled. The planned comparison relates pay to projected production and the presence and type of protection, accounting for those other differences. It cannot yet establish a causal price for protection. A completed trade may have involved an allowed destination or a waiver, and the project does not observe blocked offers or whether the clause actually restricted the transaction.</w:t>
       </w:r>
     </w:p>
     <w:p>
@@ -662,139 +718,60 @@
         <w:rPr>
           <w:rFonts w:asciiTheme="minorHAnsi" w:hAnsiTheme="minorHAnsi" w:cstheme="minorHAnsi"/>
         </w:rPr>
-        <w:t xml:space="preserve">Salary retention</w:t>
-      </w:r>
-    </w:p>
-    <w:p>
-      <w:pPr>
-        <w:rPr>
-          <w:rFonts w:asciiTheme="minorHAnsi" w:hAnsiTheme="minorHAnsi" w:cstheme="minorHAnsi"/>
-        </w:rPr>
-      </w:pPr>
-      <w:r>
-        <w:rPr>
-          <w:rFonts w:asciiTheme="minorHAnsi" w:hAnsiTheme="minorHAnsi" w:cstheme="minorHAnsi"/>
-        </w:rPr>
-        <w:t xml:space="preserve">Retention lowers the acquiring club’s cap cost while leaving another club responsible for part of the charge. A third club can supply this service in exchange for an asset. The trade calculation must assign retained costs and received assets to the correct clubs so that the same pick is not counted as payment for both the player and the retention service. Diagnostics exist, but the service’s separate market price has not been estimated.</w:t>
-      </w:r>
-    </w:p>
-    <w:p>
-      <w:pPr>
-        <w:rPr>
-          <w:rFonts w:asciiTheme="minorHAnsi" w:hAnsiTheme="minorHAnsi" w:cstheme="minorHAnsi"/>
-        </w:rPr>
-      </w:pPr>
-      <w:r>
-        <w:rPr>
-          <w:rFonts w:asciiTheme="minorHAnsi" w:hAnsiTheme="minorHAnsi" w:cstheme="minorHAnsi"/>
-        </w:rPr>
-        <w:t xml:space="preserve">Trades involving an intermediary are the proposed evidence. A pick received by that club can reveal the price of retention when it supplies no other material asset or service. Roughly fifty candidate deals have been identified. Their retained amounts, durations, compensation, and structures still need checking. The estimate must distinguish carrying a larger charge from carrying it longer and compare deals made under consistent rules.</w:t>
-      </w:r>
-    </w:p>
-    <w:p>
-      <w:pPr>
-        <w:pStyle w:val="Heading2"/>
-        <w:rPr>
-          <w:rFonts w:asciiTheme="minorHAnsi" w:hAnsiTheme="minorHAnsi" w:cstheme="minorHAnsi"/>
-        </w:rPr>
-      </w:pPr>
-      <w:r>
-        <w:rPr>
-          <w:rFonts w:asciiTheme="minorHAnsi" w:hAnsiTheme="minorHAnsi" w:cstheme="minorHAnsi"/>
-        </w:rPr>
-        <w:t xml:space="preserve">Trade protection</w:t>
-      </w:r>
-    </w:p>
-    <w:p>
-      <w:pPr>
-        <w:rPr>
-          <w:rFonts w:asciiTheme="minorHAnsi" w:hAnsiTheme="minorHAnsi" w:cstheme="minorHAnsi"/>
-        </w:rPr>
-      </w:pPr>
-      <w:r>
-        <w:rPr>
-          <w:rFonts w:asciiTheme="minorHAnsi" w:hAnsiTheme="minorHAnsi" w:cstheme="minorHAnsi"/>
-        </w:rPr>
-        <w:t xml:space="preserve">A no-trade or no-move clause can narrow the seller’s options and affect bargaining power. Players who receive protection also differ in quality, age, contract length, and bargaining conditions. A salary difference between players with and without clauses cannot therefore be attributed to the clause alone.</w:t>
-      </w:r>
-    </w:p>
-    <w:p>
-      <w:pPr>
-        <w:rPr>
-          <w:rFonts w:asciiTheme="minorHAnsi" w:hAnsiTheme="minorHAnsi" w:cstheme="minorHAnsi"/>
-        </w:rPr>
-      </w:pPr>
-      <w:r>
-        <w:rPr>
-          <w:rFonts w:asciiTheme="minorHAnsi" w:hAnsiTheme="minorHAnsi" w:cstheme="minorHAnsi"/>
-        </w:rPr>
-        <w:t xml:space="preserve">The clause data are assembled. The planned comparison relates pay to projected production and the presence and type of protection, accounting for those other differences. It cannot yet establish a causal price for protection. A completed trade may have involved an allowed destination or a waiver, and the project does not observe blocked offers or whether the clause actually restricted the transaction.</w:t>
-      </w:r>
-    </w:p>
-    <w:p>
-      <w:pPr>
-        <w:pStyle w:val="Heading2"/>
-        <w:rPr>
-          <w:rFonts w:asciiTheme="minorHAnsi" w:hAnsiTheme="minorHAnsi" w:cstheme="minorHAnsi"/>
-        </w:rPr>
-      </w:pPr>
-      <w:r>
-        <w:rPr>
-          <w:rFonts w:asciiTheme="minorHAnsi" w:hAnsiTheme="minorHAnsi" w:cstheme="minorHAnsi"/>
-        </w:rPr>
-        <w:t xml:space="preserve">Comparing trade-date values with later outcomes</w:t>
-      </w:r>
-    </w:p>
-    <w:p>
-      <w:pPr>
-        <w:rPr>
-          <w:rFonts w:asciiTheme="minorHAnsi" w:hAnsiTheme="minorHAnsi" w:cstheme="minorHAnsi"/>
-        </w:rPr>
-      </w:pPr>
-      <w:r>
-        <w:rPr>
-          <w:rFonts w:asciiTheme="minorHAnsi" w:hAnsiTheme="minorHAnsi" w:cstheme="minorHAnsi"/>
-        </w:rPr>
-        <w:t xml:space="preserve">The back-test will value each package using information available when the trade occurred, then compare those estimates with subsequent outcomes. It requires the unfinished pick and prospect valuations, correct retention accounting, a defined measure of the difference between packages, and the price of a delivered win (Section 1).</w:t>
-      </w:r>
-    </w:p>
-    <w:p>
-      <w:pPr>
-        <w:rPr>
-          <w:rFonts w:asciiTheme="minorHAnsi" w:hAnsiTheme="minorHAnsi" w:cstheme="minorHAnsi"/>
-        </w:rPr>
-      </w:pPr>
-      <w:r>
-        <w:rPr>
-          <w:rFonts w:asciiTheme="minorHAnsi" w:hAnsiTheme="minorHAnsi" w:cstheme="minorHAnsi"/>
-        </w:rPr>
-        <w:t xml:space="preserve">Player-only trades offer an initial sample: the inventory contains 205 such events. Of these, 153 require allocating a player’s season across a mid-season trade. That allocation is not yet implemented. About 69% of all events include a pick, so results from player-only trades would describe a selected minority of the market.</w:t>
-      </w:r>
-    </w:p>
-    <w:p>
-      <w:pPr>
-        <w:rPr>
-          <w:rFonts w:asciiTheme="minorHAnsi" w:hAnsiTheme="minorHAnsi" w:cstheme="minorHAnsi"/>
-        </w:rPr>
-      </w:pPr>
-      <w:r>
-        <w:rPr>
-          <w:rFonts w:asciiTheme="minorHAnsi" w:hAnsiTheme="minorHAnsi" w:cstheme="minorHAnsi"/>
-        </w:rPr>
-        <w:t xml:space="preserve">The intended allocation uses Game Value to divide season value at trade dates. Game Value can be negative, so ordinary percentage shares can fail: a season total near zero produces extreme ratios, and team stints with opposite signs can produce negative shares or shares above 100%. Those cases need an explicit rule before the method is used in the back-test.</w:t>
-      </w:r>
-    </w:p>
-    <w:p>
-      <w:pPr>
-        <w:rPr>
-          <w:rFonts w:asciiTheme="minorHAnsi" w:hAnsiTheme="minorHAnsi" w:cstheme="minorHAnsi"/>
-        </w:rPr>
-      </w:pPr>
-      <w:r>
-        <w:rPr>
-          <w:rFonts w:asciiTheme="minorHAnsi" w:hAnsiTheme="minorHAnsi" w:cstheme="minorHAnsi"/>
-        </w:rPr>
-        <w:t xml:space="preserve">The study will compare trades by asset class, contract length, player age, and team competitive position to test for systematic differences in estimated value. Its ability to detect those differences depends on the usable sample and the number of comparisons. The earlier power analysis, which assesses how large a difference the study can reliably detect, must be updated for that sample. Finding no difference in a test with little power would not establish efficient pricing.</w:t>
+        <w:lastRenderedPageBreak/>
+        <w:t>Comparing trade-date values with later outcomes</w:t>
+      </w:r>
+    </w:p>
+    <w:p>
+      <w:pPr>
+        <w:rPr>
+          <w:rFonts w:asciiTheme="minorHAnsi" w:hAnsiTheme="minorHAnsi" w:cstheme="minorHAnsi"/>
+        </w:rPr>
+      </w:pPr>
+      <w:r>
+        <w:rPr>
+          <w:rFonts w:asciiTheme="minorHAnsi" w:hAnsiTheme="minorHAnsi" w:cstheme="minorHAnsi"/>
+        </w:rPr>
+        <w:t>The back-test will value each package using information available when the trade occurred, then compare those estimates with subsequent outcomes. It requires the unfinished pick and prospect valuations, correct retention accounting, and a defined measure of the difference between packages.</w:t>
+      </w:r>
+    </w:p>
+    <w:p>
+      <w:pPr>
+        <w:rPr>
+          <w:rFonts w:asciiTheme="minorHAnsi" w:hAnsiTheme="minorHAnsi" w:cstheme="minorHAnsi"/>
+        </w:rPr>
+      </w:pPr>
+      <w:r>
+        <w:rPr>
+          <w:rFonts w:asciiTheme="minorHAnsi" w:hAnsiTheme="minorHAnsi" w:cstheme="minorHAnsi"/>
+        </w:rPr>
+        <w:t>Player-only trades offer an initial sample: the inventory contains 205 such events. Of these, 153 require allocating a player's season across a mid-season trade. That allocation is not yet implemented. About 69% of all events include a pick, so results from player-only trades would describe a selected minority of the market.</w:t>
+      </w:r>
+    </w:p>
+    <w:p>
+      <w:pPr>
+        <w:rPr>
+          <w:rFonts w:asciiTheme="minorHAnsi" w:hAnsiTheme="minorHAnsi" w:cstheme="minorHAnsi"/>
+        </w:rPr>
+      </w:pPr>
+      <w:r>
+        <w:rPr>
+          <w:rFonts w:asciiTheme="minorHAnsi" w:hAnsiTheme="minorHAnsi" w:cstheme="minorHAnsi"/>
+        </w:rPr>
+        <w:t>The intended allocation uses Game Value to divide season value at trade dates. Game Value can be negative, so ordinary percentage shares can fail: a season total near zero produces extreme ratios, and team stints with opposite signs can produce negative shares or shares above 100%. Those cases need an explicit rule before the method is used in the back-test.</w:t>
+      </w:r>
+    </w:p>
+    <w:p>
+      <w:pPr>
+        <w:rPr>
+          <w:rFonts w:asciiTheme="minorHAnsi" w:hAnsiTheme="minorHAnsi" w:cstheme="minorHAnsi"/>
+        </w:rPr>
+      </w:pPr>
+      <w:r>
+        <w:rPr>
+          <w:rFonts w:asciiTheme="minorHAnsi" w:hAnsiTheme="minorHAnsi" w:cstheme="minorHAnsi"/>
+        </w:rPr>
+        <w:t>The study will compare trades by asset class, contract length, player age, and team competitive position to test for systematic differences in estimated value. Its ability to detect those differences depends on the usable sample and the number of comparisons. The earlier power analysis, which assesses how large a difference the study can reliably detect, must be updated for that sample. Finding no difference in a test with little power would not establish efficient pricing.</w:t>
       </w:r>
     </w:p>
     <w:sectPr>
